--- a/Constructibilidad/Análisis generados/Pliego subcontrato E&I - Rev1 - 2026-06-30 (con Anexos E-I).docx
+++ b/Constructibilidad/Análisis generados/Pliego subcontrato E&I - Rev1 - 2026-06-30 (con Anexos E-I).docx
@@ -10434,79 +10434,52 @@
     </w:p>
     <w:p>
       <w:pPr>
-        <w:jc w:val="center"/>
-      </w:pPr>
-      <w:r>
-        <w:rPr>
-          <w:b/>
-          <w:color w:val="1F3B63"/>
-          <w:sz w:val="32"/>
-        </w:rPr>
-        <w:t>ANEXOS TÉCNICOS POR ESPECIALIDAD</w:t>
+        <w:pStyle w:val="Ttulo1"/>
+      </w:pPr>
+      <w:r>
+        <w:t>ANEXOS TÉCNICOS POR ESPECIALIDAD — CANTIDADES REPRESENTATIVAS</w:t>
       </w:r>
     </w:p>
     <w:p>
       <w:r>
-        <w:rPr>
-          <w:b/>
-          <w:i w:val="0"/>
-          <w:sz w:val="22"/>
-        </w:rPr>
-        <w:t>Subcontratación de personal especialista y herramientas — Electricidad e Instrumentación</w:t>
+        <w:t>Los presentes anexos forman parte integrante del presente Pliego y lo complementan, sin modificar su cuerpo principal. Indican las cantidades representativas de la ingeniería vigente, por especialidad (Electricidad e Instrumentación), como base para el dimensionamiento del personal especialista y las herramientas a proveer por el Subcontratista para las tareas de montaje, instalación, conexionado, precomisionado y comisionado, conforme a los perfiles definidos en este Pliego.</w:t>
       </w:r>
     </w:p>
     <w:p>
       <w:r>
         <w:rPr>
-          <w:b w:val="0"/>
-          <w:i w:val="0"/>
+          <w:i/>
           <w:color w:val="555555"/>
-          <w:sz w:val="20"/>
-        </w:rPr>
-        <w:t>Proyecto: CPF2 La Calera II (Vaca Muerta)  ·  Revisión 1  ·  Fecha: 30-06-2026</w:t>
+          <w:sz w:val="18"/>
+        </w:rPr>
+        <w:t>Revisión 1 — 30-06-2026. Fuentes: listas de instrumentos ACAL-00102/00670, análisis de cables eléctricos Rev.4 y de cables de instrumentación Rev.0. Cantidades sujetas a revisión de ingeniería y a planos 'For Construction'.</w:t>
       </w:r>
     </w:p>
     <w:p>
-      <w:r>
-        <w:rPr>
-          <w:b w:val="0"/>
-          <w:i/>
-          <w:sz w:val="19"/>
-        </w:rPr>
-        <w:t>Estos anexos complementan el Pliego (cuerpo principal, sin modificaciones) e indican las CANTIDADES REPRESENTATIVAS a ejecutar por especialidad, como base para el dimensionamiento de personal especialista y herramientas para montaje, instalación, conexionado, precomisionado y comisionado, según los perfiles definidos en el Pliego. Cantidades de ingeniería vigente (sujetas a revisión).</w:t>
+      <w:pPr>
+        <w:pStyle w:val="Ttulo1"/>
+      </w:pPr>
+      <w:r>
+        <w:t>ANEXO E — ELECTRICIDAD</w:t>
       </w:r>
     </w:p>
     <w:p>
-      <w:pPr>
-        <w:pStyle w:val="Ttulo1"/>
-      </w:pPr>
-      <w:r>
-        <w:t>ANEXO E — ELECTRICIDAD: CANTIDADES REPRESENTATIVAS</w:t>
+      <w:r>
+        <w:t>Volumen global de Electricidad (CPF-2): 513 cables · 81.231 m · aproximadamente 5.178 puntas de conexión · 243 cargas (79 motores [76 BT + 3 MT] · 6 variadores · 52 instrumentos · 37 SS.AA. · 28 iluminación · 29 control · 12 calefacción/trazado).</w:t>
       </w:r>
     </w:p>
     <w:p>
-      <w:r>
-        <w:rPr>
-          <w:b w:val="0"/>
-          <w:i w:val="0"/>
-          <w:sz w:val="20"/>
-        </w:rPr>
-        <w:t>Volumen global EL (CPF-2): 513 cables · 81.231 m · ~5.178 puntas de conexión · 243 cargas (79 motores [76 BT + 3 MT] · 6 VFD · 52 instrumentos · 37 SSAA · 28 iluminación · 29 control · 12 calefacción).</w:t>
-      </w:r>
-    </w:p>
-    <w:p>
       <w:pPr>
         <w:pStyle w:val="Ttulo2"/>
       </w:pPr>
       <w:r>
-        <w:t>E.1  Tendido de cables eléctricos — por tipo y sección</w:t>
+        <w:t>E.1  Tendido de cables — resumen por tipo y sección</w:t>
       </w:r>
     </w:p>
     <w:tbl>
       <w:tblPr>
-        <w:tblStyle w:val="Tablaconcuadrcula"/>
+        <w:tblStyle w:val="TablaCuadro"/>
         <w:tblW w:type="auto" w:w="0"/>
-        <w:jc w:val="center"/>
         <w:tblLook w:firstColumn="1" w:firstRow="1" w:lastColumn="0" w:lastRow="0" w:noHBand="0" w:noVBand="1" w:val="04A0"/>
       </w:tblPr>
       <w:tblGrid>
@@ -10519,14 +10492,12 @@
         <w:tc>
           <w:tcPr>
             <w:tcW w:type="dxa" w:w="2268"/>
-            <w:shd w:fill="1F3B63"/>
           </w:tcPr>
           <w:p>
             <w:r/>
             <w:r>
               <w:rPr>
                 <w:b/>
-                <w:color w:val="FFFFFF"/>
                 <w:sz w:val="17"/>
               </w:rPr>
               <w:t>Tipo / sección</w:t>
@@ -10536,14 +10507,12 @@
         <w:tc>
           <w:tcPr>
             <w:tcW w:type="dxa" w:w="2268"/>
-            <w:shd w:fill="1F3B63"/>
           </w:tcPr>
           <w:p>
             <w:r/>
             <w:r>
               <w:rPr>
                 <w:b/>
-                <w:color w:val="FFFFFF"/>
                 <w:sz w:val="17"/>
               </w:rPr>
               <w:t>Cables</w:t>
@@ -10553,14 +10522,12 @@
         <w:tc>
           <w:tcPr>
             <w:tcW w:type="dxa" w:w="2268"/>
-            <w:shd w:fill="1F3B63"/>
           </w:tcPr>
           <w:p>
             <w:r/>
             <w:r>
               <w:rPr>
                 <w:b/>
-                <w:color w:val="FFFFFF"/>
                 <w:sz w:val="17"/>
               </w:rPr>
               <w:t>Metros</w:t>
@@ -10570,14 +10537,12 @@
         <w:tc>
           <w:tcPr>
             <w:tcW w:type="dxa" w:w="2268"/>
-            <w:shd w:fill="1F3B63"/>
           </w:tcPr>
           <w:p>
             <w:r/>
             <w:r>
               <w:rPr>
                 <w:b/>
-                <w:color w:val="FFFFFF"/>
                 <w:sz w:val="17"/>
               </w:rPr>
               <w:t>Observación</w:t>
@@ -10848,7 +10813,7 @@
               <w:rPr>
                 <w:sz w:val="17"/>
               </w:rPr>
-              <w:t>7x2,5+T · 2x2,5 · señales VFD/vibros.</w:t>
+              <w:t>7x2,5+T · 2x2,5 · señales VFD / vibroswitches</w:t>
             </w:r>
           </w:p>
         </w:tc>
@@ -10915,7 +10880,7 @@
               <w:rPr>
                 <w:sz w:val="17"/>
               </w:rPr>
-              <w:t>Red PMS SE#3↔SE#4</w:t>
+              <w:t>Red PMS SE#3 ↔ SE#4</w:t>
             </w:r>
           </w:p>
         </w:tc>
@@ -10932,7 +10897,7 @@
                 <w:b/>
                 <w:sz w:val="17"/>
               </w:rPr>
-              <w:t>TOTAL EL (CPF-2)</w:t>
+              <w:t>TOTAL ELECTRICIDAD (CPF-2)</w:t>
             </w:r>
           </w:p>
         </w:tc>
@@ -10997,14 +10962,13 @@
         <w:pStyle w:val="Ttulo2"/>
       </w:pPr>
       <w:r>
-        <w:t>E.2  Tendido — desglose por formación (principales)</w:t>
+        <w:t>E.2  Tendido de cables — detalle completo por formación</w:t>
       </w:r>
     </w:p>
     <w:tbl>
       <w:tblPr>
-        <w:tblStyle w:val="Tablaconcuadrcula"/>
+        <w:tblStyle w:val="TablaCuadro"/>
         <w:tblW w:type="auto" w:w="0"/>
-        <w:jc w:val="center"/>
         <w:tblLook w:firstColumn="1" w:firstRow="1" w:lastColumn="0" w:lastRow="0" w:noHBand="0" w:noVBand="1" w:val="04A0"/>
       </w:tblPr>
       <w:tblGrid>
@@ -11017,14 +10981,12 @@
         <w:tc>
           <w:tcPr>
             <w:tcW w:type="dxa" w:w="2268"/>
-            <w:shd w:fill="1F3B63"/>
           </w:tcPr>
           <w:p>
             <w:r/>
             <w:r>
               <w:rPr>
                 <w:b/>
-                <w:color w:val="FFFFFF"/>
                 <w:sz w:val="17"/>
               </w:rPr>
               <w:t>Formación</w:t>
@@ -11034,31 +10996,27 @@
         <w:tc>
           <w:tcPr>
             <w:tcW w:type="dxa" w:w="2268"/>
-            <w:shd w:fill="1F3B63"/>
           </w:tcPr>
           <w:p>
             <w:r/>
             <w:r>
               <w:rPr>
                 <w:b/>
-                <w:color w:val="FFFFFF"/>
-                <w:sz w:val="17"/>
-              </w:rPr>
-              <w:t>Constitución / tipo</w:t>
+                <w:sz w:val="17"/>
+              </w:rPr>
+              <w:t>Tipo</w:t>
             </w:r>
           </w:p>
         </w:tc>
         <w:tc>
           <w:tcPr>
             <w:tcW w:type="dxa" w:w="2268"/>
-            <w:shd w:fill="1F3B63"/>
           </w:tcPr>
           <w:p>
             <w:r/>
             <w:r>
               <w:rPr>
                 <w:b/>
-                <w:color w:val="FFFFFF"/>
                 <w:sz w:val="17"/>
               </w:rPr>
               <w:t>Cables</w:t>
@@ -11068,14 +11026,12 @@
         <w:tc>
           <w:tcPr>
             <w:tcW w:type="dxa" w:w="2268"/>
-            <w:shd w:fill="1F3B63"/>
           </w:tcPr>
           <w:p>
             <w:r/>
             <w:r>
               <w:rPr>
                 <w:b/>
-                <w:color w:val="FFFFFF"/>
                 <w:sz w:val="17"/>
               </w:rPr>
               <w:t>Metros</w:t>
@@ -11111,7 +11067,7 @@
               <w:rPr>
                 <w:sz w:val="17"/>
               </w:rPr>
-              <w:t>1kV XLPE Arm-T Cu — Control</w:t>
+              <w:t>Control</w:t>
             </w:r>
           </w:p>
         </w:tc>
@@ -11178,7 +11134,7 @@
               <w:rPr>
                 <w:sz w:val="17"/>
               </w:rPr>
-              <w:t>1kV XLPE Arm Cu — Potencia BT</w:t>
+              <w:t>Potencia BT</w:t>
             </w:r>
           </w:p>
         </w:tc>
@@ -11245,7 +11201,7 @@
               <w:rPr>
                 <w:sz w:val="17"/>
               </w:rPr>
-              <w:t>1kV XLPE Arm Cu — Control</w:t>
+              <w:t>Control</w:t>
             </w:r>
           </w:p>
         </w:tc>
@@ -11312,7 +11268,7 @@
               <w:rPr>
                 <w:sz w:val="17"/>
               </w:rPr>
-              <w:t>1kV XLPE Arm Cu — Potencia BT</w:t>
+              <w:t>Potencia BT</w:t>
             </w:r>
           </w:p>
         </w:tc>
@@ -11379,7 +11335,7 @@
               <w:rPr>
                 <w:sz w:val="17"/>
               </w:rPr>
-              <w:t>1kV XLPE Arm Cu — Potencia BT</w:t>
+              <w:t>Potencia BT</w:t>
             </w:r>
           </w:p>
         </w:tc>
@@ -11446,7 +11402,7 @@
               <w:rPr>
                 <w:sz w:val="17"/>
               </w:rPr>
-              <w:t>1kV XLPE Arm Cu — Potencia BT</w:t>
+              <w:t>Potencia BT</w:t>
             </w:r>
           </w:p>
         </w:tc>
@@ -11513,7 +11469,7 @@
               <w:rPr>
                 <w:sz w:val="17"/>
               </w:rPr>
-              <w:t>1kV XLPE Cu — Potencia BT</w:t>
+              <w:t>Potencia BT</w:t>
             </w:r>
           </w:p>
         </w:tc>
@@ -11580,7 +11536,7 @@
               <w:rPr>
                 <w:sz w:val="17"/>
               </w:rPr>
-              <w:t>1kV XLPE Arm-T-RF Cu — Potencia BT</w:t>
+              <w:t>Potencia BT</w:t>
             </w:r>
           </w:p>
         </w:tc>
@@ -11630,7 +11586,7 @@
               <w:rPr>
                 <w:sz w:val="17"/>
               </w:rPr>
-              <w:t>3x35 / 3x50 / 3x95</w:t>
+              <w:t>3x35</w:t>
             </w:r>
           </w:p>
         </w:tc>
@@ -11647,7 +11603,7 @@
               <w:rPr>
                 <w:sz w:val="17"/>
               </w:rPr>
-              <w:t>1kV XLPE Arm Cu — Potencia BT</w:t>
+              <w:t>Potencia BT</w:t>
             </w:r>
           </w:p>
         </w:tc>
@@ -11664,7 +11620,7 @@
               <w:rPr>
                 <w:sz w:val="17"/>
               </w:rPr>
-              <w:t>40</w:t>
+              <w:t>16</w:t>
             </w:r>
           </w:p>
         </w:tc>
@@ -11681,7 +11637,7 @@
               <w:rPr>
                 <w:sz w:val="17"/>
               </w:rPr>
-              <w:t>7.400</w:t>
+              <w:t>2.960</w:t>
             </w:r>
           </w:p>
         </w:tc>
@@ -11697,7 +11653,7 @@
               <w:rPr>
                 <w:sz w:val="17"/>
               </w:rPr>
-              <w:t>8x3x1,31</w:t>
+              <w:t>3x50</w:t>
             </w:r>
           </w:p>
         </w:tc>
@@ -11714,7 +11670,7 @@
               <w:rPr>
                 <w:sz w:val="17"/>
               </w:rPr>
-              <w:t>300V Arm BG+BI — Señal</w:t>
+              <w:t>Potencia BT</w:t>
             </w:r>
           </w:p>
         </w:tc>
@@ -11731,7 +11687,7 @@
               <w:rPr>
                 <w:sz w:val="17"/>
               </w:rPr>
-              <w:t>8</w:t>
+              <w:t>10</w:t>
             </w:r>
           </w:p>
         </w:tc>
@@ -11748,7 +11704,7 @@
               <w:rPr>
                 <w:sz w:val="17"/>
               </w:rPr>
-              <w:t>1.700</w:t>
+              <w:t>2.700</w:t>
             </w:r>
           </w:p>
         </w:tc>
@@ -11764,7 +11720,7 @@
               <w:rPr>
                 <w:sz w:val="17"/>
               </w:rPr>
-              <w:t>Otras formaciones BT/Control/Señal/FO</w:t>
+              <w:t>3x6</w:t>
             </w:r>
           </w:p>
         </w:tc>
@@ -11781,7 +11737,7 @@
               <w:rPr>
                 <w:sz w:val="17"/>
               </w:rPr>
-              <w:t>resto</w:t>
+              <w:t>Potencia BT</w:t>
             </w:r>
           </w:p>
         </w:tc>
@@ -11798,7 +11754,7 @@
               <w:rPr>
                 <w:sz w:val="17"/>
               </w:rPr>
-              <w:t>≈170</w:t>
+              <w:t>11</w:t>
             </w:r>
           </w:p>
         </w:tc>
@@ -11815,7 +11771,2624 @@
               <w:rPr>
                 <w:sz w:val="17"/>
               </w:rPr>
-              <w:t>≈16.616</w:t>
+              <w:t>2.350</w:t>
+            </w:r>
+          </w:p>
+        </w:tc>
+      </w:tr>
+      <w:tr>
+        <w:tc>
+          <w:tcPr>
+            <w:tcW w:type="dxa" w:w="2268"/>
+          </w:tcPr>
+          <w:p>
+            <w:r/>
+            <w:r>
+              <w:rPr>
+                <w:sz w:val="17"/>
+              </w:rPr>
+              <w:t>3x16</w:t>
+            </w:r>
+          </w:p>
+        </w:tc>
+        <w:tc>
+          <w:tcPr>
+            <w:tcW w:type="dxa" w:w="2268"/>
+          </w:tcPr>
+          <w:p>
+            <w:pPr>
+              <w:jc w:val="center"/>
+            </w:pPr>
+            <w:r/>
+            <w:r>
+              <w:rPr>
+                <w:sz w:val="17"/>
+              </w:rPr>
+              <w:t>Potencia BT</w:t>
+            </w:r>
+          </w:p>
+        </w:tc>
+        <w:tc>
+          <w:tcPr>
+            <w:tcW w:type="dxa" w:w="2268"/>
+          </w:tcPr>
+          <w:p>
+            <w:pPr>
+              <w:jc w:val="center"/>
+            </w:pPr>
+            <w:r/>
+            <w:r>
+              <w:rPr>
+                <w:sz w:val="17"/>
+              </w:rPr>
+              <w:t>9</w:t>
+            </w:r>
+          </w:p>
+        </w:tc>
+        <w:tc>
+          <w:tcPr>
+            <w:tcW w:type="dxa" w:w="2268"/>
+          </w:tcPr>
+          <w:p>
+            <w:pPr>
+              <w:jc w:val="center"/>
+            </w:pPr>
+            <w:r/>
+            <w:r>
+              <w:rPr>
+                <w:sz w:val="17"/>
+              </w:rPr>
+              <w:t>2.290</w:t>
+            </w:r>
+          </w:p>
+        </w:tc>
+      </w:tr>
+      <w:tr>
+        <w:tc>
+          <w:tcPr>
+            <w:tcW w:type="dxa" w:w="2268"/>
+          </w:tcPr>
+          <w:p>
+            <w:r/>
+            <w:r>
+              <w:rPr>
+                <w:sz w:val="17"/>
+              </w:rPr>
+              <w:t>4x4+T</w:t>
+            </w:r>
+          </w:p>
+        </w:tc>
+        <w:tc>
+          <w:tcPr>
+            <w:tcW w:type="dxa" w:w="2268"/>
+          </w:tcPr>
+          <w:p>
+            <w:pPr>
+              <w:jc w:val="center"/>
+            </w:pPr>
+            <w:r/>
+            <w:r>
+              <w:rPr>
+                <w:sz w:val="17"/>
+              </w:rPr>
+              <w:t>Potencia BT</w:t>
+            </w:r>
+          </w:p>
+        </w:tc>
+        <w:tc>
+          <w:tcPr>
+            <w:tcW w:type="dxa" w:w="2268"/>
+          </w:tcPr>
+          <w:p>
+            <w:pPr>
+              <w:jc w:val="center"/>
+            </w:pPr>
+            <w:r/>
+            <w:r>
+              <w:rPr>
+                <w:sz w:val="17"/>
+              </w:rPr>
+              <w:t>12</w:t>
+            </w:r>
+          </w:p>
+        </w:tc>
+        <w:tc>
+          <w:tcPr>
+            <w:tcW w:type="dxa" w:w="2268"/>
+          </w:tcPr>
+          <w:p>
+            <w:pPr>
+              <w:jc w:val="center"/>
+            </w:pPr>
+            <w:r/>
+            <w:r>
+              <w:rPr>
+                <w:sz w:val="17"/>
+              </w:rPr>
+              <w:t>1.820</w:t>
+            </w:r>
+          </w:p>
+        </w:tc>
+      </w:tr>
+      <w:tr>
+        <w:tc>
+          <w:tcPr>
+            <w:tcW w:type="dxa" w:w="2268"/>
+          </w:tcPr>
+          <w:p>
+            <w:r/>
+            <w:r>
+              <w:rPr>
+                <w:sz w:val="17"/>
+              </w:rPr>
+              <w:t>1x240</w:t>
+            </w:r>
+          </w:p>
+        </w:tc>
+        <w:tc>
+          <w:tcPr>
+            <w:tcW w:type="dxa" w:w="2268"/>
+          </w:tcPr>
+          <w:p>
+            <w:pPr>
+              <w:jc w:val="center"/>
+            </w:pPr>
+            <w:r/>
+            <w:r>
+              <w:rPr>
+                <w:sz w:val="17"/>
+              </w:rPr>
+              <w:t>Potencia BT</w:t>
+            </w:r>
+          </w:p>
+        </w:tc>
+        <w:tc>
+          <w:tcPr>
+            <w:tcW w:type="dxa" w:w="2268"/>
+          </w:tcPr>
+          <w:p>
+            <w:pPr>
+              <w:jc w:val="center"/>
+            </w:pPr>
+            <w:r/>
+            <w:r>
+              <w:rPr>
+                <w:sz w:val="17"/>
+              </w:rPr>
+              <w:t>65</w:t>
+            </w:r>
+          </w:p>
+        </w:tc>
+        <w:tc>
+          <w:tcPr>
+            <w:tcW w:type="dxa" w:w="2268"/>
+          </w:tcPr>
+          <w:p>
+            <w:pPr>
+              <w:jc w:val="center"/>
+            </w:pPr>
+            <w:r/>
+            <w:r>
+              <w:rPr>
+                <w:sz w:val="17"/>
+              </w:rPr>
+              <w:t>1.810</w:t>
+            </w:r>
+          </w:p>
+        </w:tc>
+      </w:tr>
+      <w:tr>
+        <w:tc>
+          <w:tcPr>
+            <w:tcW w:type="dxa" w:w="2268"/>
+          </w:tcPr>
+          <w:p>
+            <w:r/>
+            <w:r>
+              <w:rPr>
+                <w:sz w:val="17"/>
+              </w:rPr>
+              <w:t>3x95</w:t>
+            </w:r>
+          </w:p>
+        </w:tc>
+        <w:tc>
+          <w:tcPr>
+            <w:tcW w:type="dxa" w:w="2268"/>
+          </w:tcPr>
+          <w:p>
+            <w:pPr>
+              <w:jc w:val="center"/>
+            </w:pPr>
+            <w:r/>
+            <w:r>
+              <w:rPr>
+                <w:sz w:val="17"/>
+              </w:rPr>
+              <w:t>Potencia BT</w:t>
+            </w:r>
+          </w:p>
+        </w:tc>
+        <w:tc>
+          <w:tcPr>
+            <w:tcW w:type="dxa" w:w="2268"/>
+          </w:tcPr>
+          <w:p>
+            <w:pPr>
+              <w:jc w:val="center"/>
+            </w:pPr>
+            <w:r/>
+            <w:r>
+              <w:rPr>
+                <w:sz w:val="17"/>
+              </w:rPr>
+              <w:t>14</w:t>
+            </w:r>
+          </w:p>
+        </w:tc>
+        <w:tc>
+          <w:tcPr>
+            <w:tcW w:type="dxa" w:w="2268"/>
+          </w:tcPr>
+          <w:p>
+            <w:pPr>
+              <w:jc w:val="center"/>
+            </w:pPr>
+            <w:r/>
+            <w:r>
+              <w:rPr>
+                <w:sz w:val="17"/>
+              </w:rPr>
+              <w:t>1.740</w:t>
+            </w:r>
+          </w:p>
+        </w:tc>
+      </w:tr>
+      <w:tr>
+        <w:tc>
+          <w:tcPr>
+            <w:tcW w:type="dxa" w:w="2268"/>
+          </w:tcPr>
+          <w:p>
+            <w:r/>
+            <w:r>
+              <w:rPr>
+                <w:sz w:val="17"/>
+              </w:rPr>
+              <w:t>3x10</w:t>
+            </w:r>
+          </w:p>
+        </w:tc>
+        <w:tc>
+          <w:tcPr>
+            <w:tcW w:type="dxa" w:w="2268"/>
+          </w:tcPr>
+          <w:p>
+            <w:pPr>
+              <w:jc w:val="center"/>
+            </w:pPr>
+            <w:r/>
+            <w:r>
+              <w:rPr>
+                <w:sz w:val="17"/>
+              </w:rPr>
+              <w:t>Potencia BT</w:t>
+            </w:r>
+          </w:p>
+        </w:tc>
+        <w:tc>
+          <w:tcPr>
+            <w:tcW w:type="dxa" w:w="2268"/>
+          </w:tcPr>
+          <w:p>
+            <w:pPr>
+              <w:jc w:val="center"/>
+            </w:pPr>
+            <w:r/>
+            <w:r>
+              <w:rPr>
+                <w:sz w:val="17"/>
+              </w:rPr>
+              <w:t>10</w:t>
+            </w:r>
+          </w:p>
+        </w:tc>
+        <w:tc>
+          <w:tcPr>
+            <w:tcW w:type="dxa" w:w="2268"/>
+          </w:tcPr>
+          <w:p>
+            <w:pPr>
+              <w:jc w:val="center"/>
+            </w:pPr>
+            <w:r/>
+            <w:r>
+              <w:rPr>
+                <w:sz w:val="17"/>
+              </w:rPr>
+              <w:t>1.740</w:t>
+            </w:r>
+          </w:p>
+        </w:tc>
+      </w:tr>
+      <w:tr>
+        <w:tc>
+          <w:tcPr>
+            <w:tcW w:type="dxa" w:w="2268"/>
+          </w:tcPr>
+          <w:p>
+            <w:r/>
+            <w:r>
+              <w:rPr>
+                <w:sz w:val="17"/>
+              </w:rPr>
+              <w:t>8x3x1,31</w:t>
+            </w:r>
+          </w:p>
+        </w:tc>
+        <w:tc>
+          <w:tcPr>
+            <w:tcW w:type="dxa" w:w="2268"/>
+          </w:tcPr>
+          <w:p>
+            <w:pPr>
+              <w:jc w:val="center"/>
+            </w:pPr>
+            <w:r/>
+            <w:r>
+              <w:rPr>
+                <w:sz w:val="17"/>
+              </w:rPr>
+              <w:t>Señal</w:t>
+            </w:r>
+          </w:p>
+        </w:tc>
+        <w:tc>
+          <w:tcPr>
+            <w:tcW w:type="dxa" w:w="2268"/>
+          </w:tcPr>
+          <w:p>
+            <w:pPr>
+              <w:jc w:val="center"/>
+            </w:pPr>
+            <w:r/>
+            <w:r>
+              <w:rPr>
+                <w:sz w:val="17"/>
+              </w:rPr>
+              <w:t>8</w:t>
+            </w:r>
+          </w:p>
+        </w:tc>
+        <w:tc>
+          <w:tcPr>
+            <w:tcW w:type="dxa" w:w="2268"/>
+          </w:tcPr>
+          <w:p>
+            <w:pPr>
+              <w:jc w:val="center"/>
+            </w:pPr>
+            <w:r/>
+            <w:r>
+              <w:rPr>
+                <w:sz w:val="17"/>
+              </w:rPr>
+              <w:t>1.700</w:t>
+            </w:r>
+          </w:p>
+        </w:tc>
+      </w:tr>
+      <w:tr>
+        <w:tc>
+          <w:tcPr>
+            <w:tcW w:type="dxa" w:w="2268"/>
+          </w:tcPr>
+          <w:p>
+            <w:r/>
+            <w:r>
+              <w:rPr>
+                <w:sz w:val="17"/>
+              </w:rPr>
+              <w:t>3x25</w:t>
+            </w:r>
+          </w:p>
+        </w:tc>
+        <w:tc>
+          <w:tcPr>
+            <w:tcW w:type="dxa" w:w="2268"/>
+          </w:tcPr>
+          <w:p>
+            <w:pPr>
+              <w:jc w:val="center"/>
+            </w:pPr>
+            <w:r/>
+            <w:r>
+              <w:rPr>
+                <w:sz w:val="17"/>
+              </w:rPr>
+              <w:t>Potencia BT</w:t>
+            </w:r>
+          </w:p>
+        </w:tc>
+        <w:tc>
+          <w:tcPr>
+            <w:tcW w:type="dxa" w:w="2268"/>
+          </w:tcPr>
+          <w:p>
+            <w:pPr>
+              <w:jc w:val="center"/>
+            </w:pPr>
+            <w:r/>
+            <w:r>
+              <w:rPr>
+                <w:sz w:val="17"/>
+              </w:rPr>
+              <w:t>9</w:t>
+            </w:r>
+          </w:p>
+        </w:tc>
+        <w:tc>
+          <w:tcPr>
+            <w:tcW w:type="dxa" w:w="2268"/>
+          </w:tcPr>
+          <w:p>
+            <w:pPr>
+              <w:jc w:val="center"/>
+            </w:pPr>
+            <w:r/>
+            <w:r>
+              <w:rPr>
+                <w:sz w:val="17"/>
+              </w:rPr>
+              <w:t>1.560</w:t>
+            </w:r>
+          </w:p>
+        </w:tc>
+      </w:tr>
+      <w:tr>
+        <w:tc>
+          <w:tcPr>
+            <w:tcW w:type="dxa" w:w="2268"/>
+          </w:tcPr>
+          <w:p>
+            <w:r/>
+            <w:r>
+              <w:rPr>
+                <w:sz w:val="17"/>
+              </w:rPr>
+              <w:t>4x25/16</w:t>
+            </w:r>
+          </w:p>
+        </w:tc>
+        <w:tc>
+          <w:tcPr>
+            <w:tcW w:type="dxa" w:w="2268"/>
+          </w:tcPr>
+          <w:p>
+            <w:pPr>
+              <w:jc w:val="center"/>
+            </w:pPr>
+            <w:r/>
+            <w:r>
+              <w:rPr>
+                <w:sz w:val="17"/>
+              </w:rPr>
+              <w:t>Potencia BT</w:t>
+            </w:r>
+          </w:p>
+        </w:tc>
+        <w:tc>
+          <w:tcPr>
+            <w:tcW w:type="dxa" w:w="2268"/>
+          </w:tcPr>
+          <w:p>
+            <w:pPr>
+              <w:jc w:val="center"/>
+            </w:pPr>
+            <w:r/>
+            <w:r>
+              <w:rPr>
+                <w:sz w:val="17"/>
+              </w:rPr>
+              <w:t>12</w:t>
+            </w:r>
+          </w:p>
+        </w:tc>
+        <w:tc>
+          <w:tcPr>
+            <w:tcW w:type="dxa" w:w="2268"/>
+          </w:tcPr>
+          <w:p>
+            <w:pPr>
+              <w:jc w:val="center"/>
+            </w:pPr>
+            <w:r/>
+            <w:r>
+              <w:rPr>
+                <w:sz w:val="17"/>
+              </w:rPr>
+              <w:t>1.200</w:t>
+            </w:r>
+          </w:p>
+        </w:tc>
+      </w:tr>
+      <w:tr>
+        <w:tc>
+          <w:tcPr>
+            <w:tcW w:type="dxa" w:w="2268"/>
+          </w:tcPr>
+          <w:p>
+            <w:r/>
+            <w:r>
+              <w:rPr>
+                <w:sz w:val="17"/>
+              </w:rPr>
+              <w:t>2x2,5+T</w:t>
+            </w:r>
+          </w:p>
+        </w:tc>
+        <w:tc>
+          <w:tcPr>
+            <w:tcW w:type="dxa" w:w="2268"/>
+          </w:tcPr>
+          <w:p>
+            <w:pPr>
+              <w:jc w:val="center"/>
+            </w:pPr>
+            <w:r/>
+            <w:r>
+              <w:rPr>
+                <w:sz w:val="17"/>
+              </w:rPr>
+              <w:t>Señal</w:t>
+            </w:r>
+          </w:p>
+        </w:tc>
+        <w:tc>
+          <w:tcPr>
+            <w:tcW w:type="dxa" w:w="2268"/>
+          </w:tcPr>
+          <w:p>
+            <w:pPr>
+              <w:jc w:val="center"/>
+            </w:pPr>
+            <w:r/>
+            <w:r>
+              <w:rPr>
+                <w:sz w:val="17"/>
+              </w:rPr>
+              <w:t>14</w:t>
+            </w:r>
+          </w:p>
+        </w:tc>
+        <w:tc>
+          <w:tcPr>
+            <w:tcW w:type="dxa" w:w="2268"/>
+          </w:tcPr>
+          <w:p>
+            <w:pPr>
+              <w:jc w:val="center"/>
+            </w:pPr>
+            <w:r/>
+            <w:r>
+              <w:rPr>
+                <w:sz w:val="17"/>
+              </w:rPr>
+              <w:t>1.050</w:t>
+            </w:r>
+          </w:p>
+        </w:tc>
+      </w:tr>
+      <w:tr>
+        <w:tc>
+          <w:tcPr>
+            <w:tcW w:type="dxa" w:w="2268"/>
+          </w:tcPr>
+          <w:p>
+            <w:r/>
+            <w:r>
+              <w:rPr>
+                <w:sz w:val="17"/>
+              </w:rPr>
+              <w:t>2x10</w:t>
+            </w:r>
+          </w:p>
+        </w:tc>
+        <w:tc>
+          <w:tcPr>
+            <w:tcW w:type="dxa" w:w="2268"/>
+          </w:tcPr>
+          <w:p>
+            <w:pPr>
+              <w:jc w:val="center"/>
+            </w:pPr>
+            <w:r/>
+            <w:r>
+              <w:rPr>
+                <w:sz w:val="17"/>
+              </w:rPr>
+              <w:t>Control</w:t>
+            </w:r>
+          </w:p>
+        </w:tc>
+        <w:tc>
+          <w:tcPr>
+            <w:tcW w:type="dxa" w:w="2268"/>
+          </w:tcPr>
+          <w:p>
+            <w:pPr>
+              <w:jc w:val="center"/>
+            </w:pPr>
+            <w:r/>
+            <w:r>
+              <w:rPr>
+                <w:sz w:val="17"/>
+              </w:rPr>
+              <w:t>6</w:t>
+            </w:r>
+          </w:p>
+        </w:tc>
+        <w:tc>
+          <w:tcPr>
+            <w:tcW w:type="dxa" w:w="2268"/>
+          </w:tcPr>
+          <w:p>
+            <w:pPr>
+              <w:jc w:val="center"/>
+            </w:pPr>
+            <w:r/>
+            <w:r>
+              <w:rPr>
+                <w:sz w:val="17"/>
+              </w:rPr>
+              <w:t>1.040</w:t>
+            </w:r>
+          </w:p>
+        </w:tc>
+      </w:tr>
+      <w:tr>
+        <w:tc>
+          <w:tcPr>
+            <w:tcW w:type="dxa" w:w="2268"/>
+          </w:tcPr>
+          <w:p>
+            <w:r/>
+            <w:r>
+              <w:rPr>
+                <w:sz w:val="17"/>
+              </w:rPr>
+              <w:t>12x2,5</w:t>
+            </w:r>
+          </w:p>
+        </w:tc>
+        <w:tc>
+          <w:tcPr>
+            <w:tcW w:type="dxa" w:w="2268"/>
+          </w:tcPr>
+          <w:p>
+            <w:pPr>
+              <w:jc w:val="center"/>
+            </w:pPr>
+            <w:r/>
+            <w:r>
+              <w:rPr>
+                <w:sz w:val="17"/>
+              </w:rPr>
+              <w:t>Señal</w:t>
+            </w:r>
+          </w:p>
+        </w:tc>
+        <w:tc>
+          <w:tcPr>
+            <w:tcW w:type="dxa" w:w="2268"/>
+          </w:tcPr>
+          <w:p>
+            <w:pPr>
+              <w:jc w:val="center"/>
+            </w:pPr>
+            <w:r/>
+            <w:r>
+              <w:rPr>
+                <w:sz w:val="17"/>
+              </w:rPr>
+              <w:t>8</w:t>
+            </w:r>
+          </w:p>
+        </w:tc>
+        <w:tc>
+          <w:tcPr>
+            <w:tcW w:type="dxa" w:w="2268"/>
+          </w:tcPr>
+          <w:p>
+            <w:pPr>
+              <w:jc w:val="center"/>
+            </w:pPr>
+            <w:r/>
+            <w:r>
+              <w:rPr>
+                <w:sz w:val="17"/>
+              </w:rPr>
+              <w:t>600</w:t>
+            </w:r>
+          </w:p>
+        </w:tc>
+      </w:tr>
+      <w:tr>
+        <w:tc>
+          <w:tcPr>
+            <w:tcW w:type="dxa" w:w="2268"/>
+          </w:tcPr>
+          <w:p>
+            <w:r/>
+            <w:r>
+              <w:rPr>
+                <w:sz w:val="17"/>
+              </w:rPr>
+              <w:t>3x25/16</w:t>
+            </w:r>
+          </w:p>
+        </w:tc>
+        <w:tc>
+          <w:tcPr>
+            <w:tcW w:type="dxa" w:w="2268"/>
+          </w:tcPr>
+          <w:p>
+            <w:pPr>
+              <w:jc w:val="center"/>
+            </w:pPr>
+            <w:r/>
+            <w:r>
+              <w:rPr>
+                <w:sz w:val="17"/>
+              </w:rPr>
+              <w:t>Potencia BT</w:t>
+            </w:r>
+          </w:p>
+        </w:tc>
+        <w:tc>
+          <w:tcPr>
+            <w:tcW w:type="dxa" w:w="2268"/>
+          </w:tcPr>
+          <w:p>
+            <w:pPr>
+              <w:jc w:val="center"/>
+            </w:pPr>
+            <w:r/>
+            <w:r>
+              <w:rPr>
+                <w:sz w:val="17"/>
+              </w:rPr>
+              <w:t>6</w:t>
+            </w:r>
+          </w:p>
+        </w:tc>
+        <w:tc>
+          <w:tcPr>
+            <w:tcW w:type="dxa" w:w="2268"/>
+          </w:tcPr>
+          <w:p>
+            <w:pPr>
+              <w:jc w:val="center"/>
+            </w:pPr>
+            <w:r/>
+            <w:r>
+              <w:rPr>
+                <w:sz w:val="17"/>
+              </w:rPr>
+              <w:t>590</w:t>
+            </w:r>
+          </w:p>
+        </w:tc>
+      </w:tr>
+      <w:tr>
+        <w:tc>
+          <w:tcPr>
+            <w:tcW w:type="dxa" w:w="2268"/>
+          </w:tcPr>
+          <w:p>
+            <w:r/>
+            <w:r>
+              <w:rPr>
+                <w:sz w:val="17"/>
+              </w:rPr>
+              <w:t>3x50+T</w:t>
+            </w:r>
+          </w:p>
+        </w:tc>
+        <w:tc>
+          <w:tcPr>
+            <w:tcW w:type="dxa" w:w="2268"/>
+          </w:tcPr>
+          <w:p>
+            <w:pPr>
+              <w:jc w:val="center"/>
+            </w:pPr>
+            <w:r/>
+            <w:r>
+              <w:rPr>
+                <w:sz w:val="17"/>
+              </w:rPr>
+              <w:t>Potencia BT</w:t>
+            </w:r>
+          </w:p>
+        </w:tc>
+        <w:tc>
+          <w:tcPr>
+            <w:tcW w:type="dxa" w:w="2268"/>
+          </w:tcPr>
+          <w:p>
+            <w:pPr>
+              <w:jc w:val="center"/>
+            </w:pPr>
+            <w:r/>
+            <w:r>
+              <w:rPr>
+                <w:sz w:val="17"/>
+              </w:rPr>
+              <w:t>3</w:t>
+            </w:r>
+          </w:p>
+        </w:tc>
+        <w:tc>
+          <w:tcPr>
+            <w:tcW w:type="dxa" w:w="2268"/>
+          </w:tcPr>
+          <w:p>
+            <w:pPr>
+              <w:jc w:val="center"/>
+            </w:pPr>
+            <w:r/>
+            <w:r>
+              <w:rPr>
+                <w:sz w:val="17"/>
+              </w:rPr>
+              <w:t>570</w:t>
+            </w:r>
+          </w:p>
+        </w:tc>
+      </w:tr>
+      <w:tr>
+        <w:tc>
+          <w:tcPr>
+            <w:tcW w:type="dxa" w:w="2268"/>
+          </w:tcPr>
+          <w:p>
+            <w:r/>
+            <w:r>
+              <w:rPr>
+                <w:sz w:val="17"/>
+              </w:rPr>
+              <w:t>3x25+T</w:t>
+            </w:r>
+          </w:p>
+        </w:tc>
+        <w:tc>
+          <w:tcPr>
+            <w:tcW w:type="dxa" w:w="2268"/>
+          </w:tcPr>
+          <w:p>
+            <w:pPr>
+              <w:jc w:val="center"/>
+            </w:pPr>
+            <w:r/>
+            <w:r>
+              <w:rPr>
+                <w:sz w:val="17"/>
+              </w:rPr>
+              <w:t>Potencia BT</w:t>
+            </w:r>
+          </w:p>
+        </w:tc>
+        <w:tc>
+          <w:tcPr>
+            <w:tcW w:type="dxa" w:w="2268"/>
+          </w:tcPr>
+          <w:p>
+            <w:pPr>
+              <w:jc w:val="center"/>
+            </w:pPr>
+            <w:r/>
+            <w:r>
+              <w:rPr>
+                <w:sz w:val="17"/>
+              </w:rPr>
+              <w:t>3</w:t>
+            </w:r>
+          </w:p>
+        </w:tc>
+        <w:tc>
+          <w:tcPr>
+            <w:tcW w:type="dxa" w:w="2268"/>
+          </w:tcPr>
+          <w:p>
+            <w:pPr>
+              <w:jc w:val="center"/>
+            </w:pPr>
+            <w:r/>
+            <w:r>
+              <w:rPr>
+                <w:sz w:val="17"/>
+              </w:rPr>
+              <w:t>570</w:t>
+            </w:r>
+          </w:p>
+        </w:tc>
+      </w:tr>
+      <w:tr>
+        <w:tc>
+          <w:tcPr>
+            <w:tcW w:type="dxa" w:w="2268"/>
+          </w:tcPr>
+          <w:p>
+            <w:r/>
+            <w:r>
+              <w:rPr>
+                <w:sz w:val="17"/>
+              </w:rPr>
+              <w:t>2x35</w:t>
+            </w:r>
+          </w:p>
+        </w:tc>
+        <w:tc>
+          <w:tcPr>
+            <w:tcW w:type="dxa" w:w="2268"/>
+          </w:tcPr>
+          <w:p>
+            <w:pPr>
+              <w:jc w:val="center"/>
+            </w:pPr>
+            <w:r/>
+            <w:r>
+              <w:rPr>
+                <w:sz w:val="17"/>
+              </w:rPr>
+              <w:t>Potencia BT</w:t>
+            </w:r>
+          </w:p>
+        </w:tc>
+        <w:tc>
+          <w:tcPr>
+            <w:tcW w:type="dxa" w:w="2268"/>
+          </w:tcPr>
+          <w:p>
+            <w:pPr>
+              <w:jc w:val="center"/>
+            </w:pPr>
+            <w:r/>
+            <w:r>
+              <w:rPr>
+                <w:sz w:val="17"/>
+              </w:rPr>
+              <w:t>3</w:t>
+            </w:r>
+          </w:p>
+        </w:tc>
+        <w:tc>
+          <w:tcPr>
+            <w:tcW w:type="dxa" w:w="2268"/>
+          </w:tcPr>
+          <w:p>
+            <w:pPr>
+              <w:jc w:val="center"/>
+            </w:pPr>
+            <w:r/>
+            <w:r>
+              <w:rPr>
+                <w:sz w:val="17"/>
+              </w:rPr>
+              <w:t>540</w:t>
+            </w:r>
+          </w:p>
+        </w:tc>
+      </w:tr>
+      <w:tr>
+        <w:tc>
+          <w:tcPr>
+            <w:tcW w:type="dxa" w:w="2268"/>
+          </w:tcPr>
+          <w:p>
+            <w:r/>
+            <w:r>
+              <w:rPr>
+                <w:sz w:val="17"/>
+              </w:rPr>
+              <w:t>F.O. multimodo</w:t>
+            </w:r>
+          </w:p>
+        </w:tc>
+        <w:tc>
+          <w:tcPr>
+            <w:tcW w:type="dxa" w:w="2268"/>
+          </w:tcPr>
+          <w:p>
+            <w:pPr>
+              <w:jc w:val="center"/>
+            </w:pPr>
+            <w:r/>
+            <w:r>
+              <w:rPr>
+                <w:sz w:val="17"/>
+              </w:rPr>
+              <w:t>Fibra Óptica</w:t>
+            </w:r>
+          </w:p>
+        </w:tc>
+        <w:tc>
+          <w:tcPr>
+            <w:tcW w:type="dxa" w:w="2268"/>
+          </w:tcPr>
+          <w:p>
+            <w:pPr>
+              <w:jc w:val="center"/>
+            </w:pPr>
+            <w:r/>
+            <w:r>
+              <w:rPr>
+                <w:sz w:val="17"/>
+              </w:rPr>
+              <w:t>3</w:t>
+            </w:r>
+          </w:p>
+        </w:tc>
+        <w:tc>
+          <w:tcPr>
+            <w:tcW w:type="dxa" w:w="2268"/>
+          </w:tcPr>
+          <w:p>
+            <w:pPr>
+              <w:jc w:val="center"/>
+            </w:pPr>
+            <w:r/>
+            <w:r>
+              <w:rPr>
+                <w:sz w:val="17"/>
+              </w:rPr>
+              <w:t>480</w:t>
+            </w:r>
+          </w:p>
+        </w:tc>
+      </w:tr>
+      <w:tr>
+        <w:tc>
+          <w:tcPr>
+            <w:tcW w:type="dxa" w:w="2268"/>
+          </w:tcPr>
+          <w:p>
+            <w:r/>
+            <w:r>
+              <w:rPr>
+                <w:sz w:val="17"/>
+              </w:rPr>
+              <w:t>2x50</w:t>
+            </w:r>
+          </w:p>
+        </w:tc>
+        <w:tc>
+          <w:tcPr>
+            <w:tcW w:type="dxa" w:w="2268"/>
+          </w:tcPr>
+          <w:p>
+            <w:pPr>
+              <w:jc w:val="center"/>
+            </w:pPr>
+            <w:r/>
+            <w:r>
+              <w:rPr>
+                <w:sz w:val="17"/>
+              </w:rPr>
+              <w:t>Control</w:t>
+            </w:r>
+          </w:p>
+        </w:tc>
+        <w:tc>
+          <w:tcPr>
+            <w:tcW w:type="dxa" w:w="2268"/>
+          </w:tcPr>
+          <w:p>
+            <w:pPr>
+              <w:jc w:val="center"/>
+            </w:pPr>
+            <w:r/>
+            <w:r>
+              <w:rPr>
+                <w:sz w:val="17"/>
+              </w:rPr>
+              <w:t>2</w:t>
+            </w:r>
+          </w:p>
+        </w:tc>
+        <w:tc>
+          <w:tcPr>
+            <w:tcW w:type="dxa" w:w="2268"/>
+          </w:tcPr>
+          <w:p>
+            <w:pPr>
+              <w:jc w:val="center"/>
+            </w:pPr>
+            <w:r/>
+            <w:r>
+              <w:rPr>
+                <w:sz w:val="17"/>
+              </w:rPr>
+              <w:t>410</w:t>
+            </w:r>
+          </w:p>
+        </w:tc>
+      </w:tr>
+      <w:tr>
+        <w:tc>
+          <w:tcPr>
+            <w:tcW w:type="dxa" w:w="2268"/>
+          </w:tcPr>
+          <w:p>
+            <w:r/>
+            <w:r>
+              <w:rPr>
+                <w:sz w:val="17"/>
+              </w:rPr>
+              <w:t>3x35/16</w:t>
+            </w:r>
+          </w:p>
+        </w:tc>
+        <w:tc>
+          <w:tcPr>
+            <w:tcW w:type="dxa" w:w="2268"/>
+          </w:tcPr>
+          <w:p>
+            <w:pPr>
+              <w:jc w:val="center"/>
+            </w:pPr>
+            <w:r/>
+            <w:r>
+              <w:rPr>
+                <w:sz w:val="17"/>
+              </w:rPr>
+              <w:t>Potencia BT</w:t>
+            </w:r>
+          </w:p>
+        </w:tc>
+        <w:tc>
+          <w:tcPr>
+            <w:tcW w:type="dxa" w:w="2268"/>
+          </w:tcPr>
+          <w:p>
+            <w:pPr>
+              <w:jc w:val="center"/>
+            </w:pPr>
+            <w:r/>
+            <w:r>
+              <w:rPr>
+                <w:sz w:val="17"/>
+              </w:rPr>
+              <w:t>3</w:t>
+            </w:r>
+          </w:p>
+        </w:tc>
+        <w:tc>
+          <w:tcPr>
+            <w:tcW w:type="dxa" w:w="2268"/>
+          </w:tcPr>
+          <w:p>
+            <w:pPr>
+              <w:jc w:val="center"/>
+            </w:pPr>
+            <w:r/>
+            <w:r>
+              <w:rPr>
+                <w:sz w:val="17"/>
+              </w:rPr>
+              <w:t>400</w:t>
+            </w:r>
+          </w:p>
+        </w:tc>
+      </w:tr>
+      <w:tr>
+        <w:tc>
+          <w:tcPr>
+            <w:tcW w:type="dxa" w:w="2268"/>
+          </w:tcPr>
+          <w:p>
+            <w:r/>
+            <w:r>
+              <w:rPr>
+                <w:sz w:val="17"/>
+              </w:rPr>
+              <w:t>3x70</w:t>
+            </w:r>
+          </w:p>
+        </w:tc>
+        <w:tc>
+          <w:tcPr>
+            <w:tcW w:type="dxa" w:w="2268"/>
+          </w:tcPr>
+          <w:p>
+            <w:pPr>
+              <w:jc w:val="center"/>
+            </w:pPr>
+            <w:r/>
+            <w:r>
+              <w:rPr>
+                <w:sz w:val="17"/>
+              </w:rPr>
+              <w:t>Potencia BT</w:t>
+            </w:r>
+          </w:p>
+        </w:tc>
+        <w:tc>
+          <w:tcPr>
+            <w:tcW w:type="dxa" w:w="2268"/>
+          </w:tcPr>
+          <w:p>
+            <w:pPr>
+              <w:jc w:val="center"/>
+            </w:pPr>
+            <w:r/>
+            <w:r>
+              <w:rPr>
+                <w:sz w:val="17"/>
+              </w:rPr>
+              <w:t>2</w:t>
+            </w:r>
+          </w:p>
+        </w:tc>
+        <w:tc>
+          <w:tcPr>
+            <w:tcW w:type="dxa" w:w="2268"/>
+          </w:tcPr>
+          <w:p>
+            <w:pPr>
+              <w:jc w:val="center"/>
+            </w:pPr>
+            <w:r/>
+            <w:r>
+              <w:rPr>
+                <w:sz w:val="17"/>
+              </w:rPr>
+              <w:t>400</w:t>
+            </w:r>
+          </w:p>
+        </w:tc>
+      </w:tr>
+      <w:tr>
+        <w:tc>
+          <w:tcPr>
+            <w:tcW w:type="dxa" w:w="2268"/>
+          </w:tcPr>
+          <w:p>
+            <w:r/>
+            <w:r>
+              <w:rPr>
+                <w:sz w:val="17"/>
+              </w:rPr>
+              <w:t>3x4</w:t>
+            </w:r>
+          </w:p>
+        </w:tc>
+        <w:tc>
+          <w:tcPr>
+            <w:tcW w:type="dxa" w:w="2268"/>
+          </w:tcPr>
+          <w:p>
+            <w:pPr>
+              <w:jc w:val="center"/>
+            </w:pPr>
+            <w:r/>
+            <w:r>
+              <w:rPr>
+                <w:sz w:val="17"/>
+              </w:rPr>
+              <w:t>Potencia BT</w:t>
+            </w:r>
+          </w:p>
+        </w:tc>
+        <w:tc>
+          <w:tcPr>
+            <w:tcW w:type="dxa" w:w="2268"/>
+          </w:tcPr>
+          <w:p>
+            <w:pPr>
+              <w:jc w:val="center"/>
+            </w:pPr>
+            <w:r/>
+            <w:r>
+              <w:rPr>
+                <w:sz w:val="17"/>
+              </w:rPr>
+              <w:t>2</w:t>
+            </w:r>
+          </w:p>
+        </w:tc>
+        <w:tc>
+          <w:tcPr>
+            <w:tcW w:type="dxa" w:w="2268"/>
+          </w:tcPr>
+          <w:p>
+            <w:pPr>
+              <w:jc w:val="center"/>
+            </w:pPr>
+            <w:r/>
+            <w:r>
+              <w:rPr>
+                <w:sz w:val="17"/>
+              </w:rPr>
+              <w:t>300</w:t>
+            </w:r>
+          </w:p>
+        </w:tc>
+      </w:tr>
+      <w:tr>
+        <w:tc>
+          <w:tcPr>
+            <w:tcW w:type="dxa" w:w="2268"/>
+          </w:tcPr>
+          <w:p>
+            <w:r/>
+            <w:r>
+              <w:rPr>
+                <w:sz w:val="17"/>
+              </w:rPr>
+              <w:t>7x2,5</w:t>
+            </w:r>
+          </w:p>
+        </w:tc>
+        <w:tc>
+          <w:tcPr>
+            <w:tcW w:type="dxa" w:w="2268"/>
+          </w:tcPr>
+          <w:p>
+            <w:pPr>
+              <w:jc w:val="center"/>
+            </w:pPr>
+            <w:r/>
+            <w:r>
+              <w:rPr>
+                <w:sz w:val="17"/>
+              </w:rPr>
+              <w:t>Control</w:t>
+            </w:r>
+          </w:p>
+        </w:tc>
+        <w:tc>
+          <w:tcPr>
+            <w:tcW w:type="dxa" w:w="2268"/>
+          </w:tcPr>
+          <w:p>
+            <w:pPr>
+              <w:jc w:val="center"/>
+            </w:pPr>
+            <w:r/>
+            <w:r>
+              <w:rPr>
+                <w:sz w:val="17"/>
+              </w:rPr>
+              <w:t>10</w:t>
+            </w:r>
+          </w:p>
+        </w:tc>
+        <w:tc>
+          <w:tcPr>
+            <w:tcW w:type="dxa" w:w="2268"/>
+          </w:tcPr>
+          <w:p>
+            <w:pPr>
+              <w:jc w:val="center"/>
+            </w:pPr>
+            <w:r/>
+            <w:r>
+              <w:rPr>
+                <w:sz w:val="17"/>
+              </w:rPr>
+              <w:t>290</w:t>
+            </w:r>
+          </w:p>
+        </w:tc>
+      </w:tr>
+      <w:tr>
+        <w:tc>
+          <w:tcPr>
+            <w:tcW w:type="dxa" w:w="2268"/>
+          </w:tcPr>
+          <w:p>
+            <w:r/>
+            <w:r>
+              <w:rPr>
+                <w:sz w:val="17"/>
+              </w:rPr>
+              <w:t>15 cond.</w:t>
+            </w:r>
+          </w:p>
+        </w:tc>
+        <w:tc>
+          <w:tcPr>
+            <w:tcW w:type="dxa" w:w="2268"/>
+          </w:tcPr>
+          <w:p>
+            <w:pPr>
+              <w:jc w:val="center"/>
+            </w:pPr>
+            <w:r/>
+            <w:r>
+              <w:rPr>
+                <w:sz w:val="17"/>
+              </w:rPr>
+              <w:t>Control</w:t>
+            </w:r>
+          </w:p>
+        </w:tc>
+        <w:tc>
+          <w:tcPr>
+            <w:tcW w:type="dxa" w:w="2268"/>
+          </w:tcPr>
+          <w:p>
+            <w:pPr>
+              <w:jc w:val="center"/>
+            </w:pPr>
+            <w:r/>
+            <w:r>
+              <w:rPr>
+                <w:sz w:val="17"/>
+              </w:rPr>
+              <w:t>9</w:t>
+            </w:r>
+          </w:p>
+        </w:tc>
+        <w:tc>
+          <w:tcPr>
+            <w:tcW w:type="dxa" w:w="2268"/>
+          </w:tcPr>
+          <w:p>
+            <w:pPr>
+              <w:jc w:val="center"/>
+            </w:pPr>
+            <w:r/>
+            <w:r>
+              <w:rPr>
+                <w:sz w:val="17"/>
+              </w:rPr>
+              <w:t>216</w:t>
+            </w:r>
+          </w:p>
+        </w:tc>
+      </w:tr>
+      <w:tr>
+        <w:tc>
+          <w:tcPr>
+            <w:tcW w:type="dxa" w:w="2268"/>
+          </w:tcPr>
+          <w:p>
+            <w:r/>
+            <w:r>
+              <w:rPr>
+                <w:sz w:val="17"/>
+              </w:rPr>
+              <w:t>3x2,5</w:t>
+            </w:r>
+          </w:p>
+        </w:tc>
+        <w:tc>
+          <w:tcPr>
+            <w:tcW w:type="dxa" w:w="2268"/>
+          </w:tcPr>
+          <w:p>
+            <w:pPr>
+              <w:jc w:val="center"/>
+            </w:pPr>
+            <w:r/>
+            <w:r>
+              <w:rPr>
+                <w:sz w:val="17"/>
+              </w:rPr>
+              <w:t>Control</w:t>
+            </w:r>
+          </w:p>
+        </w:tc>
+        <w:tc>
+          <w:tcPr>
+            <w:tcW w:type="dxa" w:w="2268"/>
+          </w:tcPr>
+          <w:p>
+            <w:pPr>
+              <w:jc w:val="center"/>
+            </w:pPr>
+            <w:r/>
+            <w:r>
+              <w:rPr>
+                <w:sz w:val="17"/>
+              </w:rPr>
+              <w:t>6</w:t>
+            </w:r>
+          </w:p>
+        </w:tc>
+        <w:tc>
+          <w:tcPr>
+            <w:tcW w:type="dxa" w:w="2268"/>
+          </w:tcPr>
+          <w:p>
+            <w:pPr>
+              <w:jc w:val="center"/>
+            </w:pPr>
+            <w:r/>
+            <w:r>
+              <w:rPr>
+                <w:sz w:val="17"/>
+              </w:rPr>
+              <w:t>160</w:t>
+            </w:r>
+          </w:p>
+        </w:tc>
+      </w:tr>
+      <w:tr>
+        <w:tc>
+          <w:tcPr>
+            <w:tcW w:type="dxa" w:w="2268"/>
+          </w:tcPr>
+          <w:p>
+            <w:r/>
+            <w:r>
+              <w:rPr>
+                <w:sz w:val="17"/>
+              </w:rPr>
+              <w:t>3x95/50</w:t>
+            </w:r>
+          </w:p>
+        </w:tc>
+        <w:tc>
+          <w:tcPr>
+            <w:tcW w:type="dxa" w:w="2268"/>
+          </w:tcPr>
+          <w:p>
+            <w:pPr>
+              <w:jc w:val="center"/>
+            </w:pPr>
+            <w:r/>
+            <w:r>
+              <w:rPr>
+                <w:sz w:val="17"/>
+              </w:rPr>
+              <w:t>Potencia BT</w:t>
+            </w:r>
+          </w:p>
+        </w:tc>
+        <w:tc>
+          <w:tcPr>
+            <w:tcW w:type="dxa" w:w="2268"/>
+          </w:tcPr>
+          <w:p>
+            <w:pPr>
+              <w:jc w:val="center"/>
+            </w:pPr>
+            <w:r/>
+            <w:r>
+              <w:rPr>
+                <w:sz w:val="17"/>
+              </w:rPr>
+              <w:t>4</w:t>
+            </w:r>
+          </w:p>
+        </w:tc>
+        <w:tc>
+          <w:tcPr>
+            <w:tcW w:type="dxa" w:w="2268"/>
+          </w:tcPr>
+          <w:p>
+            <w:pPr>
+              <w:jc w:val="center"/>
+            </w:pPr>
+            <w:r/>
+            <w:r>
+              <w:rPr>
+                <w:sz w:val="17"/>
+              </w:rPr>
+              <w:t>160</w:t>
+            </w:r>
+          </w:p>
+        </w:tc>
+      </w:tr>
+      <w:tr>
+        <w:tc>
+          <w:tcPr>
+            <w:tcW w:type="dxa" w:w="2268"/>
+          </w:tcPr>
+          <w:p>
+            <w:r/>
+            <w:r>
+              <w:rPr>
+                <w:sz w:val="17"/>
+              </w:rPr>
+              <w:t>1x70 (13,2 kV)</w:t>
+            </w:r>
+          </w:p>
+        </w:tc>
+        <w:tc>
+          <w:tcPr>
+            <w:tcW w:type="dxa" w:w="2268"/>
+          </w:tcPr>
+          <w:p>
+            <w:pPr>
+              <w:jc w:val="center"/>
+            </w:pPr>
+            <w:r/>
+            <w:r>
+              <w:rPr>
+                <w:sz w:val="17"/>
+              </w:rPr>
+              <w:t>Potencia MT</w:t>
+            </w:r>
+          </w:p>
+        </w:tc>
+        <w:tc>
+          <w:tcPr>
+            <w:tcW w:type="dxa" w:w="2268"/>
+          </w:tcPr>
+          <w:p>
+            <w:pPr>
+              <w:jc w:val="center"/>
+            </w:pPr>
+            <w:r/>
+            <w:r>
+              <w:rPr>
+                <w:sz w:val="17"/>
+              </w:rPr>
+              <w:t>6</w:t>
+            </w:r>
+          </w:p>
+        </w:tc>
+        <w:tc>
+          <w:tcPr>
+            <w:tcW w:type="dxa" w:w="2268"/>
+          </w:tcPr>
+          <w:p>
+            <w:pPr>
+              <w:jc w:val="center"/>
+            </w:pPr>
+            <w:r/>
+            <w:r>
+              <w:rPr>
+                <w:sz w:val="17"/>
+              </w:rPr>
+              <w:t>120</w:t>
+            </w:r>
+          </w:p>
+        </w:tc>
+      </w:tr>
+      <w:tr>
+        <w:tc>
+          <w:tcPr>
+            <w:tcW w:type="dxa" w:w="2268"/>
+          </w:tcPr>
+          <w:p>
+            <w:r/>
+            <w:r>
+              <w:rPr>
+                <w:sz w:val="17"/>
+              </w:rPr>
+              <w:t>2x4+T</w:t>
+            </w:r>
+          </w:p>
+        </w:tc>
+        <w:tc>
+          <w:tcPr>
+            <w:tcW w:type="dxa" w:w="2268"/>
+          </w:tcPr>
+          <w:p>
+            <w:pPr>
+              <w:jc w:val="center"/>
+            </w:pPr>
+            <w:r/>
+            <w:r>
+              <w:rPr>
+                <w:sz w:val="17"/>
+              </w:rPr>
+              <w:t>Potencia BT</w:t>
+            </w:r>
+          </w:p>
+        </w:tc>
+        <w:tc>
+          <w:tcPr>
+            <w:tcW w:type="dxa" w:w="2268"/>
+          </w:tcPr>
+          <w:p>
+            <w:pPr>
+              <w:jc w:val="center"/>
+            </w:pPr>
+            <w:r/>
+            <w:r>
+              <w:rPr>
+                <w:sz w:val="17"/>
+              </w:rPr>
+              <w:t>1</w:t>
+            </w:r>
+          </w:p>
+        </w:tc>
+        <w:tc>
+          <w:tcPr>
+            <w:tcW w:type="dxa" w:w="2268"/>
+          </w:tcPr>
+          <w:p>
+            <w:pPr>
+              <w:jc w:val="center"/>
+            </w:pPr>
+            <w:r/>
+            <w:r>
+              <w:rPr>
+                <w:sz w:val="17"/>
+              </w:rPr>
+              <w:t>100</w:t>
+            </w:r>
+          </w:p>
+        </w:tc>
+      </w:tr>
+      <w:tr>
+        <w:tc>
+          <w:tcPr>
+            <w:tcW w:type="dxa" w:w="2268"/>
+          </w:tcPr>
+          <w:p>
+            <w:r/>
+            <w:r>
+              <w:rPr>
+                <w:sz w:val="17"/>
+              </w:rPr>
+              <w:t>3x150</w:t>
+            </w:r>
+          </w:p>
+        </w:tc>
+        <w:tc>
+          <w:tcPr>
+            <w:tcW w:type="dxa" w:w="2268"/>
+          </w:tcPr>
+          <w:p>
+            <w:pPr>
+              <w:jc w:val="center"/>
+            </w:pPr>
+            <w:r/>
+            <w:r>
+              <w:rPr>
+                <w:sz w:val="17"/>
+              </w:rPr>
+              <w:t>Potencia BT</w:t>
+            </w:r>
+          </w:p>
+        </w:tc>
+        <w:tc>
+          <w:tcPr>
+            <w:tcW w:type="dxa" w:w="2268"/>
+          </w:tcPr>
+          <w:p>
+            <w:pPr>
+              <w:jc w:val="center"/>
+            </w:pPr>
+            <w:r/>
+            <w:r>
+              <w:rPr>
+                <w:sz w:val="17"/>
+              </w:rPr>
+              <w:t>5</w:t>
+            </w:r>
+          </w:p>
+        </w:tc>
+        <w:tc>
+          <w:tcPr>
+            <w:tcW w:type="dxa" w:w="2268"/>
+          </w:tcPr>
+          <w:p>
+            <w:pPr>
+              <w:jc w:val="center"/>
+            </w:pPr>
+            <w:r/>
+            <w:r>
+              <w:rPr>
+                <w:sz w:val="17"/>
+              </w:rPr>
+              <w:t>100</w:t>
+            </w:r>
+          </w:p>
+        </w:tc>
+      </w:tr>
+      <w:tr>
+        <w:tc>
+          <w:tcPr>
+            <w:tcW w:type="dxa" w:w="2268"/>
+          </w:tcPr>
+          <w:p>
+            <w:r/>
+            <w:r>
+              <w:rPr>
+                <w:sz w:val="17"/>
+              </w:rPr>
+              <w:t>3x150/70</w:t>
+            </w:r>
+          </w:p>
+        </w:tc>
+        <w:tc>
+          <w:tcPr>
+            <w:tcW w:type="dxa" w:w="2268"/>
+          </w:tcPr>
+          <w:p>
+            <w:pPr>
+              <w:jc w:val="center"/>
+            </w:pPr>
+            <w:r/>
+            <w:r>
+              <w:rPr>
+                <w:sz w:val="17"/>
+              </w:rPr>
+              <w:t>Potencia BT</w:t>
+            </w:r>
+          </w:p>
+        </w:tc>
+        <w:tc>
+          <w:tcPr>
+            <w:tcW w:type="dxa" w:w="2268"/>
+          </w:tcPr>
+          <w:p>
+            <w:pPr>
+              <w:jc w:val="center"/>
+            </w:pPr>
+            <w:r/>
+            <w:r>
+              <w:rPr>
+                <w:sz w:val="17"/>
+              </w:rPr>
+              <w:t>4</w:t>
+            </w:r>
+          </w:p>
+        </w:tc>
+        <w:tc>
+          <w:tcPr>
+            <w:tcW w:type="dxa" w:w="2268"/>
+          </w:tcPr>
+          <w:p>
+            <w:pPr>
+              <w:jc w:val="center"/>
+            </w:pPr>
+            <w:r/>
+            <w:r>
+              <w:rPr>
+                <w:sz w:val="17"/>
+              </w:rPr>
+              <w:t>80</w:t>
+            </w:r>
+          </w:p>
+        </w:tc>
+      </w:tr>
+      <w:tr>
+        <w:tc>
+          <w:tcPr>
+            <w:tcW w:type="dxa" w:w="2268"/>
+          </w:tcPr>
+          <w:p>
+            <w:r/>
+            <w:r>
+              <w:rPr>
+                <w:sz w:val="17"/>
+              </w:rPr>
+              <w:t>2x25</w:t>
+            </w:r>
+          </w:p>
+        </w:tc>
+        <w:tc>
+          <w:tcPr>
+            <w:tcW w:type="dxa" w:w="2268"/>
+          </w:tcPr>
+          <w:p>
+            <w:pPr>
+              <w:jc w:val="center"/>
+            </w:pPr>
+            <w:r/>
+            <w:r>
+              <w:rPr>
+                <w:sz w:val="17"/>
+              </w:rPr>
+              <w:t>Control</w:t>
+            </w:r>
+          </w:p>
+        </w:tc>
+        <w:tc>
+          <w:tcPr>
+            <w:tcW w:type="dxa" w:w="2268"/>
+          </w:tcPr>
+          <w:p>
+            <w:pPr>
+              <w:jc w:val="center"/>
+            </w:pPr>
+            <w:r/>
+            <w:r>
+              <w:rPr>
+                <w:sz w:val="17"/>
+              </w:rPr>
+              <w:t>2</w:t>
+            </w:r>
+          </w:p>
+        </w:tc>
+        <w:tc>
+          <w:tcPr>
+            <w:tcW w:type="dxa" w:w="2268"/>
+          </w:tcPr>
+          <w:p>
+            <w:pPr>
+              <w:jc w:val="center"/>
+            </w:pPr>
+            <w:r/>
+            <w:r>
+              <w:rPr>
+                <w:sz w:val="17"/>
+              </w:rPr>
+              <w:t>80</w:t>
+            </w:r>
+          </w:p>
+        </w:tc>
+      </w:tr>
+      <w:tr>
+        <w:tc>
+          <w:tcPr>
+            <w:tcW w:type="dxa" w:w="2268"/>
+          </w:tcPr>
+          <w:p>
+            <w:r/>
+            <w:r>
+              <w:rPr>
+                <w:sz w:val="17"/>
+              </w:rPr>
+              <w:t>3x50/25</w:t>
+            </w:r>
+          </w:p>
+        </w:tc>
+        <w:tc>
+          <w:tcPr>
+            <w:tcW w:type="dxa" w:w="2268"/>
+          </w:tcPr>
+          <w:p>
+            <w:pPr>
+              <w:jc w:val="center"/>
+            </w:pPr>
+            <w:r/>
+            <w:r>
+              <w:rPr>
+                <w:sz w:val="17"/>
+              </w:rPr>
+              <w:t>Potencia BT</w:t>
+            </w:r>
+          </w:p>
+        </w:tc>
+        <w:tc>
+          <w:tcPr>
+            <w:tcW w:type="dxa" w:w="2268"/>
+          </w:tcPr>
+          <w:p>
+            <w:pPr>
+              <w:jc w:val="center"/>
+            </w:pPr>
+            <w:r/>
+            <w:r>
+              <w:rPr>
+                <w:sz w:val="17"/>
+              </w:rPr>
+              <w:t>1</w:t>
+            </w:r>
+          </w:p>
+        </w:tc>
+        <w:tc>
+          <w:tcPr>
+            <w:tcW w:type="dxa" w:w="2268"/>
+          </w:tcPr>
+          <w:p>
+            <w:pPr>
+              <w:jc w:val="center"/>
+            </w:pPr>
+            <w:r/>
+            <w:r>
+              <w:rPr>
+                <w:sz w:val="17"/>
+              </w:rPr>
+              <w:t>60</w:t>
+            </w:r>
+          </w:p>
+        </w:tc>
+      </w:tr>
+      <w:tr>
+        <w:tc>
+          <w:tcPr>
+            <w:tcW w:type="dxa" w:w="2268"/>
+          </w:tcPr>
+          <w:p>
+            <w:r/>
+            <w:r>
+              <w:rPr>
+                <w:sz w:val="17"/>
+              </w:rPr>
+              <w:t>2x95</w:t>
+            </w:r>
+          </w:p>
+        </w:tc>
+        <w:tc>
+          <w:tcPr>
+            <w:tcW w:type="dxa" w:w="2268"/>
+          </w:tcPr>
+          <w:p>
+            <w:pPr>
+              <w:jc w:val="center"/>
+            </w:pPr>
+            <w:r/>
+            <w:r>
+              <w:rPr>
+                <w:sz w:val="17"/>
+              </w:rPr>
+              <w:t>Control</w:t>
+            </w:r>
+          </w:p>
+        </w:tc>
+        <w:tc>
+          <w:tcPr>
+            <w:tcW w:type="dxa" w:w="2268"/>
+          </w:tcPr>
+          <w:p>
+            <w:pPr>
+              <w:jc w:val="center"/>
+            </w:pPr>
+            <w:r/>
+            <w:r>
+              <w:rPr>
+                <w:sz w:val="17"/>
+              </w:rPr>
+              <w:t>5</w:t>
+            </w:r>
+          </w:p>
+        </w:tc>
+        <w:tc>
+          <w:tcPr>
+            <w:tcW w:type="dxa" w:w="2268"/>
+          </w:tcPr>
+          <w:p>
+            <w:pPr>
+              <w:jc w:val="center"/>
+            </w:pPr>
+            <w:r/>
+            <w:r>
+              <w:rPr>
+                <w:sz w:val="17"/>
+              </w:rPr>
+              <w:t>50</w:t>
+            </w:r>
+          </w:p>
+        </w:tc>
+      </w:tr>
+      <w:tr>
+        <w:tc>
+          <w:tcPr>
+            <w:tcW w:type="dxa" w:w="2268"/>
+          </w:tcPr>
+          <w:p>
+            <w:r/>
+            <w:r>
+              <w:rPr>
+                <w:sz w:val="17"/>
+              </w:rPr>
+              <w:t>3x2,5+T</w:t>
+            </w:r>
+          </w:p>
+        </w:tc>
+        <w:tc>
+          <w:tcPr>
+            <w:tcW w:type="dxa" w:w="2268"/>
+          </w:tcPr>
+          <w:p>
+            <w:pPr>
+              <w:jc w:val="center"/>
+            </w:pPr>
+            <w:r/>
+            <w:r>
+              <w:rPr>
+                <w:sz w:val="17"/>
+              </w:rPr>
+              <w:t>Control</w:t>
+            </w:r>
+          </w:p>
+        </w:tc>
+        <w:tc>
+          <w:tcPr>
+            <w:tcW w:type="dxa" w:w="2268"/>
+          </w:tcPr>
+          <w:p>
+            <w:pPr>
+              <w:jc w:val="center"/>
+            </w:pPr>
+            <w:r/>
+            <w:r>
+              <w:rPr>
+                <w:sz w:val="17"/>
+              </w:rPr>
+              <w:t>2</w:t>
+            </w:r>
+          </w:p>
+        </w:tc>
+        <w:tc>
+          <w:tcPr>
+            <w:tcW w:type="dxa" w:w="2268"/>
+          </w:tcPr>
+          <w:p>
+            <w:pPr>
+              <w:jc w:val="center"/>
+            </w:pPr>
+            <w:r/>
+            <w:r>
+              <w:rPr>
+                <w:sz w:val="17"/>
+              </w:rPr>
+              <w:t>40</w:t>
+            </w:r>
+          </w:p>
+        </w:tc>
+      </w:tr>
+      <w:tr>
+        <w:tc>
+          <w:tcPr>
+            <w:tcW w:type="dxa" w:w="2268"/>
+          </w:tcPr>
+          <w:p>
+            <w:r/>
+            <w:r>
+              <w:rPr>
+                <w:sz w:val="17"/>
+              </w:rPr>
+              <w:t>1x2x0,5</w:t>
+            </w:r>
+          </w:p>
+        </w:tc>
+        <w:tc>
+          <w:tcPr>
+            <w:tcW w:type="dxa" w:w="2268"/>
+          </w:tcPr>
+          <w:p>
+            <w:pPr>
+              <w:jc w:val="center"/>
+            </w:pPr>
+            <w:r/>
+            <w:r>
+              <w:rPr>
+                <w:sz w:val="17"/>
+              </w:rPr>
+              <w:t>Señal</w:t>
+            </w:r>
+          </w:p>
+        </w:tc>
+        <w:tc>
+          <w:tcPr>
+            <w:tcW w:type="dxa" w:w="2268"/>
+          </w:tcPr>
+          <w:p>
+            <w:pPr>
+              <w:jc w:val="center"/>
+            </w:pPr>
+            <w:r/>
+            <w:r>
+              <w:rPr>
+                <w:sz w:val="17"/>
+              </w:rPr>
+              <w:t>2</w:t>
+            </w:r>
+          </w:p>
+        </w:tc>
+        <w:tc>
+          <w:tcPr>
+            <w:tcW w:type="dxa" w:w="2268"/>
+          </w:tcPr>
+          <w:p>
+            <w:pPr>
+              <w:jc w:val="center"/>
+            </w:pPr>
+            <w:r/>
+            <w:r>
+              <w:rPr>
+                <w:sz w:val="17"/>
+              </w:rPr>
+              <w:t>30</w:t>
+            </w:r>
+          </w:p>
+        </w:tc>
+      </w:tr>
+      <w:tr>
+        <w:tc>
+          <w:tcPr>
+            <w:tcW w:type="dxa" w:w="2268"/>
+          </w:tcPr>
+          <w:p>
+            <w:r/>
+            <w:r>
+              <w:rPr>
+                <w:sz w:val="17"/>
+              </w:rPr>
+              <w:t>3x240/120</w:t>
+            </w:r>
+          </w:p>
+        </w:tc>
+        <w:tc>
+          <w:tcPr>
+            <w:tcW w:type="dxa" w:w="2268"/>
+          </w:tcPr>
+          <w:p>
+            <w:pPr>
+              <w:jc w:val="center"/>
+            </w:pPr>
+            <w:r/>
+            <w:r>
+              <w:rPr>
+                <w:sz w:val="17"/>
+              </w:rPr>
+              <w:t>Potencia BT</w:t>
+            </w:r>
+          </w:p>
+        </w:tc>
+        <w:tc>
+          <w:tcPr>
+            <w:tcW w:type="dxa" w:w="2268"/>
+          </w:tcPr>
+          <w:p>
+            <w:pPr>
+              <w:jc w:val="center"/>
+            </w:pPr>
+            <w:r/>
+            <w:r>
+              <w:rPr>
+                <w:sz w:val="17"/>
+              </w:rPr>
+              <w:t>1</w:t>
+            </w:r>
+          </w:p>
+        </w:tc>
+        <w:tc>
+          <w:tcPr>
+            <w:tcW w:type="dxa" w:w="2268"/>
+          </w:tcPr>
+          <w:p>
+            <w:pPr>
+              <w:jc w:val="center"/>
+            </w:pPr>
+            <w:r/>
+            <w:r>
+              <w:rPr>
+                <w:sz w:val="17"/>
+              </w:rPr>
+              <w:t>20</w:t>
+            </w:r>
+          </w:p>
+        </w:tc>
+      </w:tr>
+      <w:tr>
+        <w:tc>
+          <w:tcPr>
+            <w:tcW w:type="dxa" w:w="2268"/>
+          </w:tcPr>
+          <w:p>
+            <w:r/>
+            <w:r>
+              <w:rPr>
+                <w:sz w:val="17"/>
+              </w:rPr>
+              <w:t>2x120</w:t>
+            </w:r>
+          </w:p>
+        </w:tc>
+        <w:tc>
+          <w:tcPr>
+            <w:tcW w:type="dxa" w:w="2268"/>
+          </w:tcPr>
+          <w:p>
+            <w:pPr>
+              <w:jc w:val="center"/>
+            </w:pPr>
+            <w:r/>
+            <w:r>
+              <w:rPr>
+                <w:sz w:val="17"/>
+              </w:rPr>
+              <w:t>Potencia BT</w:t>
+            </w:r>
+          </w:p>
+        </w:tc>
+        <w:tc>
+          <w:tcPr>
+            <w:tcW w:type="dxa" w:w="2268"/>
+          </w:tcPr>
+          <w:p>
+            <w:pPr>
+              <w:jc w:val="center"/>
+            </w:pPr>
+            <w:r/>
+            <w:r>
+              <w:rPr>
+                <w:sz w:val="17"/>
+              </w:rPr>
+              <w:t>2</w:t>
+            </w:r>
+          </w:p>
+        </w:tc>
+        <w:tc>
+          <w:tcPr>
+            <w:tcW w:type="dxa" w:w="2268"/>
+          </w:tcPr>
+          <w:p>
+            <w:pPr>
+              <w:jc w:val="center"/>
+            </w:pPr>
+            <w:r/>
+            <w:r>
+              <w:rPr>
+                <w:sz w:val="17"/>
+              </w:rPr>
+              <w:t>20</w:t>
+            </w:r>
+          </w:p>
+        </w:tc>
+      </w:tr>
+      <w:tr>
+        <w:tc>
+          <w:tcPr>
+            <w:tcW w:type="dxa" w:w="2268"/>
+          </w:tcPr>
+          <w:p>
+            <w:r/>
+            <w:r>
+              <w:rPr>
+                <w:sz w:val="17"/>
+              </w:rPr>
+              <w:t>2x16</w:t>
+            </w:r>
+          </w:p>
+        </w:tc>
+        <w:tc>
+          <w:tcPr>
+            <w:tcW w:type="dxa" w:w="2268"/>
+          </w:tcPr>
+          <w:p>
+            <w:pPr>
+              <w:jc w:val="center"/>
+            </w:pPr>
+            <w:r/>
+            <w:r>
+              <w:rPr>
+                <w:sz w:val="17"/>
+              </w:rPr>
+              <w:t>Potencia BT</w:t>
+            </w:r>
+          </w:p>
+        </w:tc>
+        <w:tc>
+          <w:tcPr>
+            <w:tcW w:type="dxa" w:w="2268"/>
+          </w:tcPr>
+          <w:p>
+            <w:pPr>
+              <w:jc w:val="center"/>
+            </w:pPr>
+            <w:r/>
+            <w:r>
+              <w:rPr>
+                <w:sz w:val="17"/>
+              </w:rPr>
+              <w:t>2</w:t>
+            </w:r>
+          </w:p>
+        </w:tc>
+        <w:tc>
+          <w:tcPr>
+            <w:tcW w:type="dxa" w:w="2268"/>
+          </w:tcPr>
+          <w:p>
+            <w:pPr>
+              <w:jc w:val="center"/>
+            </w:pPr>
+            <w:r/>
+            <w:r>
+              <w:rPr>
+                <w:sz w:val="17"/>
+              </w:rPr>
+              <w:t>20</w:t>
+            </w:r>
+          </w:p>
+        </w:tc>
+      </w:tr>
+      <w:tr>
+        <w:tc>
+          <w:tcPr>
+            <w:tcW w:type="dxa" w:w="2268"/>
+          </w:tcPr>
+          <w:p>
+            <w:r/>
+            <w:r>
+              <w:rPr>
+                <w:sz w:val="17"/>
+              </w:rPr>
+              <w:t>6x2x0,5</w:t>
+            </w:r>
+          </w:p>
+        </w:tc>
+        <w:tc>
+          <w:tcPr>
+            <w:tcW w:type="dxa" w:w="2268"/>
+          </w:tcPr>
+          <w:p>
+            <w:pPr>
+              <w:jc w:val="center"/>
+            </w:pPr>
+            <w:r/>
+            <w:r>
+              <w:rPr>
+                <w:sz w:val="17"/>
+              </w:rPr>
+              <w:t>Señal</w:t>
+            </w:r>
+          </w:p>
+        </w:tc>
+        <w:tc>
+          <w:tcPr>
+            <w:tcW w:type="dxa" w:w="2268"/>
+          </w:tcPr>
+          <w:p>
+            <w:pPr>
+              <w:jc w:val="center"/>
+            </w:pPr>
+            <w:r/>
+            <w:r>
+              <w:rPr>
+                <w:sz w:val="17"/>
+              </w:rPr>
+              <w:t>4</w:t>
+            </w:r>
+          </w:p>
+        </w:tc>
+        <w:tc>
+          <w:tcPr>
+            <w:tcW w:type="dxa" w:w="2268"/>
+          </w:tcPr>
+          <w:p>
+            <w:pPr>
+              <w:jc w:val="center"/>
+            </w:pPr>
+            <w:r/>
+            <w:r>
+              <w:rPr>
+                <w:sz w:val="17"/>
+              </w:rPr>
+              <w:t>0</w:t>
+            </w:r>
+          </w:p>
+        </w:tc>
+      </w:tr>
+      <w:tr>
+        <w:tc>
+          <w:tcPr>
+            <w:tcW w:type="dxa" w:w="2268"/>
+          </w:tcPr>
+          <w:p>
+            <w:r/>
+            <w:r>
+              <w:rPr>
+                <w:sz w:val="17"/>
+              </w:rPr>
+              <w:t>2x2x0,5</w:t>
+            </w:r>
+          </w:p>
+        </w:tc>
+        <w:tc>
+          <w:tcPr>
+            <w:tcW w:type="dxa" w:w="2268"/>
+          </w:tcPr>
+          <w:p>
+            <w:pPr>
+              <w:jc w:val="center"/>
+            </w:pPr>
+            <w:r/>
+            <w:r>
+              <w:rPr>
+                <w:sz w:val="17"/>
+              </w:rPr>
+              <w:t>Señal</w:t>
+            </w:r>
+          </w:p>
+        </w:tc>
+        <w:tc>
+          <w:tcPr>
+            <w:tcW w:type="dxa" w:w="2268"/>
+          </w:tcPr>
+          <w:p>
+            <w:pPr>
+              <w:jc w:val="center"/>
+            </w:pPr>
+            <w:r/>
+            <w:r>
+              <w:rPr>
+                <w:sz w:val="17"/>
+              </w:rPr>
+              <w:t>6</w:t>
+            </w:r>
+          </w:p>
+        </w:tc>
+        <w:tc>
+          <w:tcPr>
+            <w:tcW w:type="dxa" w:w="2268"/>
+          </w:tcPr>
+          <w:p>
+            <w:pPr>
+              <w:jc w:val="center"/>
+            </w:pPr>
+            <w:r/>
+            <w:r>
+              <w:rPr>
+                <w:sz w:val="17"/>
+              </w:rPr>
+              <w:t>0</w:t>
+            </w:r>
+          </w:p>
+        </w:tc>
+      </w:tr>
+      <w:tr>
+        <w:tc>
+          <w:tcPr>
+            <w:tcW w:type="dxa" w:w="2268"/>
+          </w:tcPr>
+          <w:p>
+            <w:r/>
+            <w:r>
+              <w:rPr>
+                <w:b/>
+                <w:sz w:val="17"/>
+              </w:rPr>
+              <w:t>TOTAL (incl. CPF-1)</w:t>
+            </w:r>
+          </w:p>
+        </w:tc>
+        <w:tc>
+          <w:tcPr>
+            <w:tcW w:type="dxa" w:w="2268"/>
+          </w:tcPr>
+          <w:p>
+            <w:pPr>
+              <w:jc w:val="center"/>
+            </w:pPr>
+            <w:r/>
+            <w:r>
+              <w:rPr>
+                <w:b/>
+                <w:sz w:val="17"/>
+              </w:rPr>
+              <w:t>—</w:t>
+            </w:r>
+          </w:p>
+        </w:tc>
+        <w:tc>
+          <w:tcPr>
+            <w:tcW w:type="dxa" w:w="2268"/>
+          </w:tcPr>
+          <w:p>
+            <w:pPr>
+              <w:jc w:val="center"/>
+            </w:pPr>
+            <w:r/>
+            <w:r>
+              <w:rPr>
+                <w:b/>
+                <w:sz w:val="17"/>
+              </w:rPr>
+              <w:t>633</w:t>
+            </w:r>
+          </w:p>
+        </w:tc>
+        <w:tc>
+          <w:tcPr>
+            <w:tcW w:type="dxa" w:w="2268"/>
+          </w:tcPr>
+          <w:p>
+            <w:pPr>
+              <w:jc w:val="center"/>
+            </w:pPr>
+            <w:r/>
+            <w:r>
+              <w:rPr>
+                <w:b/>
+                <w:sz w:val="17"/>
+              </w:rPr>
+              <w:t>85.881</w:t>
             </w:r>
           </w:p>
         </w:tc>
@@ -11824,11 +14397,11 @@
     <w:p>
       <w:r>
         <w:rPr>
-          <w:b w:val="0"/>
           <w:i/>
+          <w:color w:val="555555"/>
           <w:sz w:val="18"/>
         </w:rPr>
-        <w:t>Nota: el listado completo de 49 formaciones está disponible en el análisis de cables eléctricos (Rev.4). Las secciones gobiernan la herramienta de terminación (lugs a compresión por sección, prensacables/glands por armadura).</w:t>
+        <w:t>El total CPF-2 (alcance) es 513 cables / 81.231 m; la diferencia corresponde a cables CPF-1 de referencia. Las secciones gobiernan la herramienta de terminación: lugs a compresión por sección y prensacables/glands por armadura.</w:t>
       </w:r>
     </w:p>
     <w:p>
@@ -11841,9 +14414,8 @@
     </w:p>
     <w:tbl>
       <w:tblPr>
-        <w:tblStyle w:val="Tablaconcuadrcula"/>
+        <w:tblStyle w:val="TablaCuadro"/>
         <w:tblW w:type="auto" w:w="0"/>
-        <w:jc w:val="center"/>
         <w:tblLook w:firstColumn="1" w:firstRow="1" w:lastColumn="0" w:lastRow="0" w:noHBand="0" w:noVBand="1" w:val="04A0"/>
       </w:tblPr>
       <w:tblGrid>
@@ -11856,14 +14428,12 @@
         <w:tc>
           <w:tcPr>
             <w:tcW w:type="dxa" w:w="2268"/>
-            <w:shd w:fill="1F3B63"/>
           </w:tcPr>
           <w:p>
             <w:r/>
             <w:r>
               <w:rPr>
                 <w:b/>
-                <w:color w:val="FFFFFF"/>
                 <w:sz w:val="17"/>
               </w:rPr>
               <w:t>Terminación por sección</w:t>
@@ -11873,14 +14443,12 @@
         <w:tc>
           <w:tcPr>
             <w:tcW w:type="dxa" w:w="2268"/>
-            <w:shd w:fill="1F3B63"/>
           </w:tcPr>
           <w:p>
             <w:r/>
             <w:r>
               <w:rPr>
                 <w:b/>
-                <w:color w:val="FFFFFF"/>
                 <w:sz w:val="17"/>
               </w:rPr>
               <w:t>Cantidad</w:t>
@@ -11890,14 +14458,12 @@
         <w:tc>
           <w:tcPr>
             <w:tcW w:type="dxa" w:w="2268"/>
-            <w:shd w:fill="1F3B63"/>
           </w:tcPr>
           <w:p>
             <w:r/>
             <w:r>
               <w:rPr>
                 <w:b/>
-                <w:color w:val="FFFFFF"/>
                 <w:sz w:val="17"/>
               </w:rPr>
               <w:t>Unidad</w:t>
@@ -11907,14 +14473,12 @@
         <w:tc>
           <w:tcPr>
             <w:tcW w:type="dxa" w:w="2268"/>
-            <w:shd w:fill="1F3B63"/>
           </w:tcPr>
           <w:p>
             <w:r/>
             <w:r>
               <w:rPr>
                 <w:b/>
-                <w:color w:val="FFFFFF"/>
                 <w:sz w:val="17"/>
               </w:rPr>
               <w:t>Herramienta / perfil</w:t>
@@ -12134,7 +14698,7 @@
               <w:rPr>
                 <w:sz w:val="17"/>
               </w:rPr>
-              <w:t>Cables de control (peinado+etiquet.+prueba)</w:t>
+              <w:t>Cables de control (peinado + etiquetado + prueba)</w:t>
             </w:r>
           </w:p>
         </w:tc>
@@ -12272,9 +14836,8 @@
     </w:p>
     <w:tbl>
       <w:tblPr>
-        <w:tblStyle w:val="Tablaconcuadrcula"/>
+        <w:tblStyle w:val="TablaCuadro"/>
         <w:tblW w:type="auto" w:w="0"/>
-        <w:jc w:val="center"/>
         <w:tblLook w:firstColumn="1" w:firstRow="1" w:lastColumn="0" w:lastRow="0" w:noHBand="0" w:noVBand="1" w:val="04A0"/>
       </w:tblPr>
       <w:tblGrid>
@@ -12286,14 +14849,12 @@
         <w:tc>
           <w:tcPr>
             <w:tcW w:type="dxa" w:w="3024"/>
-            <w:shd w:fill="1F3B63"/>
           </w:tcPr>
           <w:p>
             <w:r/>
             <w:r>
               <w:rPr>
                 <w:b/>
-                <w:color w:val="FFFFFF"/>
                 <w:sz w:val="17"/>
               </w:rPr>
               <w:t>Ítem</w:t>
@@ -12303,14 +14864,12 @@
         <w:tc>
           <w:tcPr>
             <w:tcW w:type="dxa" w:w="3024"/>
-            <w:shd w:fill="1F3B63"/>
           </w:tcPr>
           <w:p>
             <w:r/>
             <w:r>
               <w:rPr>
                 <w:b/>
-                <w:color w:val="FFFFFF"/>
                 <w:sz w:val="17"/>
               </w:rPr>
               <w:t>Cantidad</w:t>
@@ -12320,14 +14879,12 @@
         <w:tc>
           <w:tcPr>
             <w:tcW w:type="dxa" w:w="3024"/>
-            <w:shd w:fill="1F3B63"/>
           </w:tcPr>
           <w:p>
             <w:r/>
             <w:r>
               <w:rPr>
                 <w:b/>
-                <w:color w:val="FFFFFF"/>
                 <w:sz w:val="17"/>
               </w:rPr>
               <w:t>Observación</w:t>
@@ -12380,7 +14937,7 @@
               <w:rPr>
                 <w:sz w:val="17"/>
               </w:rPr>
-              <w:t>Llegan en salas SE#3/SE#4 (ABB) — alineación, anclaje, busbars</w:t>
+              <w:t>Llegan en salas SE#3/SE#4 (ABB): alineación, anclaje, busbars</w:t>
             </w:r>
           </w:p>
         </w:tc>
@@ -12546,7 +15103,7 @@
               <w:rPr>
                 <w:sz w:val="17"/>
               </w:rPr>
-              <w:t>Motores (montaje/alineación)</w:t>
+              <w:t>Motores (montaje y alineación)</w:t>
             </w:r>
           </w:p>
         </w:tc>
@@ -12596,7 +15153,7 @@
               <w:rPr>
                 <w:sz w:val="17"/>
               </w:rPr>
-              <w:t>Salas eléctricas (armado de shelters en campo)</w:t>
+              <w:t>Armado de shelters en campo (salas)</w:t>
             </w:r>
           </w:p>
         </w:tc>
@@ -12646,146 +15203,87 @@
     </w:p>
     <w:p>
       <w:r>
-        <w:rPr>
-          <w:b w:val="0"/>
-          <w:i w:val="0"/>
-          <w:sz w:val="20"/>
-        </w:rPr>
         <w:t>Provisión de personal especialista y herramientas para las pruebas y puesta en servicio eléctrica:</w:t>
       </w:r>
     </w:p>
     <w:p>
-      <w:r>
-        <w:t>Pruebas de aislación (Megger) circuito por circuito — 513 cables (HOLD POINT ITP). Registro conforme.</w:t>
+      <w:pPr>
+        <w:ind w:left="432"/>
+      </w:pPr>
+      <w:r>
+        <w:t>•  Pruebas de aislación (Megger) circuito por circuito — 513 cables (HOLD POINT ITP), con registro conforme.</w:t>
       </w:r>
     </w:p>
     <w:p>
       <w:pPr>
-        <w:ind w:left="360"/>
-      </w:pPr>
-      <w:r>
-        <w:rPr>
-          <w:sz w:val="20"/>
-        </w:rPr>
-        <w:t>•  Pruebas de aislación (Megger) circuito por circuito — 513 cables (HOLD POINT ITP). Registro conforme.</w:t>
+        <w:ind w:left="432"/>
+      </w:pPr>
+      <w:r>
+        <w:t>•  Energización progresiva MT → Transformadores → BT (HOLD POINT, con presencia ABB / Cliente).</w:t>
       </w:r>
     </w:p>
     <w:p>
-      <w:r>
-        <w:t>Energización progresiva MT → Transformadores → BT (HOLD POINT, con presencia ABB/Cliente).</w:t>
+      <w:pPr>
+        <w:ind w:left="432"/>
+      </w:pPr>
+      <w:r>
+        <w:t>•  Precomisionado funcional de tableros y CCMs: ajuste de relés de protección y verificación de enclavamientos.</w:t>
       </w:r>
     </w:p>
     <w:p>
       <w:pPr>
-        <w:ind w:left="360"/>
-      </w:pPr>
-      <w:r>
-        <w:rPr>
-          <w:sz w:val="20"/>
-        </w:rPr>
-        <w:t>•  Energización progresiva MT → Transformadores → BT (HOLD POINT, con presencia ABB/Cliente).</w:t>
+        <w:ind w:left="432"/>
+      </w:pPr>
+      <w:r>
+        <w:t>•  Precomisionado de motores: secuencias de arranque, sentido de giro, protecciones y tuning de VFD.</w:t>
       </w:r>
     </w:p>
     <w:p>
-      <w:r>
-        <w:t>Precomisionado funcional de tableros y CCMs: ajuste de relés de protección, verificación de enclavamientos.</w:t>
+      <w:pPr>
+        <w:ind w:left="432"/>
+      </w:pPr>
+      <w:r>
+        <w:t>•  Comisionado integrado Electricidad + PMS (ABB): deslastre de cargas, lógicas DAG, interfaz con PCS.</w:t>
       </w:r>
     </w:p>
     <w:p>
       <w:pPr>
-        <w:ind w:left="360"/>
-      </w:pPr>
-      <w:r>
-        <w:rPr>
-          <w:sz w:val="20"/>
-        </w:rPr>
-        <w:t>•  Precomisionado funcional de tableros y CCMs: ajuste de relés de protección, verificación de enclavamientos.</w:t>
+        <w:ind w:left="432"/>
+      </w:pPr>
+      <w:r>
+        <w:t>•  Perfiles: electricistas de pruebas, técnicos MT certificados (ABB field service) e ingeniería de comisionado.</w:t>
       </w:r>
     </w:p>
     <w:p>
       <w:r>
-        <w:t>Precomisionado de motores: secuencias de arranque, sentido de giro, protecciones, tuning de VFD.</w:t>
+        <w:br w:type="page"/>
       </w:r>
     </w:p>
     <w:p>
       <w:pPr>
-        <w:ind w:left="360"/>
-      </w:pPr>
-      <w:r>
-        <w:rPr>
-          <w:sz w:val="20"/>
-        </w:rPr>
-        <w:t>•  Precomisionado de motores: secuencias de arranque, sentido de giro, protecciones, tuning de VFD.</w:t>
+        <w:pStyle w:val="Ttulo1"/>
+      </w:pPr>
+      <w:r>
+        <w:t>ANEXO I — INSTRUMENTACIÓN</w:t>
       </w:r>
     </w:p>
     <w:p>
       <w:r>
-        <w:t>Comisionado integrado EL + PMS (ABB): deslastre de cargas, lógicas DAG, interfaz con PCS.</w:t>
+        <w:t>Volumen global de Instrumentación (CPF-2): 885 cables · 65.315 m · 15.752 puntas de conexión · 2.798 instrumentos, de los cuales AESA monta aproximadamente 1.163 (897 provistos por AESA + 266 de proveedor con 'montaje por EPC'). Sistemas involucrados: PCS · ESD/SIS · F&amp;G · PSS · SCADA.</w:t>
       </w:r>
     </w:p>
     <w:p>
       <w:pPr>
-        <w:ind w:left="360"/>
-      </w:pPr>
-      <w:r>
-        <w:rPr>
-          <w:sz w:val="20"/>
-        </w:rPr>
-        <w:t>•  Comisionado integrado EL + PMS (ABB): deslastre de cargas, lógicas DAG, interfaz con PCS.</w:t>
-      </w:r>
-    </w:p>
-    <w:p>
-      <w:r>
-        <w:t>Personal: electricistas de pruebas, técnicos MT certificados (ABB field service), ingeniería de comisionado.</w:t>
-      </w:r>
-    </w:p>
-    <w:p>
-      <w:pPr>
-        <w:ind w:left="360"/>
-      </w:pPr>
-      <w:r>
-        <w:rPr>
-          <w:sz w:val="20"/>
-        </w:rPr>
-        <w:t>•  Personal: electricistas de pruebas, técnicos MT certificados (ABB field service), ingeniería de comisionado.</w:t>
-      </w:r>
-    </w:p>
-    <w:p>
-      <w:r>
-        <w:br w:type="page"/>
-      </w:r>
-    </w:p>
-    <w:p>
-      <w:pPr>
-        <w:pStyle w:val="Ttulo1"/>
-      </w:pPr>
-      <w:r>
-        <w:t>ANEXO I — INSTRUMENTACIÓN: CANTIDADES REPRESENTATIVAS</w:t>
-      </w:r>
-    </w:p>
-    <w:p>
-      <w:r>
-        <w:rPr>
-          <w:b w:val="0"/>
-          <w:i w:val="0"/>
-          <w:sz w:val="20"/>
-        </w:rPr>
-        <w:t>Volumen global IN (CPF-2): 885 cables · 65.315 m · 15.752 puntas de conexión · 2.798 instrumentos (de los cuales AESA monta ~1.163: 897 provistos por AESA + 266 'montaje por EPC'). Sistemas: PCS · ESD/SIS · F&amp;G · PSS · SCADA.</w:t>
-      </w:r>
-    </w:p>
-    <w:p>
-      <w:pPr>
         <w:pStyle w:val="Ttulo2"/>
       </w:pPr>
       <w:r>
-        <w:t>I.1  Tendido de cables de instrumentación — por formación</w:t>
+        <w:t>I.1  Tendido de cables de instrumentación — detalle completo por formación</w:t>
       </w:r>
     </w:p>
     <w:tbl>
       <w:tblPr>
-        <w:tblStyle w:val="Tablaconcuadrcula"/>
+        <w:tblStyle w:val="TablaCuadro"/>
         <w:tblW w:type="auto" w:w="0"/>
-        <w:jc w:val="center"/>
         <w:tblLook w:firstColumn="1" w:firstRow="1" w:lastColumn="0" w:lastRow="0" w:noHBand="0" w:noVBand="1" w:val="04A0"/>
       </w:tblPr>
       <w:tblGrid>
@@ -12799,14 +15297,12 @@
         <w:tc>
           <w:tcPr>
             <w:tcW w:type="dxa" w:w="1814"/>
-            <w:shd w:fill="1F3B63"/>
           </w:tcPr>
           <w:p>
             <w:r/>
             <w:r>
               <w:rPr>
                 <w:b/>
-                <w:color w:val="FFFFFF"/>
                 <w:sz w:val="17"/>
               </w:rPr>
               <w:t>Formación</w:t>
@@ -12816,14 +15312,12 @@
         <w:tc>
           <w:tcPr>
             <w:tcW w:type="dxa" w:w="1814"/>
-            <w:shd w:fill="1F3B63"/>
           </w:tcPr>
           <w:p>
             <w:r/>
             <w:r>
               <w:rPr>
                 <w:b/>
-                <w:color w:val="FFFFFF"/>
                 <w:sz w:val="17"/>
               </w:rPr>
               <w:t>Pantalla / armadura</w:t>
@@ -12833,14 +15327,12 @@
         <w:tc>
           <w:tcPr>
             <w:tcW w:type="dxa" w:w="1814"/>
-            <w:shd w:fill="1F3B63"/>
           </w:tcPr>
           <w:p>
             <w:r/>
             <w:r>
               <w:rPr>
                 <w:b/>
-                <w:color w:val="FFFFFF"/>
                 <w:sz w:val="17"/>
               </w:rPr>
               <w:t>Cables</w:t>
@@ -12850,14 +15342,12 @@
         <w:tc>
           <w:tcPr>
             <w:tcW w:type="dxa" w:w="1814"/>
-            <w:shd w:fill="1F3B63"/>
           </w:tcPr>
           <w:p>
             <w:r/>
             <w:r>
               <w:rPr>
                 <w:b/>
-                <w:color w:val="FFFFFF"/>
                 <w:sz w:val="17"/>
               </w:rPr>
               <w:t>Metros</w:t>
@@ -12867,14 +15357,12 @@
         <w:tc>
           <w:tcPr>
             <w:tcW w:type="dxa" w:w="1814"/>
-            <w:shd w:fill="1F3B63"/>
           </w:tcPr>
           <w:p>
             <w:r/>
             <w:r>
               <w:rPr>
                 <w:b/>
-                <w:color w:val="FFFFFF"/>
                 <w:sz w:val="17"/>
               </w:rPr>
               <w:t>Puntas</w:t>
@@ -13565,7 +16053,7 @@
               <w:rPr>
                 <w:sz w:val="17"/>
               </w:rPr>
-              <w:t>4P #18AWG Sh I/T-A</w:t>
+              <w:t>12P #18AWG ShT-A</w:t>
             </w:r>
           </w:p>
         </w:tc>
@@ -13582,7 +16070,7 @@
               <w:rPr>
                 <w:sz w:val="17"/>
               </w:rPr>
-              <w:t>Sh I/T · Armado</w:t>
+              <w:t>Sh T · Armado</w:t>
             </w:r>
           </w:p>
         </w:tc>
@@ -13599,7 +16087,7 @@
               <w:rPr>
                 <w:sz w:val="17"/>
               </w:rPr>
-              <w:t>26</w:t>
+              <w:t>10</w:t>
             </w:r>
           </w:p>
         </w:tc>
@@ -13616,7 +16104,7 @@
               <w:rPr>
                 <w:sz w:val="17"/>
               </w:rPr>
-              <w:t>6.135</w:t>
+              <w:t>2.070</w:t>
             </w:r>
           </w:p>
         </w:tc>
@@ -13649,7 +16137,7 @@
               <w:rPr>
                 <w:sz w:val="17"/>
               </w:rPr>
-              <w:t>14C #14AWG-A · 7C #14AWG-A</w:t>
+              <w:t>4P #18AWG Sh I/T-A</w:t>
             </w:r>
           </w:p>
         </w:tc>
@@ -13666,7 +16154,7 @@
               <w:rPr>
                 <w:sz w:val="17"/>
               </w:rPr>
-              <w:t>— · Armado</w:t>
+              <w:t>Sh I/T · Armado</w:t>
             </w:r>
           </w:p>
         </w:tc>
@@ -13683,7 +16171,7 @@
               <w:rPr>
                 <w:sz w:val="17"/>
               </w:rPr>
-              <w:t>40</w:t>
+              <w:t>26</w:t>
             </w:r>
           </w:p>
         </w:tc>
@@ -13700,7 +16188,7 @@
               <w:rPr>
                 <w:sz w:val="17"/>
               </w:rPr>
-              <w:t>4.245</w:t>
+              <w:t>6.135</w:t>
             </w:r>
           </w:p>
         </w:tc>
@@ -13717,7 +16205,7 @@
               <w:rPr>
                 <w:sz w:val="17"/>
               </w:rPr>
-              <w:t>878</w:t>
+              <w:t>520</w:t>
             </w:r>
           </w:p>
         </w:tc>
@@ -13733,7 +16221,7 @@
               <w:rPr>
                 <w:sz w:val="17"/>
               </w:rPr>
-              <w:t>2C #2,5 mm²-A</w:t>
+              <w:t>8P #18AWG Sh I/T-A</w:t>
             </w:r>
           </w:p>
         </w:tc>
@@ -13750,7 +16238,7 @@
               <w:rPr>
                 <w:sz w:val="17"/>
               </w:rPr>
-              <w:t>— · Armado</w:t>
+              <w:t>Sh I/T · Armado</w:t>
             </w:r>
           </w:p>
         </w:tc>
@@ -13767,7 +16255,7 @@
               <w:rPr>
                 <w:sz w:val="17"/>
               </w:rPr>
-              <w:t>23</w:t>
+              <w:t>12</w:t>
             </w:r>
           </w:p>
         </w:tc>
@@ -13784,7 +16272,7 @@
               <w:rPr>
                 <w:sz w:val="17"/>
               </w:rPr>
-              <w:t>5.200</w:t>
+              <w:t>2.985</w:t>
             </w:r>
           </w:p>
         </w:tc>
@@ -13801,7 +16289,7 @@
               <w:rPr>
                 <w:sz w:val="17"/>
               </w:rPr>
-              <w:t>138</w:t>
+              <w:t>432</w:t>
             </w:r>
           </w:p>
         </w:tc>
@@ -13817,7 +16305,7 @@
               <w:rPr>
                 <w:sz w:val="17"/>
               </w:rPr>
-              <w:t>FO Monomodo 6H / 24H</w:t>
+              <w:t>1P #16AWG Sh-A (FR)</w:t>
             </w:r>
           </w:p>
         </w:tc>
@@ -13834,7 +16322,7 @@
               <w:rPr>
                 <w:sz w:val="17"/>
               </w:rPr>
-              <w:t>— · Armado</w:t>
+              <w:t>Sh FR · Armado</w:t>
             </w:r>
           </w:p>
         </w:tc>
@@ -13851,7 +16339,7 @@
               <w:rPr>
                 <w:sz w:val="17"/>
               </w:rPr>
-              <w:t>13</w:t>
+              <w:t>48</w:t>
             </w:r>
           </w:p>
         </w:tc>
@@ -13868,7 +16356,7 @@
               <w:rPr>
                 <w:sz w:val="17"/>
               </w:rPr>
-              <w:t>3.220</w:t>
+              <w:t>1.375</w:t>
             </w:r>
           </w:p>
         </w:tc>
@@ -13885,7 +16373,7 @@
               <w:rPr>
                 <w:sz w:val="17"/>
               </w:rPr>
-              <w:t>290</w:t>
+              <w:t>384</w:t>
             </w:r>
           </w:p>
         </w:tc>
@@ -13901,7 +16389,7 @@
               <w:rPr>
                 <w:sz w:val="17"/>
               </w:rPr>
-              <w:t>FTP Cat. 6 (4P)</w:t>
+              <w:t>7C #14AWG-A</w:t>
             </w:r>
           </w:p>
         </w:tc>
@@ -13918,7 +16406,7 @@
               <w:rPr>
                 <w:sz w:val="17"/>
               </w:rPr>
-              <w:t>Sh T · No arm.</w:t>
+              <w:t>— · Armado</w:t>
             </w:r>
           </w:p>
         </w:tc>
@@ -13935,7 +16423,7 @@
               <w:rPr>
                 <w:sz w:val="17"/>
               </w:rPr>
-              <w:t>3</w:t>
+              <w:t>23</w:t>
             </w:r>
           </w:p>
         </w:tc>
@@ -13952,7 +16440,7 @@
               <w:rPr>
                 <w:sz w:val="17"/>
               </w:rPr>
-              <w:t>80</w:t>
+              <w:t>575</w:t>
             </w:r>
           </w:p>
         </w:tc>
@@ -13969,7 +16457,7 @@
               <w:rPr>
                 <w:sz w:val="17"/>
               </w:rPr>
-              <w:t>6</w:t>
+              <w:t>368</w:t>
             </w:r>
           </w:p>
         </w:tc>
@@ -13985,7 +16473,7 @@
               <w:rPr>
                 <w:sz w:val="17"/>
               </w:rPr>
-              <w:t>Otras formaciones (resto)</w:t>
+              <w:t>12P #18AWG ShT-A (FR)</w:t>
             </w:r>
           </w:p>
         </w:tc>
@@ -14002,7 +16490,7 @@
               <w:rPr>
                 <w:sz w:val="17"/>
               </w:rPr>
-              <w:t>instr. apantallado armado</w:t>
+              <w:t>Sh T FR · Armado</w:t>
             </w:r>
           </w:p>
         </w:tc>
@@ -14019,7 +16507,7 @@
               <w:rPr>
                 <w:sz w:val="17"/>
               </w:rPr>
-              <w:t>115</w:t>
+              <w:t>7</w:t>
             </w:r>
           </w:p>
         </w:tc>
@@ -14036,7 +16524,7 @@
               <w:rPr>
                 <w:sz w:val="17"/>
               </w:rPr>
-              <w:t>8.990</w:t>
+              <w:t>1.485</w:t>
             </w:r>
           </w:p>
         </w:tc>
@@ -14053,7 +16541,7 @@
               <w:rPr>
                 <w:sz w:val="17"/>
               </w:rPr>
-              <w:t>2.110</w:t>
+              <w:t>364</w:t>
             </w:r>
           </w:p>
         </w:tc>
@@ -14067,10 +16555,682 @@
             <w:r/>
             <w:r>
               <w:rPr>
+                <w:sz w:val="17"/>
+              </w:rPr>
+              <w:t>1T #16AWG Sh-A</w:t>
+            </w:r>
+          </w:p>
+        </w:tc>
+        <w:tc>
+          <w:tcPr>
+            <w:tcW w:type="dxa" w:w="1814"/>
+          </w:tcPr>
+          <w:p>
+            <w:pPr>
+              <w:jc w:val="center"/>
+            </w:pPr>
+            <w:r/>
+            <w:r>
+              <w:rPr>
+                <w:sz w:val="17"/>
+              </w:rPr>
+              <w:t>Sh · Armado</w:t>
+            </w:r>
+          </w:p>
+        </w:tc>
+        <w:tc>
+          <w:tcPr>
+            <w:tcW w:type="dxa" w:w="1814"/>
+          </w:tcPr>
+          <w:p>
+            <w:pPr>
+              <w:jc w:val="center"/>
+            </w:pPr>
+            <w:r/>
+            <w:r>
+              <w:rPr>
+                <w:sz w:val="17"/>
+              </w:rPr>
+              <w:t>32</w:t>
+            </w:r>
+          </w:p>
+        </w:tc>
+        <w:tc>
+          <w:tcPr>
+            <w:tcW w:type="dxa" w:w="1814"/>
+          </w:tcPr>
+          <w:p>
+            <w:pPr>
+              <w:jc w:val="center"/>
+            </w:pPr>
+            <w:r/>
+            <w:r>
+              <w:rPr>
+                <w:sz w:val="17"/>
+              </w:rPr>
+              <w:t>160</w:t>
+            </w:r>
+          </w:p>
+        </w:tc>
+        <w:tc>
+          <w:tcPr>
+            <w:tcW w:type="dxa" w:w="1814"/>
+          </w:tcPr>
+          <w:p>
+            <w:pPr>
+              <w:jc w:val="center"/>
+            </w:pPr>
+            <w:r/>
+            <w:r>
+              <w:rPr>
+                <w:sz w:val="17"/>
+              </w:rPr>
+              <w:t>320</w:t>
+            </w:r>
+          </w:p>
+        </w:tc>
+      </w:tr>
+      <w:tr>
+        <w:tc>
+          <w:tcPr>
+            <w:tcW w:type="dxa" w:w="1814"/>
+          </w:tcPr>
+          <w:p>
+            <w:r/>
+            <w:r>
+              <w:rPr>
+                <w:sz w:val="17"/>
+              </w:rPr>
+              <w:t>14C #14AWG-A</w:t>
+            </w:r>
+          </w:p>
+        </w:tc>
+        <w:tc>
+          <w:tcPr>
+            <w:tcW w:type="dxa" w:w="1814"/>
+          </w:tcPr>
+          <w:p>
+            <w:pPr>
+              <w:jc w:val="center"/>
+            </w:pPr>
+            <w:r/>
+            <w:r>
+              <w:rPr>
+                <w:sz w:val="17"/>
+              </w:rPr>
+              <w:t>— · Armado</w:t>
+            </w:r>
+          </w:p>
+        </w:tc>
+        <w:tc>
+          <w:tcPr>
+            <w:tcW w:type="dxa" w:w="1814"/>
+          </w:tcPr>
+          <w:p>
+            <w:pPr>
+              <w:jc w:val="center"/>
+            </w:pPr>
+            <w:r/>
+            <w:r>
+              <w:rPr>
+                <w:sz w:val="17"/>
+              </w:rPr>
+              <w:t>17</w:t>
+            </w:r>
+          </w:p>
+        </w:tc>
+        <w:tc>
+          <w:tcPr>
+            <w:tcW w:type="dxa" w:w="1814"/>
+          </w:tcPr>
+          <w:p>
+            <w:pPr>
+              <w:jc w:val="center"/>
+            </w:pPr>
+            <w:r/>
+            <w:r>
+              <w:rPr>
+                <w:sz w:val="17"/>
+              </w:rPr>
+              <w:t>3.670</w:t>
+            </w:r>
+          </w:p>
+        </w:tc>
+        <w:tc>
+          <w:tcPr>
+            <w:tcW w:type="dxa" w:w="1814"/>
+          </w:tcPr>
+          <w:p>
+            <w:pPr>
+              <w:jc w:val="center"/>
+            </w:pPr>
+            <w:r/>
+            <w:r>
+              <w:rPr>
+                <w:sz w:val="17"/>
+              </w:rPr>
+              <w:t>510</w:t>
+            </w:r>
+          </w:p>
+        </w:tc>
+      </w:tr>
+      <w:tr>
+        <w:tc>
+          <w:tcPr>
+            <w:tcW w:type="dxa" w:w="1814"/>
+          </w:tcPr>
+          <w:p>
+            <w:r/>
+            <w:r>
+              <w:rPr>
+                <w:sz w:val="17"/>
+              </w:rPr>
+              <w:t>2C #2,5 mm²-A</w:t>
+            </w:r>
+          </w:p>
+        </w:tc>
+        <w:tc>
+          <w:tcPr>
+            <w:tcW w:type="dxa" w:w="1814"/>
+          </w:tcPr>
+          <w:p>
+            <w:pPr>
+              <w:jc w:val="center"/>
+            </w:pPr>
+            <w:r/>
+            <w:r>
+              <w:rPr>
+                <w:sz w:val="17"/>
+              </w:rPr>
+              <w:t>— · Armado</w:t>
+            </w:r>
+          </w:p>
+        </w:tc>
+        <w:tc>
+          <w:tcPr>
+            <w:tcW w:type="dxa" w:w="1814"/>
+          </w:tcPr>
+          <w:p>
+            <w:pPr>
+              <w:jc w:val="center"/>
+            </w:pPr>
+            <w:r/>
+            <w:r>
+              <w:rPr>
+                <w:sz w:val="17"/>
+              </w:rPr>
+              <w:t>23</w:t>
+            </w:r>
+          </w:p>
+        </w:tc>
+        <w:tc>
+          <w:tcPr>
+            <w:tcW w:type="dxa" w:w="1814"/>
+          </w:tcPr>
+          <w:p>
+            <w:pPr>
+              <w:jc w:val="center"/>
+            </w:pPr>
+            <w:r/>
+            <w:r>
+              <w:rPr>
+                <w:sz w:val="17"/>
+              </w:rPr>
+              <w:t>5.200</w:t>
+            </w:r>
+          </w:p>
+        </w:tc>
+        <w:tc>
+          <w:tcPr>
+            <w:tcW w:type="dxa" w:w="1814"/>
+          </w:tcPr>
+          <w:p>
+            <w:pPr>
+              <w:jc w:val="center"/>
+            </w:pPr>
+            <w:r/>
+            <w:r>
+              <w:rPr>
+                <w:sz w:val="17"/>
+              </w:rPr>
+              <w:t>138</w:t>
+            </w:r>
+          </w:p>
+        </w:tc>
+      </w:tr>
+      <w:tr>
+        <w:tc>
+          <w:tcPr>
+            <w:tcW w:type="dxa" w:w="1814"/>
+          </w:tcPr>
+          <w:p>
+            <w:r/>
+            <w:r>
+              <w:rPr>
+                <w:sz w:val="17"/>
+              </w:rPr>
+              <w:t>FO Monomodo 24H</w:t>
+            </w:r>
+          </w:p>
+        </w:tc>
+        <w:tc>
+          <w:tcPr>
+            <w:tcW w:type="dxa" w:w="1814"/>
+          </w:tcPr>
+          <w:p>
+            <w:pPr>
+              <w:jc w:val="center"/>
+            </w:pPr>
+            <w:r/>
+            <w:r>
+              <w:rPr>
+                <w:sz w:val="17"/>
+              </w:rPr>
+              <w:t>— · Armado</w:t>
+            </w:r>
+          </w:p>
+        </w:tc>
+        <w:tc>
+          <w:tcPr>
+            <w:tcW w:type="dxa" w:w="1814"/>
+          </w:tcPr>
+          <w:p>
+            <w:pPr>
+              <w:jc w:val="center"/>
+            </w:pPr>
+            <w:r/>
+            <w:r>
+              <w:rPr>
+                <w:sz w:val="17"/>
+              </w:rPr>
+              <w:t>3</w:t>
+            </w:r>
+          </w:p>
+        </w:tc>
+        <w:tc>
+          <w:tcPr>
+            <w:tcW w:type="dxa" w:w="1814"/>
+          </w:tcPr>
+          <w:p>
+            <w:pPr>
+              <w:jc w:val="center"/>
+            </w:pPr>
+            <w:r/>
+            <w:r>
+              <w:rPr>
+                <w:sz w:val="17"/>
+              </w:rPr>
+              <w:t>1.000</w:t>
+            </w:r>
+          </w:p>
+        </w:tc>
+        <w:tc>
+          <w:tcPr>
+            <w:tcW w:type="dxa" w:w="1814"/>
+          </w:tcPr>
+          <w:p>
+            <w:pPr>
+              <w:jc w:val="center"/>
+            </w:pPr>
+            <w:r/>
+            <w:r>
+              <w:rPr>
+                <w:sz w:val="17"/>
+              </w:rPr>
+              <w:t>150</w:t>
+            </w:r>
+          </w:p>
+        </w:tc>
+      </w:tr>
+      <w:tr>
+        <w:tc>
+          <w:tcPr>
+            <w:tcW w:type="dxa" w:w="1814"/>
+          </w:tcPr>
+          <w:p>
+            <w:r/>
+            <w:r>
+              <w:rPr>
+                <w:sz w:val="17"/>
+              </w:rPr>
+              <w:t>FO Monomodo 6H</w:t>
+            </w:r>
+          </w:p>
+        </w:tc>
+        <w:tc>
+          <w:tcPr>
+            <w:tcW w:type="dxa" w:w="1814"/>
+          </w:tcPr>
+          <w:p>
+            <w:pPr>
+              <w:jc w:val="center"/>
+            </w:pPr>
+            <w:r/>
+            <w:r>
+              <w:rPr>
+                <w:sz w:val="17"/>
+              </w:rPr>
+              <w:t>— · Armado</w:t>
+            </w:r>
+          </w:p>
+        </w:tc>
+        <w:tc>
+          <w:tcPr>
+            <w:tcW w:type="dxa" w:w="1814"/>
+          </w:tcPr>
+          <w:p>
+            <w:pPr>
+              <w:jc w:val="center"/>
+            </w:pPr>
+            <w:r/>
+            <w:r>
+              <w:rPr>
+                <w:sz w:val="17"/>
+              </w:rPr>
+              <w:t>10</w:t>
+            </w:r>
+          </w:p>
+        </w:tc>
+        <w:tc>
+          <w:tcPr>
+            <w:tcW w:type="dxa" w:w="1814"/>
+          </w:tcPr>
+          <w:p>
+            <w:pPr>
+              <w:jc w:val="center"/>
+            </w:pPr>
+            <w:r/>
+            <w:r>
+              <w:rPr>
+                <w:sz w:val="17"/>
+              </w:rPr>
+              <w:t>2.220</w:t>
+            </w:r>
+          </w:p>
+        </w:tc>
+        <w:tc>
+          <w:tcPr>
+            <w:tcW w:type="dxa" w:w="1814"/>
+          </w:tcPr>
+          <w:p>
+            <w:pPr>
+              <w:jc w:val="center"/>
+            </w:pPr>
+            <w:r/>
+            <w:r>
+              <w:rPr>
+                <w:sz w:val="17"/>
+              </w:rPr>
+              <w:t>140</w:t>
+            </w:r>
+          </w:p>
+        </w:tc>
+      </w:tr>
+      <w:tr>
+        <w:tc>
+          <w:tcPr>
+            <w:tcW w:type="dxa" w:w="1814"/>
+          </w:tcPr>
+          <w:p>
+            <w:r/>
+            <w:r>
+              <w:rPr>
+                <w:sz w:val="17"/>
+              </w:rPr>
+              <w:t>4P #18AWG ShT-A</w:t>
+            </w:r>
+          </w:p>
+        </w:tc>
+        <w:tc>
+          <w:tcPr>
+            <w:tcW w:type="dxa" w:w="1814"/>
+          </w:tcPr>
+          <w:p>
+            <w:pPr>
+              <w:jc w:val="center"/>
+            </w:pPr>
+            <w:r/>
+            <w:r>
+              <w:rPr>
+                <w:sz w:val="17"/>
+              </w:rPr>
+              <w:t>Sh T · Armado</w:t>
+            </w:r>
+          </w:p>
+        </w:tc>
+        <w:tc>
+          <w:tcPr>
+            <w:tcW w:type="dxa" w:w="1814"/>
+          </w:tcPr>
+          <w:p>
+            <w:pPr>
+              <w:jc w:val="center"/>
+            </w:pPr>
+            <w:r/>
+            <w:r>
+              <w:rPr>
+                <w:sz w:val="17"/>
+              </w:rPr>
+              <w:t>3</w:t>
+            </w:r>
+          </w:p>
+        </w:tc>
+        <w:tc>
+          <w:tcPr>
+            <w:tcW w:type="dxa" w:w="1814"/>
+          </w:tcPr>
+          <w:p>
+            <w:pPr>
+              <w:jc w:val="center"/>
+            </w:pPr>
+            <w:r/>
+            <w:r>
+              <w:rPr>
+                <w:sz w:val="17"/>
+              </w:rPr>
+              <w:t>865</w:t>
+            </w:r>
+          </w:p>
+        </w:tc>
+        <w:tc>
+          <w:tcPr>
+            <w:tcW w:type="dxa" w:w="1814"/>
+          </w:tcPr>
+          <w:p>
+            <w:pPr>
+              <w:jc w:val="center"/>
+            </w:pPr>
+            <w:r/>
+            <w:r>
+              <w:rPr>
+                <w:sz w:val="17"/>
+              </w:rPr>
+              <w:t>60</w:t>
+            </w:r>
+          </w:p>
+        </w:tc>
+      </w:tr>
+      <w:tr>
+        <w:tc>
+          <w:tcPr>
+            <w:tcW w:type="dxa" w:w="1814"/>
+          </w:tcPr>
+          <w:p>
+            <w:r/>
+            <w:r>
+              <w:rPr>
+                <w:sz w:val="17"/>
+              </w:rPr>
+              <w:t>1T #16AWG ShT-A (FR)</w:t>
+            </w:r>
+          </w:p>
+        </w:tc>
+        <w:tc>
+          <w:tcPr>
+            <w:tcW w:type="dxa" w:w="1814"/>
+          </w:tcPr>
+          <w:p>
+            <w:pPr>
+              <w:jc w:val="center"/>
+            </w:pPr>
+            <w:r/>
+            <w:r>
+              <w:rPr>
+                <w:sz w:val="17"/>
+              </w:rPr>
+              <w:t>Sh T FR · Armado</w:t>
+            </w:r>
+          </w:p>
+        </w:tc>
+        <w:tc>
+          <w:tcPr>
+            <w:tcW w:type="dxa" w:w="1814"/>
+          </w:tcPr>
+          <w:p>
+            <w:pPr>
+              <w:jc w:val="center"/>
+            </w:pPr>
+            <w:r/>
+            <w:r>
+              <w:rPr>
+                <w:sz w:val="17"/>
+              </w:rPr>
+              <w:t>3</w:t>
+            </w:r>
+          </w:p>
+        </w:tc>
+        <w:tc>
+          <w:tcPr>
+            <w:tcW w:type="dxa" w:w="1814"/>
+          </w:tcPr>
+          <w:p>
+            <w:pPr>
+              <w:jc w:val="center"/>
+            </w:pPr>
+            <w:r/>
+            <w:r>
+              <w:rPr>
+                <w:sz w:val="17"/>
+              </w:rPr>
+              <w:t>250</w:t>
+            </w:r>
+          </w:p>
+        </w:tc>
+        <w:tc>
+          <w:tcPr>
+            <w:tcW w:type="dxa" w:w="1814"/>
+          </w:tcPr>
+          <w:p>
+            <w:pPr>
+              <w:jc w:val="center"/>
+            </w:pPr>
+            <w:r/>
+            <w:r>
+              <w:rPr>
+                <w:sz w:val="17"/>
+              </w:rPr>
+              <w:t>30</w:t>
+            </w:r>
+          </w:p>
+        </w:tc>
+      </w:tr>
+      <w:tr>
+        <w:tc>
+          <w:tcPr>
+            <w:tcW w:type="dxa" w:w="1814"/>
+          </w:tcPr>
+          <w:p>
+            <w:r/>
+            <w:r>
+              <w:rPr>
+                <w:sz w:val="17"/>
+              </w:rPr>
+              <w:t>FTP Categoría 6 (4P)</w:t>
+            </w:r>
+          </w:p>
+        </w:tc>
+        <w:tc>
+          <w:tcPr>
+            <w:tcW w:type="dxa" w:w="1814"/>
+          </w:tcPr>
+          <w:p>
+            <w:pPr>
+              <w:jc w:val="center"/>
+            </w:pPr>
+            <w:r/>
+            <w:r>
+              <w:rPr>
+                <w:sz w:val="17"/>
+              </w:rPr>
+              <w:t>Sh T · No arm.</w:t>
+            </w:r>
+          </w:p>
+        </w:tc>
+        <w:tc>
+          <w:tcPr>
+            <w:tcW w:type="dxa" w:w="1814"/>
+          </w:tcPr>
+          <w:p>
+            <w:pPr>
+              <w:jc w:val="center"/>
+            </w:pPr>
+            <w:r/>
+            <w:r>
+              <w:rPr>
+                <w:sz w:val="17"/>
+              </w:rPr>
+              <w:t>3</w:t>
+            </w:r>
+          </w:p>
+        </w:tc>
+        <w:tc>
+          <w:tcPr>
+            <w:tcW w:type="dxa" w:w="1814"/>
+          </w:tcPr>
+          <w:p>
+            <w:pPr>
+              <w:jc w:val="center"/>
+            </w:pPr>
+            <w:r/>
+            <w:r>
+              <w:rPr>
+                <w:sz w:val="17"/>
+              </w:rPr>
+              <w:t>80</w:t>
+            </w:r>
+          </w:p>
+        </w:tc>
+        <w:tc>
+          <w:tcPr>
+            <w:tcW w:type="dxa" w:w="1814"/>
+          </w:tcPr>
+          <w:p>
+            <w:pPr>
+              <w:jc w:val="center"/>
+            </w:pPr>
+            <w:r/>
+            <w:r>
+              <w:rPr>
+                <w:sz w:val="17"/>
+              </w:rPr>
+              <w:t>6</w:t>
+            </w:r>
+          </w:p>
+        </w:tc>
+      </w:tr>
+      <w:tr>
+        <w:tc>
+          <w:tcPr>
+            <w:tcW w:type="dxa" w:w="1814"/>
+          </w:tcPr>
+          <w:p>
+            <w:r/>
+            <w:r>
+              <w:rPr>
                 <w:b/>
                 <w:sz w:val="17"/>
               </w:rPr>
-              <w:t>TOTAL IN (CPF-2)</w:t>
+              <w:t>TOTAL INSTRUMENTACIÓN (CPF-2)</w:t>
             </w:r>
           </w:p>
         </w:tc>
@@ -14151,8 +17311,8 @@
     <w:p>
       <w:r>
         <w:rPr>
-          <w:b w:val="0"/>
           <w:i/>
+          <w:color w:val="555555"/>
           <w:sz w:val="18"/>
         </w:rPr>
         <w:t>Tipos predominantes: par/terna apantallado armado #16-18AWG (4-20 mA, HART, RTD, TC), multipar (24P/12P/8P), FO monomodo y FTP Cat.6. La armadura agrega prensacables/glands en cada extremo.</w:t>
@@ -14168,9 +17328,8 @@
     </w:p>
     <w:tbl>
       <w:tblPr>
-        <w:tblStyle w:val="Tablaconcuadrcula"/>
+        <w:tblStyle w:val="TablaCuadro"/>
         <w:tblW w:type="auto" w:w="0"/>
-        <w:jc w:val="center"/>
         <w:tblLook w:firstColumn="1" w:firstRow="1" w:lastColumn="0" w:lastRow="0" w:noHBand="0" w:noVBand="1" w:val="04A0"/>
       </w:tblPr>
       <w:tblGrid>
@@ -14183,14 +17342,12 @@
         <w:tc>
           <w:tcPr>
             <w:tcW w:type="dxa" w:w="2268"/>
-            <w:shd w:fill="1F3B63"/>
           </w:tcPr>
           <w:p>
             <w:r/>
             <w:r>
               <w:rPr>
                 <w:b/>
-                <w:color w:val="FFFFFF"/>
                 <w:sz w:val="17"/>
               </w:rPr>
               <w:t>Concepto</w:t>
@@ -14200,14 +17357,12 @@
         <w:tc>
           <w:tcPr>
             <w:tcW w:type="dxa" w:w="2268"/>
-            <w:shd w:fill="1F3B63"/>
           </w:tcPr>
           <w:p>
             <w:r/>
             <w:r>
               <w:rPr>
                 <w:b/>
-                <w:color w:val="FFFFFF"/>
                 <w:sz w:val="17"/>
               </w:rPr>
               <w:t>Cantidad</w:t>
@@ -14217,14 +17372,12 @@
         <w:tc>
           <w:tcPr>
             <w:tcW w:type="dxa" w:w="2268"/>
-            <w:shd w:fill="1F3B63"/>
           </w:tcPr>
           <w:p>
             <w:r/>
             <w:r>
               <w:rPr>
                 <w:b/>
-                <w:color w:val="FFFFFF"/>
                 <w:sz w:val="17"/>
               </w:rPr>
               <w:t>Unidad</w:t>
@@ -14234,14 +17387,12 @@
         <w:tc>
           <w:tcPr>
             <w:tcW w:type="dxa" w:w="2268"/>
-            <w:shd w:fill="1F3B63"/>
           </w:tcPr>
           <w:p>
             <w:r/>
             <w:r>
               <w:rPr>
                 <w:b/>
-                <w:color w:val="FFFFFF"/>
                 <w:sz w:val="17"/>
               </w:rPr>
               <w:t>Observación</w:t>
@@ -14525,11 +17676,11 @@
     <w:p>
       <w:r>
         <w:rPr>
-          <w:b w:val="0"/>
           <w:i/>
+          <w:color w:val="555555"/>
           <w:sz w:val="18"/>
         </w:rPr>
-        <w:t>Recorrido típico: instrumento de campo → Junction Box (JB) → Shelter Sala INS → PCS / SIS. Conexionado en salas/Sala INS admite doble turno.</w:t>
+        <w:t>Recorrido típico: instrumento de campo → Junction Box (JB) → Shelter Sala INS → PCS / SIS. El conexionado en salas eléctricas y Sala INS admite doble turno.</w:t>
       </w:r>
     </w:p>
     <w:p>
@@ -14542,19 +17693,13 @@
     </w:p>
     <w:p>
       <w:r>
-        <w:rPr>
-          <w:b w:val="0"/>
-          <w:i w:val="0"/>
-          <w:sz w:val="20"/>
-        </w:rPr>
-        <w:t>Total 2.798 instrumentos. Por modalidad de montaje:</w:t>
+        <w:t>Total 2.798 instrumentos. Distribución por modalidad de montaje:</w:t>
       </w:r>
     </w:p>
     <w:tbl>
       <w:tblPr>
-        <w:tblStyle w:val="Tablaconcuadrcula"/>
+        <w:tblStyle w:val="TablaCuadro"/>
         <w:tblW w:type="auto" w:w="0"/>
-        <w:jc w:val="center"/>
         <w:tblLook w:firstColumn="1" w:firstRow="1" w:lastColumn="0" w:lastRow="0" w:noHBand="0" w:noVBand="1" w:val="04A0"/>
       </w:tblPr>
       <w:tblGrid>
@@ -14566,14 +17711,12 @@
         <w:tc>
           <w:tcPr>
             <w:tcW w:type="dxa" w:w="3024"/>
-            <w:shd w:fill="1F3B63"/>
           </w:tcPr>
           <w:p>
             <w:r/>
             <w:r>
               <w:rPr>
                 <w:b/>
-                <w:color w:val="FFFFFF"/>
                 <w:sz w:val="17"/>
               </w:rPr>
               <w:t>Modalidad de montaje</w:t>
@@ -14583,14 +17726,12 @@
         <w:tc>
           <w:tcPr>
             <w:tcW w:type="dxa" w:w="3024"/>
-            <w:shd w:fill="1F3B63"/>
           </w:tcPr>
           <w:p>
             <w:r/>
             <w:r>
               <w:rPr>
                 <w:b/>
-                <w:color w:val="FFFFFF"/>
                 <w:sz w:val="17"/>
               </w:rPr>
               <w:t>Cantidad</w:t>
@@ -14600,14 +17741,12 @@
         <w:tc>
           <w:tcPr>
             <w:tcW w:type="dxa" w:w="3024"/>
-            <w:shd w:fill="1F3B63"/>
           </w:tcPr>
           <w:p>
             <w:r/>
             <w:r>
               <w:rPr>
                 <w:b/>
-                <w:color w:val="FFFFFF"/>
                 <w:sz w:val="17"/>
               </w:rPr>
               <w:t>Detalle</w:t>
@@ -14776,7 +17915,7 @@
               <w:rPr>
                 <w:sz w:val="17"/>
               </w:rPr>
-              <w:t>Sobre equipo (recipiente/máquina)</w:t>
+              <w:t>Sobre equipo (recipiente / máquina)</w:t>
             </w:r>
           </w:p>
         </w:tc>
@@ -15021,22 +18160,17 @@
     </w:tbl>
     <w:p>
       <w:r>
-        <w:rPr>
-          <w:b w:val="0"/>
-          <w:i w:val="0"/>
-          <w:sz w:val="18"/>
-        </w:rPr>
         <w:t>Por tipo (principales): Manómetro (PI) 269 · Termovaina (TW) 221 · Sensor temp. (TE) 178 · Válvula seguridad (PSV) 162 · Transmisor presión (PIT) 160 · Orificio restricción (RO) 127 · Indicador nivel magnético (LG) 126 · Transmisor temp. (TIT) 87 · Termómetro (TI) 76 · Transmisor nivel (LIT) 66 · fines de carrera, solenoides, etc.</w:t>
       </w:r>
     </w:p>
     <w:p>
       <w:r>
         <w:rPr>
-          <w:b w:val="0"/>
           <w:i/>
+          <w:color w:val="555555"/>
           <w:sz w:val="18"/>
         </w:rPr>
-        <w:t>Alcance de montaje AESA: ~1.163 instrumentos (897 provistos por AESA + 266 de proveedor con 'montaje por EPC'). Los premontados en skids de vendor (~1.635) los instala el vendor, pero el conexionado y loop check son alcance del subcontrato.</w:t>
+        <w:t>Alcance de montaje del Subcontratista por cuenta AESA: ~1.163 instrumentos (897 provistos por AESA + 266 de proveedor con 'montaje por EPC'). Los premontados en skids de vendor (~1.635) los instala el vendor, pero el conexionado y el loop check son alcance del subcontrato.</w:t>
       </w:r>
     </w:p>
     <w:p>
@@ -15049,9 +18183,8 @@
     </w:p>
     <w:tbl>
       <w:tblPr>
-        <w:tblStyle w:val="Tablaconcuadrcula"/>
+        <w:tblStyle w:val="TablaCuadro"/>
         <w:tblW w:type="auto" w:w="0"/>
-        <w:jc w:val="center"/>
         <w:tblLook w:firstColumn="1" w:firstRow="1" w:lastColumn="0" w:lastRow="0" w:noHBand="0" w:noVBand="1" w:val="04A0"/>
       </w:tblPr>
       <w:tblGrid>
@@ -15063,14 +18196,12 @@
         <w:tc>
           <w:tcPr>
             <w:tcW w:type="dxa" w:w="3024"/>
-            <w:shd w:fill="1F3B63"/>
           </w:tcPr>
           <w:p>
             <w:r/>
             <w:r>
               <w:rPr>
                 <w:b/>
-                <w:color w:val="FFFFFF"/>
                 <w:sz w:val="17"/>
               </w:rPr>
               <w:t>Ítem</w:t>
@@ -15080,14 +18211,12 @@
         <w:tc>
           <w:tcPr>
             <w:tcW w:type="dxa" w:w="3024"/>
-            <w:shd w:fill="1F3B63"/>
           </w:tcPr>
           <w:p>
             <w:r/>
             <w:r>
               <w:rPr>
                 <w:b/>
-                <w:color w:val="FFFFFF"/>
                 <w:sz w:val="17"/>
               </w:rPr>
               <w:t>Cantidad</w:t>
@@ -15097,14 +18226,12 @@
         <w:tc>
           <w:tcPr>
             <w:tcW w:type="dxa" w:w="3024"/>
-            <w:shd w:fill="1F3B63"/>
           </w:tcPr>
           <w:p>
             <w:r/>
             <w:r>
               <w:rPr>
                 <w:b/>
-                <w:color w:val="FFFFFF"/>
                 <w:sz w:val="17"/>
               </w:rPr>
               <w:t>Observación</w:t>
@@ -15173,7 +18300,7 @@
               <w:rPr>
                 <w:sz w:val="17"/>
               </w:rPr>
-              <w:t>Tablero marshalling ESD/F&amp;G/PSS (HIMA)</w:t>
+              <w:t>Tablero marshalling ESD / F&amp;G / PSS (HIMA)</w:t>
             </w:r>
           </w:p>
         </w:tc>
@@ -15257,7 +18384,7 @@
               <w:rPr>
                 <w:sz w:val="17"/>
               </w:rPr>
-              <w:t>Montaje, fijación, interconexión interna</w:t>
+              <w:t>Montaje, fijación e interconexión interna</w:t>
             </w:r>
           </w:p>
         </w:tc>
@@ -15272,217 +18399,1980 @@
       </w:r>
     </w:p>
     <w:p>
-      <w:r>
-        <w:t>Instrumentos EN LÍNEA (sobre cañería, parte del spool): 920 — válvulas 485 + elementos 435. Se instalan con la cañería.</w:t>
+      <w:pPr>
+        <w:ind w:left="432"/>
+      </w:pPr>
+      <w:r>
+        <w:t>•  Instrumentos EN LÍNEA (sobre cañería, parte del spool): 920 — válvulas 485 + elementos 435. Se instalan con la cañería.</w:t>
       </w:r>
     </w:p>
     <w:p>
       <w:pPr>
-        <w:ind w:left="360"/>
-      </w:pPr>
-      <w:r>
-        <w:rPr>
-          <w:sz w:val="20"/>
-        </w:rPr>
-        <w:t>•  Instrumentos EN LÍNEA (sobre cañería, parte del spool): 920 — válvulas 485 + elementos 435. Se instalan con la cañería.</w:t>
+        <w:ind w:left="432"/>
+      </w:pPr>
+      <w:r>
+        <w:t>•  Instrumentos de MONTAJE ESPECÍFICO (según típico de montaje): 1.878 — sobre soporte/stand, equipo, válvula o estructura.</w:t>
       </w:r>
     </w:p>
     <w:p>
-      <w:r>
-        <w:t>Instrumentos de MONTAJE ESPECÍFICO (según típico de montaje): 1.878 — sobre soporte/stand, equipo, válvula o estructura.</w:t>
+      <w:pPr>
+        <w:ind w:left="432"/>
+      </w:pPr>
+      <w:r>
+        <w:t>•  Cada modalidad define el típico de montaje, la soportería y la herramienta correspondiente.</w:t>
       </w:r>
     </w:p>
     <w:p>
       <w:pPr>
-        <w:ind w:left="360"/>
-      </w:pPr>
-      <w:r>
-        <w:rPr>
-          <w:sz w:val="20"/>
-        </w:rPr>
-        <w:t>•  Instrumentos de MONTAJE ESPECÍFICO (según típico de montaje): 1.878 — sobre soporte/stand, equipo, válvula o estructura.</w:t>
+        <w:pStyle w:val="Ttulo2"/>
+      </w:pPr>
+      <w:r>
+        <w:t>I.6  Montaje de cajas de conexión (Junction Boxes)</w:t>
       </w:r>
     </w:p>
     <w:p>
       <w:r>
-        <w:t>Cada modalidad define el típico de montaje, soportería y herramienta correspondiente.</w:t>
+        <w:t>Montaje, fijación y rotulado de cajas de conexión (JB) de campo (DCS y SIS) en los recorridos instrumento → JB → Sala INS. La cantidad no está indicada en la ingeniería disponible; se computará por relevamiento de los planos de montaje y la disposición de JB por área.</w:t>
       </w:r>
     </w:p>
     <w:p>
       <w:pPr>
-        <w:ind w:left="360"/>
-      </w:pPr>
-      <w:r>
-        <w:rPr>
-          <w:sz w:val="20"/>
-        </w:rPr>
-        <w:t>•  Cada modalidad define el típico de montaje, soportería y herramienta correspondiente.</w:t>
+        <w:pStyle w:val="Ttulo2"/>
+      </w:pPr>
+      <w:r>
+        <w:t>I.7  Personal especializado para precomisionado y comisionado — Instrumentación</w:t>
       </w:r>
     </w:p>
     <w:p>
-      <w:pPr>
-        <w:pStyle w:val="Ttulo2"/>
-      </w:pPr>
-      <w:r>
-        <w:t>I.6  Montaje de cajas de conexión (Junction Boxes)</w:t>
+      <w:r>
+        <w:t>Provisión de personal especialista y herramientas para las pruebas y puesta en servicio de instrumentación:</w:t>
       </w:r>
     </w:p>
     <w:p>
-      <w:r>
-        <w:rPr>
-          <w:b w:val="0"/>
-          <w:i w:val="0"/>
-          <w:sz w:val="20"/>
-        </w:rPr>
-        <w:t>Montaje, fijación y rotulado de cajas de conexión (JB) de campo (DCS y SIS) en los recorridos instrumento → JB → Sala INS. Cantidad NO indicada en la ingeniería disponible — a relevar/confirmar (se computa por relevamiento de planos de montaje y disposición de JB por área).</w:t>
+      <w:pPr>
+        <w:ind w:left="432"/>
+      </w:pPr>
+      <w:r>
+        <w:t>•  Calibración en banco de instrumentos (previa al montaje), con patrones y banco de pruebas.</w:t>
       </w:r>
     </w:p>
     <w:p>
       <w:pPr>
-        <w:pStyle w:val="Ttulo2"/>
-      </w:pPr>
-      <w:r>
-        <w:t>I.7  Personal especializado para precomisionado y comisionado — Instrumentación</w:t>
+        <w:ind w:left="432"/>
+      </w:pPr>
+      <w:r>
+        <w:t>•  Prueba punta a punta (continuidad) e identificación de cada cable y punta.</w:t>
       </w:r>
     </w:p>
     <w:p>
-      <w:r>
-        <w:rPr>
-          <w:b w:val="0"/>
-          <w:i w:val="0"/>
-          <w:sz w:val="20"/>
-        </w:rPr>
-        <w:t>Provisión de personal especialista y herramientas para las pruebas y puesta en servicio de instrumentación:</w:t>
+      <w:pPr>
+        <w:ind w:left="432"/>
+      </w:pPr>
+      <w:r>
+        <w:t>•  Prueba de señales en campo: verificación de lazos (loop check) sensor → JB → Sala INS → PCS/SIS (~885 lazos).</w:t>
       </w:r>
     </w:p>
     <w:p>
-      <w:r>
-        <w:t>Calibración en banco de instrumentos (pre-montaje) — patrones y banco de pruebas.</w:t>
+      <w:pPr>
+        <w:ind w:left="432"/>
+      </w:pPr>
+      <w:r>
+        <w:t>•  Precomisionado de lazos PCS / SIS / F&amp;G: simulación de señales y prueba de matriz de causa-efecto (MCE).</w:t>
       </w:r>
     </w:p>
     <w:p>
       <w:pPr>
-        <w:ind w:left="360"/>
-      </w:pPr>
-      <w:r>
-        <w:rPr>
-          <w:sz w:val="20"/>
-        </w:rPr>
-        <w:t>•  Calibración en banco de instrumentos (pre-montaje) — patrones y banco de pruebas.</w:t>
+        <w:ind w:left="432"/>
+      </w:pPr>
+      <w:r>
+        <w:t>•  Comisionado integrado con PCS (Inauco), SIS (HIMA) y SCADA: pruebas funcionales y de seguridad.</w:t>
       </w:r>
     </w:p>
     <w:p>
-      <w:r>
-        <w:t>Prueba punta a punta (continuidad) e identificación de cada cable / punta.</w:t>
+      <w:pPr>
+        <w:ind w:left="432"/>
+      </w:pPr>
+      <w:r>
+        <w:t>•  Perfiles: técnicos instrumentistas, especialistas en calibración e ingeniería de lazos y comisionado.</w:t>
       </w:r>
     </w:p>
     <w:p>
-      <w:pPr>
-        <w:ind w:left="360"/>
-      </w:pPr>
-      <w:r>
-        <w:rPr>
-          <w:sz w:val="20"/>
-        </w:rPr>
-        <w:t>•  Prueba punta a punta (continuidad) e identificación de cada cable / punta.</w:t>
+      <w:r>
+        <w:br w:type="page"/>
       </w:r>
     </w:p>
     <w:p>
-      <w:r>
-        <w:t>Prueba de señales en campo: verificación de lazos (loop check) sensor → JB → Sala INS → PCS/SIS (~885 lazos).</w:t>
+      <w:pPr>
+        <w:pStyle w:val="Ttulo1"/>
+      </w:pPr>
+      <w:r>
+        <w:t>ANEXO C — PLANILLA DE CÓMPUTO Y PRECIOS UNITARIOS</w:t>
       </w:r>
     </w:p>
     <w:p>
-      <w:pPr>
-        <w:ind w:left="360"/>
-      </w:pPr>
-      <w:r>
-        <w:rPr>
-          <w:sz w:val="20"/>
-        </w:rPr>
-        <w:t>•  Prueba de señales en campo: verificación de lazos (loop check) sensor → JB → Sala INS → PCS/SIS (~885 lazos).</w:t>
+      <w:r>
+        <w:t>El Oferente deberá completar los precios unitarios (columna P. Unitario) para cada ítem; el Subtotal y el Total se obtienen por producto de cantidad × precio unitario. Las cantidades son las de la ingeniería vigente y podrán ajustarse a planos 'For Construction'.</w:t>
       </w:r>
     </w:p>
     <w:p>
-      <w:r>
-        <w:t>Precomisionado de lazos PCS / SIS / F&amp;G: simulación de señales, matriz de causa-efecto (MCE).</w:t>
+      <w:pPr>
+        <w:pStyle w:val="Ttulo2"/>
+      </w:pPr>
+      <w:r>
+        <w:t>C.1  Electricidad</w:t>
       </w:r>
     </w:p>
+    <w:tbl>
+      <w:tblPr>
+        <w:tblStyle w:val="TablaCuadro"/>
+        <w:tblW w:type="auto" w:w="0"/>
+        <w:tblLook w:firstColumn="1" w:firstRow="1" w:lastColumn="0" w:lastRow="0" w:noHBand="0" w:noVBand="1" w:val="04A0"/>
+      </w:tblPr>
+      <w:tblGrid>
+        <w:gridCol w:w="1814"/>
+        <w:gridCol w:w="1814"/>
+        <w:gridCol w:w="1814"/>
+        <w:gridCol w:w="1814"/>
+        <w:gridCol w:w="1814"/>
+      </w:tblGrid>
+      <w:tr>
+        <w:tc>
+          <w:tcPr>
+            <w:tcW w:type="dxa" w:w="1814"/>
+          </w:tcPr>
+          <w:p>
+            <w:r/>
+            <w:r>
+              <w:rPr>
+                <w:b/>
+                <w:sz w:val="17"/>
+              </w:rPr>
+              <w:t>Ítem de obra</w:t>
+            </w:r>
+          </w:p>
+        </w:tc>
+        <w:tc>
+          <w:tcPr>
+            <w:tcW w:type="dxa" w:w="1814"/>
+          </w:tcPr>
+          <w:p>
+            <w:r/>
+            <w:r>
+              <w:rPr>
+                <w:b/>
+                <w:sz w:val="17"/>
+              </w:rPr>
+              <w:t>Unidad</w:t>
+            </w:r>
+          </w:p>
+        </w:tc>
+        <w:tc>
+          <w:tcPr>
+            <w:tcW w:type="dxa" w:w="1814"/>
+          </w:tcPr>
+          <w:p>
+            <w:r/>
+            <w:r>
+              <w:rPr>
+                <w:b/>
+                <w:sz w:val="17"/>
+              </w:rPr>
+              <w:t>Cantidad</w:t>
+            </w:r>
+          </w:p>
+        </w:tc>
+        <w:tc>
+          <w:tcPr>
+            <w:tcW w:type="dxa" w:w="1814"/>
+          </w:tcPr>
+          <w:p>
+            <w:r/>
+            <w:r>
+              <w:rPr>
+                <w:b/>
+                <w:sz w:val="17"/>
+              </w:rPr>
+              <w:t>P. Unitario</w:t>
+            </w:r>
+          </w:p>
+        </w:tc>
+        <w:tc>
+          <w:tcPr>
+            <w:tcW w:type="dxa" w:w="1814"/>
+          </w:tcPr>
+          <w:p>
+            <w:r/>
+            <w:r>
+              <w:rPr>
+                <w:b/>
+                <w:sz w:val="17"/>
+              </w:rPr>
+              <w:t>Subtotal</w:t>
+            </w:r>
+          </w:p>
+        </w:tc>
+      </w:tr>
+      <w:tr>
+        <w:tc>
+          <w:tcPr>
+            <w:tcW w:type="dxa" w:w="1814"/>
+          </w:tcPr>
+          <w:p>
+            <w:r/>
+            <w:r>
+              <w:rPr>
+                <w:sz w:val="17"/>
+              </w:rPr>
+              <w:t>Tendido cables Potencia MT</w:t>
+            </w:r>
+          </w:p>
+        </w:tc>
+        <w:tc>
+          <w:tcPr>
+            <w:tcW w:type="dxa" w:w="1814"/>
+          </w:tcPr>
+          <w:p>
+            <w:pPr>
+              <w:jc w:val="center"/>
+            </w:pPr>
+            <w:r/>
+            <w:r>
+              <w:rPr>
+                <w:sz w:val="17"/>
+              </w:rPr>
+              <w:t>m</w:t>
+            </w:r>
+          </w:p>
+        </w:tc>
+        <w:tc>
+          <w:tcPr>
+            <w:tcW w:type="dxa" w:w="1814"/>
+          </w:tcPr>
+          <w:p>
+            <w:pPr>
+              <w:jc w:val="center"/>
+            </w:pPr>
+            <w:r/>
+            <w:r>
+              <w:rPr>
+                <w:sz w:val="17"/>
+              </w:rPr>
+              <w:t>2.110</w:t>
+            </w:r>
+          </w:p>
+        </w:tc>
+        <w:tc>
+          <w:tcPr>
+            <w:tcW w:type="dxa" w:w="1814"/>
+          </w:tcPr>
+          <w:p>
+            <w:pPr>
+              <w:jc w:val="center"/>
+            </w:pPr>
+            <w:r/>
+            <w:r>
+              <w:rPr>
+                <w:sz w:val="17"/>
+              </w:rPr>
+            </w:r>
+          </w:p>
+        </w:tc>
+        <w:tc>
+          <w:tcPr>
+            <w:tcW w:type="dxa" w:w="1814"/>
+          </w:tcPr>
+          <w:p>
+            <w:pPr>
+              <w:jc w:val="center"/>
+            </w:pPr>
+            <w:r/>
+            <w:r>
+              <w:rPr>
+                <w:sz w:val="17"/>
+              </w:rPr>
+            </w:r>
+          </w:p>
+        </w:tc>
+      </w:tr>
+      <w:tr>
+        <w:tc>
+          <w:tcPr>
+            <w:tcW w:type="dxa" w:w="1814"/>
+          </w:tcPr>
+          <w:p>
+            <w:r/>
+            <w:r>
+              <w:rPr>
+                <w:sz w:val="17"/>
+              </w:rPr>
+              <w:t>Tendido cables Potencia BT Grande (≥35 mm²)</w:t>
+            </w:r>
+          </w:p>
+        </w:tc>
+        <w:tc>
+          <w:tcPr>
+            <w:tcW w:type="dxa" w:w="1814"/>
+          </w:tcPr>
+          <w:p>
+            <w:pPr>
+              <w:jc w:val="center"/>
+            </w:pPr>
+            <w:r/>
+            <w:r>
+              <w:rPr>
+                <w:sz w:val="17"/>
+              </w:rPr>
+              <w:t>m</w:t>
+            </w:r>
+          </w:p>
+        </w:tc>
+        <w:tc>
+          <w:tcPr>
+            <w:tcW w:type="dxa" w:w="1814"/>
+          </w:tcPr>
+          <w:p>
+            <w:pPr>
+              <w:jc w:val="center"/>
+            </w:pPr>
+            <w:r/>
+            <w:r>
+              <w:rPr>
+                <w:sz w:val="17"/>
+              </w:rPr>
+              <w:t>17.470</w:t>
+            </w:r>
+          </w:p>
+        </w:tc>
+        <w:tc>
+          <w:tcPr>
+            <w:tcW w:type="dxa" w:w="1814"/>
+          </w:tcPr>
+          <w:p>
+            <w:pPr>
+              <w:jc w:val="center"/>
+            </w:pPr>
+            <w:r/>
+            <w:r>
+              <w:rPr>
+                <w:sz w:val="17"/>
+              </w:rPr>
+            </w:r>
+          </w:p>
+        </w:tc>
+        <w:tc>
+          <w:tcPr>
+            <w:tcW w:type="dxa" w:w="1814"/>
+          </w:tcPr>
+          <w:p>
+            <w:pPr>
+              <w:jc w:val="center"/>
+            </w:pPr>
+            <w:r/>
+            <w:r>
+              <w:rPr>
+                <w:sz w:val="17"/>
+              </w:rPr>
+            </w:r>
+          </w:p>
+        </w:tc>
+      </w:tr>
+      <w:tr>
+        <w:tc>
+          <w:tcPr>
+            <w:tcW w:type="dxa" w:w="1814"/>
+          </w:tcPr>
+          <w:p>
+            <w:r/>
+            <w:r>
+              <w:rPr>
+                <w:sz w:val="17"/>
+              </w:rPr>
+              <w:t>Tendido cables Potencia BT Mediana / Pequeña</w:t>
+            </w:r>
+          </w:p>
+        </w:tc>
+        <w:tc>
+          <w:tcPr>
+            <w:tcW w:type="dxa" w:w="1814"/>
+          </w:tcPr>
+          <w:p>
+            <w:pPr>
+              <w:jc w:val="center"/>
+            </w:pPr>
+            <w:r/>
+            <w:r>
+              <w:rPr>
+                <w:sz w:val="17"/>
+              </w:rPr>
+              <w:t>m</w:t>
+            </w:r>
+          </w:p>
+        </w:tc>
+        <w:tc>
+          <w:tcPr>
+            <w:tcW w:type="dxa" w:w="1814"/>
+          </w:tcPr>
+          <w:p>
+            <w:pPr>
+              <w:jc w:val="center"/>
+            </w:pPr>
+            <w:r/>
+            <w:r>
+              <w:rPr>
+                <w:sz w:val="17"/>
+              </w:rPr>
+              <w:t>33.125</w:t>
+            </w:r>
+          </w:p>
+        </w:tc>
+        <w:tc>
+          <w:tcPr>
+            <w:tcW w:type="dxa" w:w="1814"/>
+          </w:tcPr>
+          <w:p>
+            <w:pPr>
+              <w:jc w:val="center"/>
+            </w:pPr>
+            <w:r/>
+            <w:r>
+              <w:rPr>
+                <w:sz w:val="17"/>
+              </w:rPr>
+            </w:r>
+          </w:p>
+        </w:tc>
+        <w:tc>
+          <w:tcPr>
+            <w:tcW w:type="dxa" w:w="1814"/>
+          </w:tcPr>
+          <w:p>
+            <w:pPr>
+              <w:jc w:val="center"/>
+            </w:pPr>
+            <w:r/>
+            <w:r>
+              <w:rPr>
+                <w:sz w:val="17"/>
+              </w:rPr>
+            </w:r>
+          </w:p>
+        </w:tc>
+      </w:tr>
+      <w:tr>
+        <w:tc>
+          <w:tcPr>
+            <w:tcW w:type="dxa" w:w="1814"/>
+          </w:tcPr>
+          <w:p>
+            <w:r/>
+            <w:r>
+              <w:rPr>
+                <w:sz w:val="17"/>
+              </w:rPr>
+              <w:t>Tendido cables Control y Señales</w:t>
+            </w:r>
+          </w:p>
+        </w:tc>
+        <w:tc>
+          <w:tcPr>
+            <w:tcW w:type="dxa" w:w="1814"/>
+          </w:tcPr>
+          <w:p>
+            <w:pPr>
+              <w:jc w:val="center"/>
+            </w:pPr>
+            <w:r/>
+            <w:r>
+              <w:rPr>
+                <w:sz w:val="17"/>
+              </w:rPr>
+              <w:t>m</w:t>
+            </w:r>
+          </w:p>
+        </w:tc>
+        <w:tc>
+          <w:tcPr>
+            <w:tcW w:type="dxa" w:w="1814"/>
+          </w:tcPr>
+          <w:p>
+            <w:pPr>
+              <w:jc w:val="center"/>
+            </w:pPr>
+            <w:r/>
+            <w:r>
+              <w:rPr>
+                <w:sz w:val="17"/>
+              </w:rPr>
+              <w:t>28.126</w:t>
+            </w:r>
+          </w:p>
+        </w:tc>
+        <w:tc>
+          <w:tcPr>
+            <w:tcW w:type="dxa" w:w="1814"/>
+          </w:tcPr>
+          <w:p>
+            <w:pPr>
+              <w:jc w:val="center"/>
+            </w:pPr>
+            <w:r/>
+            <w:r>
+              <w:rPr>
+                <w:sz w:val="17"/>
+              </w:rPr>
+            </w:r>
+          </w:p>
+        </w:tc>
+        <w:tc>
+          <w:tcPr>
+            <w:tcW w:type="dxa" w:w="1814"/>
+          </w:tcPr>
+          <w:p>
+            <w:pPr>
+              <w:jc w:val="center"/>
+            </w:pPr>
+            <w:r/>
+            <w:r>
+              <w:rPr>
+                <w:sz w:val="17"/>
+              </w:rPr>
+            </w:r>
+          </w:p>
+        </w:tc>
+      </w:tr>
+      <w:tr>
+        <w:tc>
+          <w:tcPr>
+            <w:tcW w:type="dxa" w:w="1814"/>
+          </w:tcPr>
+          <w:p>
+            <w:r/>
+            <w:r>
+              <w:rPr>
+                <w:sz w:val="17"/>
+              </w:rPr>
+              <w:t>Conexionado terminales MT</w:t>
+            </w:r>
+          </w:p>
+        </w:tc>
+        <w:tc>
+          <w:tcPr>
+            <w:tcW w:type="dxa" w:w="1814"/>
+          </w:tcPr>
+          <w:p>
+            <w:pPr>
+              <w:jc w:val="center"/>
+            </w:pPr>
+            <w:r/>
+            <w:r>
+              <w:rPr>
+                <w:sz w:val="17"/>
+              </w:rPr>
+              <w:t>extremo</w:t>
+            </w:r>
+          </w:p>
+        </w:tc>
+        <w:tc>
+          <w:tcPr>
+            <w:tcW w:type="dxa" w:w="1814"/>
+          </w:tcPr>
+          <w:p>
+            <w:pPr>
+              <w:jc w:val="center"/>
+            </w:pPr>
+            <w:r/>
+            <w:r>
+              <w:rPr>
+                <w:sz w:val="17"/>
+              </w:rPr>
+              <w:t>36</w:t>
+            </w:r>
+          </w:p>
+        </w:tc>
+        <w:tc>
+          <w:tcPr>
+            <w:tcW w:type="dxa" w:w="1814"/>
+          </w:tcPr>
+          <w:p>
+            <w:pPr>
+              <w:jc w:val="center"/>
+            </w:pPr>
+            <w:r/>
+            <w:r>
+              <w:rPr>
+                <w:sz w:val="17"/>
+              </w:rPr>
+            </w:r>
+          </w:p>
+        </w:tc>
+        <w:tc>
+          <w:tcPr>
+            <w:tcW w:type="dxa" w:w="1814"/>
+          </w:tcPr>
+          <w:p>
+            <w:pPr>
+              <w:jc w:val="center"/>
+            </w:pPr>
+            <w:r/>
+            <w:r>
+              <w:rPr>
+                <w:sz w:val="17"/>
+              </w:rPr>
+            </w:r>
+          </w:p>
+        </w:tc>
+      </w:tr>
+      <w:tr>
+        <w:tc>
+          <w:tcPr>
+            <w:tcW w:type="dxa" w:w="1814"/>
+          </w:tcPr>
+          <w:p>
+            <w:r/>
+            <w:r>
+              <w:rPr>
+                <w:sz w:val="17"/>
+              </w:rPr>
+              <w:t>Conexionado terminales BT Grande</w:t>
+            </w:r>
+          </w:p>
+        </w:tc>
+        <w:tc>
+          <w:tcPr>
+            <w:tcW w:type="dxa" w:w="1814"/>
+          </w:tcPr>
+          <w:p>
+            <w:pPr>
+              <w:jc w:val="center"/>
+            </w:pPr>
+            <w:r/>
+            <w:r>
+              <w:rPr>
+                <w:sz w:val="17"/>
+              </w:rPr>
+              <w:t>extremo</w:t>
+            </w:r>
+          </w:p>
+        </w:tc>
+        <w:tc>
+          <w:tcPr>
+            <w:tcW w:type="dxa" w:w="1814"/>
+          </w:tcPr>
+          <w:p>
+            <w:pPr>
+              <w:jc w:val="center"/>
+            </w:pPr>
+            <w:r/>
+            <w:r>
+              <w:rPr>
+                <w:sz w:val="17"/>
+              </w:rPr>
+              <w:t>208</w:t>
+            </w:r>
+          </w:p>
+        </w:tc>
+        <w:tc>
+          <w:tcPr>
+            <w:tcW w:type="dxa" w:w="1814"/>
+          </w:tcPr>
+          <w:p>
+            <w:pPr>
+              <w:jc w:val="center"/>
+            </w:pPr>
+            <w:r/>
+            <w:r>
+              <w:rPr>
+                <w:sz w:val="17"/>
+              </w:rPr>
+            </w:r>
+          </w:p>
+        </w:tc>
+        <w:tc>
+          <w:tcPr>
+            <w:tcW w:type="dxa" w:w="1814"/>
+          </w:tcPr>
+          <w:p>
+            <w:pPr>
+              <w:jc w:val="center"/>
+            </w:pPr>
+            <w:r/>
+            <w:r>
+              <w:rPr>
+                <w:sz w:val="17"/>
+              </w:rPr>
+            </w:r>
+          </w:p>
+        </w:tc>
+      </w:tr>
+      <w:tr>
+        <w:tc>
+          <w:tcPr>
+            <w:tcW w:type="dxa" w:w="1814"/>
+          </w:tcPr>
+          <w:p>
+            <w:r/>
+            <w:r>
+              <w:rPr>
+                <w:sz w:val="17"/>
+              </w:rPr>
+              <w:t>Conexionado terminales BT Mediana / Pequeña</w:t>
+            </w:r>
+          </w:p>
+        </w:tc>
+        <w:tc>
+          <w:tcPr>
+            <w:tcW w:type="dxa" w:w="1814"/>
+          </w:tcPr>
+          <w:p>
+            <w:pPr>
+              <w:jc w:val="center"/>
+            </w:pPr>
+            <w:r/>
+            <w:r>
+              <w:rPr>
+                <w:sz w:val="17"/>
+              </w:rPr>
+              <w:t>extremo</w:t>
+            </w:r>
+          </w:p>
+        </w:tc>
+        <w:tc>
+          <w:tcPr>
+            <w:tcW w:type="dxa" w:w="1814"/>
+          </w:tcPr>
+          <w:p>
+            <w:pPr>
+              <w:jc w:val="center"/>
+            </w:pPr>
+            <w:r/>
+            <w:r>
+              <w:rPr>
+                <w:sz w:val="17"/>
+              </w:rPr>
+              <w:t>396</w:t>
+            </w:r>
+          </w:p>
+        </w:tc>
+        <w:tc>
+          <w:tcPr>
+            <w:tcW w:type="dxa" w:w="1814"/>
+          </w:tcPr>
+          <w:p>
+            <w:pPr>
+              <w:jc w:val="center"/>
+            </w:pPr>
+            <w:r/>
+            <w:r>
+              <w:rPr>
+                <w:sz w:val="17"/>
+              </w:rPr>
+            </w:r>
+          </w:p>
+        </w:tc>
+        <w:tc>
+          <w:tcPr>
+            <w:tcW w:type="dxa" w:w="1814"/>
+          </w:tcPr>
+          <w:p>
+            <w:pPr>
+              <w:jc w:val="center"/>
+            </w:pPr>
+            <w:r/>
+            <w:r>
+              <w:rPr>
+                <w:sz w:val="17"/>
+              </w:rPr>
+            </w:r>
+          </w:p>
+        </w:tc>
+      </w:tr>
+      <w:tr>
+        <w:tc>
+          <w:tcPr>
+            <w:tcW w:type="dxa" w:w="1814"/>
+          </w:tcPr>
+          <w:p>
+            <w:r/>
+            <w:r>
+              <w:rPr>
+                <w:sz w:val="17"/>
+              </w:rPr>
+              <w:t>Conexionado cables de control</w:t>
+            </w:r>
+          </w:p>
+        </w:tc>
+        <w:tc>
+          <w:tcPr>
+            <w:tcW w:type="dxa" w:w="1814"/>
+          </w:tcPr>
+          <w:p>
+            <w:pPr>
+              <w:jc w:val="center"/>
+            </w:pPr>
+            <w:r/>
+            <w:r>
+              <w:rPr>
+                <w:sz w:val="17"/>
+              </w:rPr>
+              <w:t>cable</w:t>
+            </w:r>
+          </w:p>
+        </w:tc>
+        <w:tc>
+          <w:tcPr>
+            <w:tcW w:type="dxa" w:w="1814"/>
+          </w:tcPr>
+          <w:p>
+            <w:pPr>
+              <w:jc w:val="center"/>
+            </w:pPr>
+            <w:r/>
+            <w:r>
+              <w:rPr>
+                <w:sz w:val="17"/>
+              </w:rPr>
+              <w:t>192</w:t>
+            </w:r>
+          </w:p>
+        </w:tc>
+        <w:tc>
+          <w:tcPr>
+            <w:tcW w:type="dxa" w:w="1814"/>
+          </w:tcPr>
+          <w:p>
+            <w:pPr>
+              <w:jc w:val="center"/>
+            </w:pPr>
+            <w:r/>
+            <w:r>
+              <w:rPr>
+                <w:sz w:val="17"/>
+              </w:rPr>
+            </w:r>
+          </w:p>
+        </w:tc>
+        <w:tc>
+          <w:tcPr>
+            <w:tcW w:type="dxa" w:w="1814"/>
+          </w:tcPr>
+          <w:p>
+            <w:pPr>
+              <w:jc w:val="center"/>
+            </w:pPr>
+            <w:r/>
+            <w:r>
+              <w:rPr>
+                <w:sz w:val="17"/>
+              </w:rPr>
+            </w:r>
+          </w:p>
+        </w:tc>
+      </w:tr>
+      <w:tr>
+        <w:tc>
+          <w:tcPr>
+            <w:tcW w:type="dxa" w:w="1814"/>
+          </w:tcPr>
+          <w:p>
+            <w:r/>
+            <w:r>
+              <w:rPr>
+                <w:sz w:val="17"/>
+              </w:rPr>
+              <w:t>Montaje tableros BT / CCMs</w:t>
+            </w:r>
+          </w:p>
+        </w:tc>
+        <w:tc>
+          <w:tcPr>
+            <w:tcW w:type="dxa" w:w="1814"/>
+          </w:tcPr>
+          <w:p>
+            <w:pPr>
+              <w:jc w:val="center"/>
+            </w:pPr>
+            <w:r/>
+            <w:r>
+              <w:rPr>
+                <w:sz w:val="17"/>
+              </w:rPr>
+              <w:t>u</w:t>
+            </w:r>
+          </w:p>
+        </w:tc>
+        <w:tc>
+          <w:tcPr>
+            <w:tcW w:type="dxa" w:w="1814"/>
+          </w:tcPr>
+          <w:p>
+            <w:pPr>
+              <w:jc w:val="center"/>
+            </w:pPr>
+            <w:r/>
+            <w:r>
+              <w:rPr>
+                <w:sz w:val="17"/>
+              </w:rPr>
+              <w:t>37</w:t>
+            </w:r>
+          </w:p>
+        </w:tc>
+        <w:tc>
+          <w:tcPr>
+            <w:tcW w:type="dxa" w:w="1814"/>
+          </w:tcPr>
+          <w:p>
+            <w:pPr>
+              <w:jc w:val="center"/>
+            </w:pPr>
+            <w:r/>
+            <w:r>
+              <w:rPr>
+                <w:sz w:val="17"/>
+              </w:rPr>
+            </w:r>
+          </w:p>
+        </w:tc>
+        <w:tc>
+          <w:tcPr>
+            <w:tcW w:type="dxa" w:w="1814"/>
+          </w:tcPr>
+          <w:p>
+            <w:pPr>
+              <w:jc w:val="center"/>
+            </w:pPr>
+            <w:r/>
+            <w:r>
+              <w:rPr>
+                <w:sz w:val="17"/>
+              </w:rPr>
+            </w:r>
+          </w:p>
+        </w:tc>
+      </w:tr>
+      <w:tr>
+        <w:tc>
+          <w:tcPr>
+            <w:tcW w:type="dxa" w:w="1814"/>
+          </w:tcPr>
+          <w:p>
+            <w:r/>
+            <w:r>
+              <w:rPr>
+                <w:sz w:val="17"/>
+              </w:rPr>
+              <w:t>Montaje celdas MT</w:t>
+            </w:r>
+          </w:p>
+        </w:tc>
+        <w:tc>
+          <w:tcPr>
+            <w:tcW w:type="dxa" w:w="1814"/>
+          </w:tcPr>
+          <w:p>
+            <w:pPr>
+              <w:jc w:val="center"/>
+            </w:pPr>
+            <w:r/>
+            <w:r>
+              <w:rPr>
+                <w:sz w:val="17"/>
+              </w:rPr>
+              <w:t>u</w:t>
+            </w:r>
+          </w:p>
+        </w:tc>
+        <w:tc>
+          <w:tcPr>
+            <w:tcW w:type="dxa" w:w="1814"/>
+          </w:tcPr>
+          <w:p>
+            <w:pPr>
+              <w:jc w:val="center"/>
+            </w:pPr>
+            <w:r/>
+            <w:r>
+              <w:rPr>
+                <w:sz w:val="17"/>
+              </w:rPr>
+              <w:t>6</w:t>
+            </w:r>
+          </w:p>
+        </w:tc>
+        <w:tc>
+          <w:tcPr>
+            <w:tcW w:type="dxa" w:w="1814"/>
+          </w:tcPr>
+          <w:p>
+            <w:pPr>
+              <w:jc w:val="center"/>
+            </w:pPr>
+            <w:r/>
+            <w:r>
+              <w:rPr>
+                <w:sz w:val="17"/>
+              </w:rPr>
+            </w:r>
+          </w:p>
+        </w:tc>
+        <w:tc>
+          <w:tcPr>
+            <w:tcW w:type="dxa" w:w="1814"/>
+          </w:tcPr>
+          <w:p>
+            <w:pPr>
+              <w:jc w:val="center"/>
+            </w:pPr>
+            <w:r/>
+            <w:r>
+              <w:rPr>
+                <w:sz w:val="17"/>
+              </w:rPr>
+            </w:r>
+          </w:p>
+        </w:tc>
+      </w:tr>
+      <w:tr>
+        <w:tc>
+          <w:tcPr>
+            <w:tcW w:type="dxa" w:w="1814"/>
+          </w:tcPr>
+          <w:p>
+            <w:r/>
+            <w:r>
+              <w:rPr>
+                <w:sz w:val="17"/>
+              </w:rPr>
+              <w:t>Montaje y alineación de motores</w:t>
+            </w:r>
+          </w:p>
+        </w:tc>
+        <w:tc>
+          <w:tcPr>
+            <w:tcW w:type="dxa" w:w="1814"/>
+          </w:tcPr>
+          <w:p>
+            <w:pPr>
+              <w:jc w:val="center"/>
+            </w:pPr>
+            <w:r/>
+            <w:r>
+              <w:rPr>
+                <w:sz w:val="17"/>
+              </w:rPr>
+              <w:t>u</w:t>
+            </w:r>
+          </w:p>
+        </w:tc>
+        <w:tc>
+          <w:tcPr>
+            <w:tcW w:type="dxa" w:w="1814"/>
+          </w:tcPr>
+          <w:p>
+            <w:pPr>
+              <w:jc w:val="center"/>
+            </w:pPr>
+            <w:r/>
+            <w:r>
+              <w:rPr>
+                <w:sz w:val="17"/>
+              </w:rPr>
+              <w:t>79</w:t>
+            </w:r>
+          </w:p>
+        </w:tc>
+        <w:tc>
+          <w:tcPr>
+            <w:tcW w:type="dxa" w:w="1814"/>
+          </w:tcPr>
+          <w:p>
+            <w:pPr>
+              <w:jc w:val="center"/>
+            </w:pPr>
+            <w:r/>
+            <w:r>
+              <w:rPr>
+                <w:sz w:val="17"/>
+              </w:rPr>
+            </w:r>
+          </w:p>
+        </w:tc>
+        <w:tc>
+          <w:tcPr>
+            <w:tcW w:type="dxa" w:w="1814"/>
+          </w:tcPr>
+          <w:p>
+            <w:pPr>
+              <w:jc w:val="center"/>
+            </w:pPr>
+            <w:r/>
+            <w:r>
+              <w:rPr>
+                <w:sz w:val="17"/>
+              </w:rPr>
+            </w:r>
+          </w:p>
+        </w:tc>
+      </w:tr>
+      <w:tr>
+        <w:tc>
+          <w:tcPr>
+            <w:tcW w:type="dxa" w:w="1814"/>
+          </w:tcPr>
+          <w:p>
+            <w:r/>
+            <w:r>
+              <w:rPr>
+                <w:sz w:val="17"/>
+              </w:rPr>
+              <w:t>Precomisionado y comisionado eléctrico</w:t>
+            </w:r>
+          </w:p>
+        </w:tc>
+        <w:tc>
+          <w:tcPr>
+            <w:tcW w:type="dxa" w:w="1814"/>
+          </w:tcPr>
+          <w:p>
+            <w:pPr>
+              <w:jc w:val="center"/>
+            </w:pPr>
+            <w:r/>
+            <w:r>
+              <w:rPr>
+                <w:sz w:val="17"/>
+              </w:rPr>
+              <w:t>global</w:t>
+            </w:r>
+          </w:p>
+        </w:tc>
+        <w:tc>
+          <w:tcPr>
+            <w:tcW w:type="dxa" w:w="1814"/>
+          </w:tcPr>
+          <w:p>
+            <w:pPr>
+              <w:jc w:val="center"/>
+            </w:pPr>
+            <w:r/>
+            <w:r>
+              <w:rPr>
+                <w:sz w:val="17"/>
+              </w:rPr>
+              <w:t>1</w:t>
+            </w:r>
+          </w:p>
+        </w:tc>
+        <w:tc>
+          <w:tcPr>
+            <w:tcW w:type="dxa" w:w="1814"/>
+          </w:tcPr>
+          <w:p>
+            <w:pPr>
+              <w:jc w:val="center"/>
+            </w:pPr>
+            <w:r/>
+            <w:r>
+              <w:rPr>
+                <w:sz w:val="17"/>
+              </w:rPr>
+            </w:r>
+          </w:p>
+        </w:tc>
+        <w:tc>
+          <w:tcPr>
+            <w:tcW w:type="dxa" w:w="1814"/>
+          </w:tcPr>
+          <w:p>
+            <w:pPr>
+              <w:jc w:val="center"/>
+            </w:pPr>
+            <w:r/>
+            <w:r>
+              <w:rPr>
+                <w:sz w:val="17"/>
+              </w:rPr>
+            </w:r>
+          </w:p>
+        </w:tc>
+      </w:tr>
+    </w:tbl>
     <w:p>
       <w:pPr>
-        <w:ind w:left="360"/>
-      </w:pPr>
-      <w:r>
-        <w:rPr>
-          <w:sz w:val="20"/>
-        </w:rPr>
-        <w:t>•  Precomisionado de lazos PCS / SIS / F&amp;G: simulación de señales, matriz de causa-efecto (MCE).</w:t>
+        <w:pStyle w:val="Ttulo2"/>
+      </w:pPr>
+      <w:r>
+        <w:t>C.2  Instrumentación</w:t>
       </w:r>
     </w:p>
+    <w:tbl>
+      <w:tblPr>
+        <w:tblStyle w:val="TablaCuadro"/>
+        <w:tblW w:type="auto" w:w="0"/>
+        <w:tblLook w:firstColumn="1" w:firstRow="1" w:lastColumn="0" w:lastRow="0" w:noHBand="0" w:noVBand="1" w:val="04A0"/>
+      </w:tblPr>
+      <w:tblGrid>
+        <w:gridCol w:w="1814"/>
+        <w:gridCol w:w="1814"/>
+        <w:gridCol w:w="1814"/>
+        <w:gridCol w:w="1814"/>
+        <w:gridCol w:w="1814"/>
+      </w:tblGrid>
+      <w:tr>
+        <w:tc>
+          <w:tcPr>
+            <w:tcW w:type="dxa" w:w="1814"/>
+          </w:tcPr>
+          <w:p>
+            <w:r/>
+            <w:r>
+              <w:rPr>
+                <w:b/>
+                <w:sz w:val="17"/>
+              </w:rPr>
+              <w:t>Ítem de obra</w:t>
+            </w:r>
+          </w:p>
+        </w:tc>
+        <w:tc>
+          <w:tcPr>
+            <w:tcW w:type="dxa" w:w="1814"/>
+          </w:tcPr>
+          <w:p>
+            <w:r/>
+            <w:r>
+              <w:rPr>
+                <w:b/>
+                <w:sz w:val="17"/>
+              </w:rPr>
+              <w:t>Unidad</w:t>
+            </w:r>
+          </w:p>
+        </w:tc>
+        <w:tc>
+          <w:tcPr>
+            <w:tcW w:type="dxa" w:w="1814"/>
+          </w:tcPr>
+          <w:p>
+            <w:r/>
+            <w:r>
+              <w:rPr>
+                <w:b/>
+                <w:sz w:val="17"/>
+              </w:rPr>
+              <w:t>Cantidad</w:t>
+            </w:r>
+          </w:p>
+        </w:tc>
+        <w:tc>
+          <w:tcPr>
+            <w:tcW w:type="dxa" w:w="1814"/>
+          </w:tcPr>
+          <w:p>
+            <w:r/>
+            <w:r>
+              <w:rPr>
+                <w:b/>
+                <w:sz w:val="17"/>
+              </w:rPr>
+              <w:t>P. Unitario</w:t>
+            </w:r>
+          </w:p>
+        </w:tc>
+        <w:tc>
+          <w:tcPr>
+            <w:tcW w:type="dxa" w:w="1814"/>
+          </w:tcPr>
+          <w:p>
+            <w:r/>
+            <w:r>
+              <w:rPr>
+                <w:b/>
+                <w:sz w:val="17"/>
+              </w:rPr>
+              <w:t>Subtotal</w:t>
+            </w:r>
+          </w:p>
+        </w:tc>
+      </w:tr>
+      <w:tr>
+        <w:tc>
+          <w:tcPr>
+            <w:tcW w:type="dxa" w:w="1814"/>
+          </w:tcPr>
+          <w:p>
+            <w:r/>
+            <w:r>
+              <w:rPr>
+                <w:sz w:val="17"/>
+              </w:rPr>
+              <w:t>Tendido cables de instrumentación</w:t>
+            </w:r>
+          </w:p>
+        </w:tc>
+        <w:tc>
+          <w:tcPr>
+            <w:tcW w:type="dxa" w:w="1814"/>
+          </w:tcPr>
+          <w:p>
+            <w:pPr>
+              <w:jc w:val="center"/>
+            </w:pPr>
+            <w:r/>
+            <w:r>
+              <w:rPr>
+                <w:sz w:val="17"/>
+              </w:rPr>
+              <w:t>m</w:t>
+            </w:r>
+          </w:p>
+        </w:tc>
+        <w:tc>
+          <w:tcPr>
+            <w:tcW w:type="dxa" w:w="1814"/>
+          </w:tcPr>
+          <w:p>
+            <w:pPr>
+              <w:jc w:val="center"/>
+            </w:pPr>
+            <w:r/>
+            <w:r>
+              <w:rPr>
+                <w:sz w:val="17"/>
+              </w:rPr>
+              <w:t>65.315</w:t>
+            </w:r>
+          </w:p>
+        </w:tc>
+        <w:tc>
+          <w:tcPr>
+            <w:tcW w:type="dxa" w:w="1814"/>
+          </w:tcPr>
+          <w:p>
+            <w:pPr>
+              <w:jc w:val="center"/>
+            </w:pPr>
+            <w:r/>
+            <w:r>
+              <w:rPr>
+                <w:sz w:val="17"/>
+              </w:rPr>
+            </w:r>
+          </w:p>
+        </w:tc>
+        <w:tc>
+          <w:tcPr>
+            <w:tcW w:type="dxa" w:w="1814"/>
+          </w:tcPr>
+          <w:p>
+            <w:pPr>
+              <w:jc w:val="center"/>
+            </w:pPr>
+            <w:r/>
+            <w:r>
+              <w:rPr>
+                <w:sz w:val="17"/>
+              </w:rPr>
+            </w:r>
+          </w:p>
+        </w:tc>
+      </w:tr>
+      <w:tr>
+        <w:tc>
+          <w:tcPr>
+            <w:tcW w:type="dxa" w:w="1814"/>
+          </w:tcPr>
+          <w:p>
+            <w:r/>
+            <w:r>
+              <w:rPr>
+                <w:sz w:val="17"/>
+              </w:rPr>
+              <w:t>Conexionado de puntas (instrumentación)</w:t>
+            </w:r>
+          </w:p>
+        </w:tc>
+        <w:tc>
+          <w:tcPr>
+            <w:tcW w:type="dxa" w:w="1814"/>
+          </w:tcPr>
+          <w:p>
+            <w:pPr>
+              <w:jc w:val="center"/>
+            </w:pPr>
+            <w:r/>
+            <w:r>
+              <w:rPr>
+                <w:sz w:val="17"/>
+              </w:rPr>
+              <w:t>punta</w:t>
+            </w:r>
+          </w:p>
+        </w:tc>
+        <w:tc>
+          <w:tcPr>
+            <w:tcW w:type="dxa" w:w="1814"/>
+          </w:tcPr>
+          <w:p>
+            <w:pPr>
+              <w:jc w:val="center"/>
+            </w:pPr>
+            <w:r/>
+            <w:r>
+              <w:rPr>
+                <w:sz w:val="17"/>
+              </w:rPr>
+              <w:t>15.752</w:t>
+            </w:r>
+          </w:p>
+        </w:tc>
+        <w:tc>
+          <w:tcPr>
+            <w:tcW w:type="dxa" w:w="1814"/>
+          </w:tcPr>
+          <w:p>
+            <w:pPr>
+              <w:jc w:val="center"/>
+            </w:pPr>
+            <w:r/>
+            <w:r>
+              <w:rPr>
+                <w:sz w:val="17"/>
+              </w:rPr>
+            </w:r>
+          </w:p>
+        </w:tc>
+        <w:tc>
+          <w:tcPr>
+            <w:tcW w:type="dxa" w:w="1814"/>
+          </w:tcPr>
+          <w:p>
+            <w:pPr>
+              <w:jc w:val="center"/>
+            </w:pPr>
+            <w:r/>
+            <w:r>
+              <w:rPr>
+                <w:sz w:val="17"/>
+              </w:rPr>
+            </w:r>
+          </w:p>
+        </w:tc>
+      </w:tr>
+      <w:tr>
+        <w:tc>
+          <w:tcPr>
+            <w:tcW w:type="dxa" w:w="1814"/>
+          </w:tcPr>
+          <w:p>
+            <w:r/>
+            <w:r>
+              <w:rPr>
+                <w:sz w:val="17"/>
+              </w:rPr>
+              <w:t>Montaje de instrumentos en línea</w:t>
+            </w:r>
+          </w:p>
+        </w:tc>
+        <w:tc>
+          <w:tcPr>
+            <w:tcW w:type="dxa" w:w="1814"/>
+          </w:tcPr>
+          <w:p>
+            <w:pPr>
+              <w:jc w:val="center"/>
+            </w:pPr>
+            <w:r/>
+            <w:r>
+              <w:rPr>
+                <w:sz w:val="17"/>
+              </w:rPr>
+              <w:t>u</w:t>
+            </w:r>
+          </w:p>
+        </w:tc>
+        <w:tc>
+          <w:tcPr>
+            <w:tcW w:type="dxa" w:w="1814"/>
+          </w:tcPr>
+          <w:p>
+            <w:pPr>
+              <w:jc w:val="center"/>
+            </w:pPr>
+            <w:r/>
+            <w:r>
+              <w:rPr>
+                <w:sz w:val="17"/>
+              </w:rPr>
+              <w:t>920</w:t>
+            </w:r>
+          </w:p>
+        </w:tc>
+        <w:tc>
+          <w:tcPr>
+            <w:tcW w:type="dxa" w:w="1814"/>
+          </w:tcPr>
+          <w:p>
+            <w:pPr>
+              <w:jc w:val="center"/>
+            </w:pPr>
+            <w:r/>
+            <w:r>
+              <w:rPr>
+                <w:sz w:val="17"/>
+              </w:rPr>
+            </w:r>
+          </w:p>
+        </w:tc>
+        <w:tc>
+          <w:tcPr>
+            <w:tcW w:type="dxa" w:w="1814"/>
+          </w:tcPr>
+          <w:p>
+            <w:pPr>
+              <w:jc w:val="center"/>
+            </w:pPr>
+            <w:r/>
+            <w:r>
+              <w:rPr>
+                <w:sz w:val="17"/>
+              </w:rPr>
+            </w:r>
+          </w:p>
+        </w:tc>
+      </w:tr>
+      <w:tr>
+        <w:tc>
+          <w:tcPr>
+            <w:tcW w:type="dxa" w:w="1814"/>
+          </w:tcPr>
+          <w:p>
+            <w:r/>
+            <w:r>
+              <w:rPr>
+                <w:sz w:val="17"/>
+              </w:rPr>
+              <w:t>Montaje de instrumentos de montaje específico</w:t>
+            </w:r>
+          </w:p>
+        </w:tc>
+        <w:tc>
+          <w:tcPr>
+            <w:tcW w:type="dxa" w:w="1814"/>
+          </w:tcPr>
+          <w:p>
+            <w:pPr>
+              <w:jc w:val="center"/>
+            </w:pPr>
+            <w:r/>
+            <w:r>
+              <w:rPr>
+                <w:sz w:val="17"/>
+              </w:rPr>
+              <w:t>u</w:t>
+            </w:r>
+          </w:p>
+        </w:tc>
+        <w:tc>
+          <w:tcPr>
+            <w:tcW w:type="dxa" w:w="1814"/>
+          </w:tcPr>
+          <w:p>
+            <w:pPr>
+              <w:jc w:val="center"/>
+            </w:pPr>
+            <w:r/>
+            <w:r>
+              <w:rPr>
+                <w:sz w:val="17"/>
+              </w:rPr>
+              <w:t>1.878</w:t>
+            </w:r>
+          </w:p>
+        </w:tc>
+        <w:tc>
+          <w:tcPr>
+            <w:tcW w:type="dxa" w:w="1814"/>
+          </w:tcPr>
+          <w:p>
+            <w:pPr>
+              <w:jc w:val="center"/>
+            </w:pPr>
+            <w:r/>
+            <w:r>
+              <w:rPr>
+                <w:sz w:val="17"/>
+              </w:rPr>
+            </w:r>
+          </w:p>
+        </w:tc>
+        <w:tc>
+          <w:tcPr>
+            <w:tcW w:type="dxa" w:w="1814"/>
+          </w:tcPr>
+          <w:p>
+            <w:pPr>
+              <w:jc w:val="center"/>
+            </w:pPr>
+            <w:r/>
+            <w:r>
+              <w:rPr>
+                <w:sz w:val="17"/>
+              </w:rPr>
+            </w:r>
+          </w:p>
+        </w:tc>
+      </w:tr>
+      <w:tr>
+        <w:tc>
+          <w:tcPr>
+            <w:tcW w:type="dxa" w:w="1814"/>
+          </w:tcPr>
+          <w:p>
+            <w:r/>
+            <w:r>
+              <w:rPr>
+                <w:sz w:val="17"/>
+              </w:rPr>
+              <w:t>Montaje de tableros en Sala INS (PCS / marshalling)</w:t>
+            </w:r>
+          </w:p>
+        </w:tc>
+        <w:tc>
+          <w:tcPr>
+            <w:tcW w:type="dxa" w:w="1814"/>
+          </w:tcPr>
+          <w:p>
+            <w:pPr>
+              <w:jc w:val="center"/>
+            </w:pPr>
+            <w:r/>
+            <w:r>
+              <w:rPr>
+                <w:sz w:val="17"/>
+              </w:rPr>
+              <w:t>u</w:t>
+            </w:r>
+          </w:p>
+        </w:tc>
+        <w:tc>
+          <w:tcPr>
+            <w:tcW w:type="dxa" w:w="1814"/>
+          </w:tcPr>
+          <w:p>
+            <w:pPr>
+              <w:jc w:val="center"/>
+            </w:pPr>
+            <w:r/>
+            <w:r>
+              <w:rPr>
+                <w:sz w:val="17"/>
+              </w:rPr>
+              <w:t>3</w:t>
+            </w:r>
+          </w:p>
+        </w:tc>
+        <w:tc>
+          <w:tcPr>
+            <w:tcW w:type="dxa" w:w="1814"/>
+          </w:tcPr>
+          <w:p>
+            <w:pPr>
+              <w:jc w:val="center"/>
+            </w:pPr>
+            <w:r/>
+            <w:r>
+              <w:rPr>
+                <w:sz w:val="17"/>
+              </w:rPr>
+            </w:r>
+          </w:p>
+        </w:tc>
+        <w:tc>
+          <w:tcPr>
+            <w:tcW w:type="dxa" w:w="1814"/>
+          </w:tcPr>
+          <w:p>
+            <w:pPr>
+              <w:jc w:val="center"/>
+            </w:pPr>
+            <w:r/>
+            <w:r>
+              <w:rPr>
+                <w:sz w:val="17"/>
+              </w:rPr>
+            </w:r>
+          </w:p>
+        </w:tc>
+      </w:tr>
+      <w:tr>
+        <w:tc>
+          <w:tcPr>
+            <w:tcW w:type="dxa" w:w="1814"/>
+          </w:tcPr>
+          <w:p>
+            <w:r/>
+            <w:r>
+              <w:rPr>
+                <w:sz w:val="17"/>
+              </w:rPr>
+              <w:t>Montaje de cajas de conexión (JB)</w:t>
+            </w:r>
+          </w:p>
+        </w:tc>
+        <w:tc>
+          <w:tcPr>
+            <w:tcW w:type="dxa" w:w="1814"/>
+          </w:tcPr>
+          <w:p>
+            <w:pPr>
+              <w:jc w:val="center"/>
+            </w:pPr>
+            <w:r/>
+            <w:r>
+              <w:rPr>
+                <w:sz w:val="17"/>
+              </w:rPr>
+              <w:t>u</w:t>
+            </w:r>
+          </w:p>
+        </w:tc>
+        <w:tc>
+          <w:tcPr>
+            <w:tcW w:type="dxa" w:w="1814"/>
+          </w:tcPr>
+          <w:p>
+            <w:pPr>
+              <w:jc w:val="center"/>
+            </w:pPr>
+            <w:r/>
+            <w:r>
+              <w:rPr>
+                <w:sz w:val="17"/>
+              </w:rPr>
+              <w:t>a relevar</w:t>
+            </w:r>
+          </w:p>
+        </w:tc>
+        <w:tc>
+          <w:tcPr>
+            <w:tcW w:type="dxa" w:w="1814"/>
+          </w:tcPr>
+          <w:p>
+            <w:pPr>
+              <w:jc w:val="center"/>
+            </w:pPr>
+            <w:r/>
+            <w:r>
+              <w:rPr>
+                <w:sz w:val="17"/>
+              </w:rPr>
+            </w:r>
+          </w:p>
+        </w:tc>
+        <w:tc>
+          <w:tcPr>
+            <w:tcW w:type="dxa" w:w="1814"/>
+          </w:tcPr>
+          <w:p>
+            <w:pPr>
+              <w:jc w:val="center"/>
+            </w:pPr>
+            <w:r/>
+            <w:r>
+              <w:rPr>
+                <w:sz w:val="17"/>
+              </w:rPr>
+            </w:r>
+          </w:p>
+        </w:tc>
+      </w:tr>
+      <w:tr>
+        <w:tc>
+          <w:tcPr>
+            <w:tcW w:type="dxa" w:w="1814"/>
+          </w:tcPr>
+          <w:p>
+            <w:r/>
+            <w:r>
+              <w:rPr>
+                <w:sz w:val="17"/>
+              </w:rPr>
+              <w:t>Loop check / prueba de señales en campo</w:t>
+            </w:r>
+          </w:p>
+        </w:tc>
+        <w:tc>
+          <w:tcPr>
+            <w:tcW w:type="dxa" w:w="1814"/>
+          </w:tcPr>
+          <w:p>
+            <w:pPr>
+              <w:jc w:val="center"/>
+            </w:pPr>
+            <w:r/>
+            <w:r>
+              <w:rPr>
+                <w:sz w:val="17"/>
+              </w:rPr>
+              <w:t>lazo</w:t>
+            </w:r>
+          </w:p>
+        </w:tc>
+        <w:tc>
+          <w:tcPr>
+            <w:tcW w:type="dxa" w:w="1814"/>
+          </w:tcPr>
+          <w:p>
+            <w:pPr>
+              <w:jc w:val="center"/>
+            </w:pPr>
+            <w:r/>
+            <w:r>
+              <w:rPr>
+                <w:sz w:val="17"/>
+              </w:rPr>
+              <w:t>885</w:t>
+            </w:r>
+          </w:p>
+        </w:tc>
+        <w:tc>
+          <w:tcPr>
+            <w:tcW w:type="dxa" w:w="1814"/>
+          </w:tcPr>
+          <w:p>
+            <w:pPr>
+              <w:jc w:val="center"/>
+            </w:pPr>
+            <w:r/>
+            <w:r>
+              <w:rPr>
+                <w:sz w:val="17"/>
+              </w:rPr>
+            </w:r>
+          </w:p>
+        </w:tc>
+        <w:tc>
+          <w:tcPr>
+            <w:tcW w:type="dxa" w:w="1814"/>
+          </w:tcPr>
+          <w:p>
+            <w:pPr>
+              <w:jc w:val="center"/>
+            </w:pPr>
+            <w:r/>
+            <w:r>
+              <w:rPr>
+                <w:sz w:val="17"/>
+              </w:rPr>
+            </w:r>
+          </w:p>
+        </w:tc>
+      </w:tr>
+      <w:tr>
+        <w:tc>
+          <w:tcPr>
+            <w:tcW w:type="dxa" w:w="1814"/>
+          </w:tcPr>
+          <w:p>
+            <w:r/>
+            <w:r>
+              <w:rPr>
+                <w:sz w:val="17"/>
+              </w:rPr>
+              <w:t>Precomisionado y comisionado de instrumentación</w:t>
+            </w:r>
+          </w:p>
+        </w:tc>
+        <w:tc>
+          <w:tcPr>
+            <w:tcW w:type="dxa" w:w="1814"/>
+          </w:tcPr>
+          <w:p>
+            <w:pPr>
+              <w:jc w:val="center"/>
+            </w:pPr>
+            <w:r/>
+            <w:r>
+              <w:rPr>
+                <w:sz w:val="17"/>
+              </w:rPr>
+              <w:t>global</w:t>
+            </w:r>
+          </w:p>
+        </w:tc>
+        <w:tc>
+          <w:tcPr>
+            <w:tcW w:type="dxa" w:w="1814"/>
+          </w:tcPr>
+          <w:p>
+            <w:pPr>
+              <w:jc w:val="center"/>
+            </w:pPr>
+            <w:r/>
+            <w:r>
+              <w:rPr>
+                <w:sz w:val="17"/>
+              </w:rPr>
+              <w:t>1</w:t>
+            </w:r>
+          </w:p>
+        </w:tc>
+        <w:tc>
+          <w:tcPr>
+            <w:tcW w:type="dxa" w:w="1814"/>
+          </w:tcPr>
+          <w:p>
+            <w:pPr>
+              <w:jc w:val="center"/>
+            </w:pPr>
+            <w:r/>
+            <w:r>
+              <w:rPr>
+                <w:sz w:val="17"/>
+              </w:rPr>
+            </w:r>
+          </w:p>
+        </w:tc>
+        <w:tc>
+          <w:tcPr>
+            <w:tcW w:type="dxa" w:w="1814"/>
+          </w:tcPr>
+          <w:p>
+            <w:pPr>
+              <w:jc w:val="center"/>
+            </w:pPr>
+            <w:r/>
+            <w:r>
+              <w:rPr>
+                <w:sz w:val="17"/>
+              </w:rPr>
+            </w:r>
+          </w:p>
+        </w:tc>
+      </w:tr>
+    </w:tbl>
     <w:p>
       <w:r>
-        <w:t>Comisionado integrado con PCS (Inauco), SIS (HIMA) y SCADA: pruebas funcionales y de seguridad.</w:t>
-      </w:r>
-    </w:p>
-    <w:p>
-      <w:pPr>
-        <w:ind w:left="360"/>
-      </w:pPr>
-      <w:r>
-        <w:rPr>
-          <w:sz w:val="20"/>
-        </w:rPr>
-        <w:t>•  Comisionado integrado con PCS (Inauco), SIS (HIMA) y SCADA: pruebas funcionales y de seguridad.</w:t>
-      </w:r>
-    </w:p>
-    <w:p>
-      <w:r>
-        <w:t>Personal: técnicos instrumentistas, especialistas en calibración, ingeniería de lazos y comisionado IN.</w:t>
-      </w:r>
-    </w:p>
-    <w:p>
-      <w:pPr>
-        <w:ind w:left="360"/>
-      </w:pPr>
-      <w:r>
-        <w:rPr>
-          <w:sz w:val="20"/>
-        </w:rPr>
-        <w:t>•  Personal: técnicos instrumentistas, especialistas en calibración, ingeniería de lazos y comisionado IN.</w:t>
-      </w:r>
-    </w:p>
-    <w:p>
-      <w:r>
-        <w:br w:type="page"/>
-      </w:r>
-    </w:p>
-    <w:p>
-      <w:pPr>
-        <w:pStyle w:val="Ttulo1"/>
-      </w:pPr>
-      <w:r>
-        <w:t>NOTA SOBRE LAS CANTIDADES</w:t>
-      </w:r>
-    </w:p>
-    <w:p>
-      <w:r>
-        <w:rPr>
-          <w:b w:val="0"/>
-          <w:i w:val="0"/>
-          <w:sz w:val="20"/>
-        </w:rPr>
-        <w:t>Las cantidades de estos anexos provienen de la ingeniería vigente del proyecto (listas de instrumentos ACAL-00102 / ACAL-00670, análisis de cables eléctricos Rev.4 y de cables de instrumentación Rev.0) y son REPRESENTATIVAS para el dimensionamiento de personal y herramientas. Están sujetas a la revisión de ingeniería y al relevamiento de obra. El cómputo final para certificación se ajustará a planos 'For Construction'.</w:t>
-      </w:r>
-    </w:p>
-    <w:p>
-      <w:r>
-        <w:rPr>
-          <w:b w:val="0"/>
+        <w:rPr>
           <w:i/>
           <w:color w:val="555555"/>
           <w:sz w:val="18"/>
         </w:rPr>
-        <w:t>Documento: Pliego subcontrato E&amp;I — Revisión 1 — 30-06-2026. Anexos E (Electricidad) e I (Instrumentación) agregados; cuerpo principal del Pliego sin modificaciones.</w:t>
+        <w:t>Nota: la planilla es indicativa para la cotización; el cómputo final para certificación se ajustará a planos 'For Construction' y al relevamiento de obra.</w:t>
+      </w:r>
+    </w:p>
+    <w:p>
+      <w:r/>
+    </w:p>
+    <w:p>
+      <w:r>
+        <w:rPr>
+          <w:i/>
+          <w:color w:val="555555"/>
+          <w:sz w:val="18"/>
+        </w:rPr>
+        <w:t>Documento: Pliego subcontrato E&amp;I — Revisión 1 — 30-06-2026. Anexos E (Electricidad), I (Instrumentación) y C (Planilla de cómputo) agregados como continuidad; cuerpo principal del Pliego sin modificaciones.</w:t>
       </w:r>
     </w:p>
     <w:sectPr>
